--- a/eng/docx/64.content.docx
+++ b/eng/docx/64.content.docx
@@ -4,39 +4,88 @@
   <w:body>
     <w:p/>
     <w:p>
-      <w:r/>
+      <w:pPr/>
+      <w:r>
+        <w:rPr>
+          <w:lang w:val="en_US" w:bidi="en_US"/>
+        </w:rPr>
+      </w:r>
     </w:p>
     <w:p>
       <w:pPr>
         <w:pStyle w:val="Heading2"/>
       </w:pPr>
       <w:r>
+        <w:rPr>
+          <w:lang w:val="en_US" w:bidi="en_US"/>
+        </w:rPr>
+        <w:t>Resource: Translation Notes (unfoldingWord)</w:t>
+      </w:r>
+      <w:r>
+        <w:rPr>
+          <w:lang w:val="en_US" w:bidi="en_US"/>
+        </w:rPr>
+      </w:r>
+    </w:p>
+    <w:p>
+      <w:pPr>
+        <w:pStyle w:val="Heading2"/>
+      </w:pPr>
+      <w:r>
+        <w:rPr>
+          <w:lang w:val="en_US" w:bidi="en_US"/>
+        </w:rPr>
         <w:t>License Information</w:t>
       </w:r>
-      <w:r/>
-    </w:p>
-    <w:p>
-      <w:r/>
-      <w:r>
-        <w:rPr>
-          <w:b/>
+      <w:r>
+        <w:rPr>
+          <w:lang w:val="en_US" w:bidi="en_US"/>
+        </w:rPr>
+      </w:r>
+    </w:p>
+    <w:p>
+      <w:pPr/>
+      <w:r>
+        <w:rPr>
+          <w:lang w:val="en_US" w:bidi="en_US"/>
+        </w:rPr>
+      </w:r>
+      <w:r>
+        <w:rPr>
+          <w:b/>
+          <w:lang w:val="en_US" w:bidi="en_US"/>
         </w:rPr>
         <w:t>Translation Notes (unfoldingWord)</w:t>
       </w:r>
       <w:r>
+        <w:rPr>
+          <w:lang w:val="en_US" w:bidi="en_US"/>
+        </w:rPr>
         <w:t xml:space="preserve"> is based on</w:t>
       </w:r>
       <w:r>
+        <w:rPr>
+          <w:lang w:val="en_US" w:bidi="en_US"/>
+        </w:rPr>
         <w:t xml:space="preserve">: </w:t>
       </w:r>
       <w:r>
+        <w:rPr>
+          <w:lang w:val="en_US" w:bidi="en_US"/>
+        </w:rPr>
         <w:t>unfoldingWord® Translation Notes</w:t>
       </w:r>
       <w:r>
+        <w:rPr>
+          <w:lang w:val="en_US" w:bidi="en_US"/>
+        </w:rPr>
         <w:t xml:space="preserve">, </w:t>
       </w:r>
       <w:hyperlink r:id="rId13">
         <w:r>
+          <w:rPr>
+            <w:lang w:val="en_US" w:bidi="en_US"/>
+          </w:rPr>
           <w:rPr>
             <w:color w:val="0000EE"/>
             <w:u w:val="single"/>
@@ -45,10 +94,16 @@
         </w:r>
       </w:hyperlink>
       <w:r>
+        <w:rPr>
+          <w:lang w:val="en_US" w:bidi="en_US"/>
+        </w:rPr>
         <w:t xml:space="preserve">, 2022, which is licensed under a </w:t>
       </w:r>
       <w:hyperlink r:id="rId14">
         <w:r>
+          <w:rPr>
+            <w:lang w:val="en_US" w:bidi="en_US"/>
+          </w:rPr>
           <w:rPr>
             <w:color w:val="0000EE"/>
             <w:u w:val="single"/>
@@ -57,23 +112,49 @@
         </w:r>
       </w:hyperlink>
       <w:r>
+        <w:rPr>
+          <w:lang w:val="en_US" w:bidi="en_US"/>
+        </w:rPr>
         <w:t>.</w:t>
       </w:r>
-      <w:r/>
-    </w:p>
-    <w:p>
-      <w:r/>
-      <w:r>
+      <w:r>
+        <w:rPr>
+          <w:lang w:val="en_US" w:bidi="en_US"/>
+        </w:rPr>
+      </w:r>
+    </w:p>
+    <w:p>
+      <w:pPr/>
+      <w:r>
+        <w:rPr>
+          <w:lang w:val="en_US" w:bidi="en_US"/>
+        </w:rPr>
+      </w:r>
+      <w:r>
+        <w:rPr>
+          <w:lang w:val="en_US" w:bidi="en_US"/>
+        </w:rPr>
         <w:t>This PDF version is provided under the same license.</w:t>
       </w:r>
-      <w:r/>
-      <w:r/>
+      <w:r>
+        <w:rPr>
+          <w:lang w:val="en_US" w:bidi="en_US"/>
+        </w:rPr>
+      </w:r>
+      <w:r>
+        <w:rPr>
+          <w:lang w:val="en_US" w:bidi="en_US"/>
+        </w:rPr>
+      </w:r>
     </w:p>
     <w:p>
       <w:pPr>
         <w:pStyle w:val="Heading1"/>
       </w:pPr>
       <w:r>
+        <w:rPr>
+          <w:lang w:val="en_US" w:bidi="en_US"/>
+        </w:rPr>
         <w:t>Translation Notes (unfoldingWord)</w:t>
       </w:r>
     </w:p>
@@ -96,22 +177,120 @@
       </w:pPr>
     </w:p>
     <w:p>
-      <w:r/>
+      <w:pPr/>
+      <w:r>
+        <w:rPr>
+          <w:lang w:val="en_US" w:bidi="en_US"/>
+        </w:rPr>
+      </w:r>
     </w:p>
     <w:p>
       <w:pPr>
         <w:pStyle w:val="Heading2"/>
       </w:pPr>
       <w:r>
+        <w:rPr>
+          <w:lang w:val="en_US" w:bidi="en_US"/>
+        </w:rPr>
+        <w:t>3JN</w:t>
+      </w:r>
+      <w:r>
+        <w:rPr>
+          <w:lang w:val="en_US" w:bidi="en_US"/>
+        </w:rPr>
+      </w:r>
+    </w:p>
+    <w:p>
+      <w:pPr/>
+      <w:r>
+        <w:rPr>
+          <w:lang w:val="en_US" w:bidi="en_US"/>
+        </w:rPr>
+      </w:r>
+      <w:r>
+        <w:rPr>
+          <w:i/>
+          <w:lang w:val="en_US" w:bidi="en_US"/>
+        </w:rPr>
+        <w:t>3 John - Introduction, 3 John 1:1 (#1), 3 John 1:1 (#2), 3 John 1:1 (#3), 3 John 1:3 (#1), 3 John 1:3 (#2), 3 John 1:3 (#3), 3 John 1:3 (#4), 3 John 1:4 (#1), 3 John 1:4 (#2), 3 John 1:4 (#3), 3 John 1:4 (#4), 3 John 1:5 (#1), 3 John 1:6 (#1), 3 John 1:6 (#2), 3 John 1:6–7 (#1), 3 John 1:7 (#1), 3 John 1:7 (#2), 3 John 1:7 (#3), 3 John 1:8 (#1), 3 John 1:8 (#2), 3 John 1:8 (#3), 3 John 1:8 (#4), 3 John 1:8 (#5), 3 John 1:8 (#6), 3 John 1:8 (#7), 3 John 1:9 (#1), 3 John 1:9 (#2), 3 John 1:9 (#3), 3 John 1:9 (#4), 3 John 1:9 (#5), 3 John 1:9 (#6), 3 John 1:10 (#1), 3 John 1:10 (#2), 3 John 1:10 (#3), 3 John 1:10 (#4), 3 John 1:10 (#5), 3 John 1:10 (#6), 3 John 1:10 (#7), 3 John 1:11 (#1), 3 John 1:11 (#2), 3 John 1:11 (#3), 3 John 1:12 (#1), 3 John 1:12 (#2), 3 John 1:12 (#3), 3 John 1:12 (#4), 3 John 1:12 (#5), 3 John 1:12 (#6), 3 John 1:12 (#7), 3 John 1:12 (#8), 3 John 1:13 (#1), 3 John 1:14 (#1), 3 John 1:15 (#1), 3 John 1:15 (#2), 3 John 1:15 (#3), 3 John 1:15 (#4), 3 John 1:15 (#5)</w:t>
+      </w:r>
+      <w:r>
+        <w:rPr>
+          <w:lang w:val="en_US" w:bidi="en_US"/>
+        </w:rPr>
+      </w:r>
+    </w:p>
+    <w:p>
+      <w:pPr/>
+      <w:r>
+        <w:rPr>
+          <w:lang w:val="en_US" w:bidi="en_US"/>
+        </w:rPr>
+      </w:r>
+      <w:r>
+        <w:rPr>
+          <w:lang w:val="en_US" w:bidi="en_US"/>
+        </w:rPr>
+        <w:t xml:space="preserve"> </w:t>
+      </w:r>
+      <w:r>
+        <w:rPr>
+          <w:lang w:val="en_US" w:bidi="en_US"/>
+        </w:rPr>
+      </w:r>
+      <w:r>
+        <w:rPr>
+          <w:lang w:val="en_US" w:bidi="en_US"/>
+        </w:rPr>
+      </w:r>
+    </w:p>
+    <w:p>
+      <w:pPr>
+        <w:sectPr>
+          <w:footnotePr>
+            <w:numRestart w:val="eachSect"/>
+          </w:footnotePr>
+          <w:type w:val="continuous"/>
+          <w:pgSz w:w="12240" w:h="15840" w:code="1"/>
+          <w:pgMar w:top="1440" w:right="1440" w:bottom="1440" w:left="1440" w:header="504" w:footer="504" w:gutter="0"/>
+          <w:cols w:space="708"/>
+          <w:titlePg/>
+          <w:docGrid w:linePitch="360"/>
+        </w:sectPr>
+      </w:pPr>
+    </w:p>
+    <w:p>
+      <w:pPr/>
+      <w:r>
+        <w:rPr>
+          <w:lang w:val="en_US" w:bidi="en_US"/>
+        </w:rPr>
+      </w:r>
+    </w:p>
+    <w:p>
+      <w:pPr>
+        <w:pStyle w:val="Heading2"/>
+      </w:pPr>
+      <w:r>
+        <w:rPr>
+          <w:lang w:val="en_US" w:bidi="en_US"/>
+        </w:rPr>
         <w:t>3 John - Introduction</w:t>
       </w:r>
-      <w:r/>
+      <w:r>
+        <w:rPr>
+          <w:lang w:val="en_US" w:bidi="en_US"/>
+        </w:rPr>
+      </w:r>
     </w:p>
     <w:p>
       <w:pPr>
         <w:pStyle w:val="Heading3"/>
       </w:pPr>
       <w:r>
+        <w:rPr>
+          <w:lang w:val="en_US" w:bidi="en_US"/>
+        </w:rPr>
         <w:t>Part 1: General Introduction</w:t>
       </w:r>
     </w:p>
@@ -120,7 +299,32 @@
         <w:pStyle w:val="Heading4"/>
       </w:pPr>
       <w:r>
+        <w:rPr>
+          <w:lang w:val="en_US" w:bidi="en_US"/>
+        </w:rPr>
         <w:t>Outline of the book of 3 John</w:t>
+      </w:r>
+    </w:p>
+    <w:p>
+      <w:pPr>
+        <w:pStyle w:val="ListNumber"/>
+        <w:numPr>
+          <w:ilvl w:val="0"/>
+          <w:numId w:val="14"/>
+        </w:numPr>
+        <w:spacing w:line="240" w:lineRule="auto"/>
+        <w:ind w:left="720"/>
+      </w:pPr>
+      <w:r>
+        <w:rPr>
+          <w:lang w:val="en_US" w:bidi="en_US"/>
+        </w:rPr>
+      </w:r>
+      <w:r>
+        <w:rPr>
+          <w:lang w:val="en_US" w:bidi="en_US"/>
+        </w:rPr>
+        <w:t>Introduction (1:1)</w:t>
       </w:r>
     </w:p>
     <w:p>
@@ -129,9 +333,16 @@
         <w:spacing w:line="240" w:lineRule="auto"/>
         <w:ind w:left="720"/>
       </w:pPr>
-      <w:r/>
-      <w:r>
-        <w:t>Introduction (1:1)</w:t>
+      <w:r>
+        <w:rPr>
+          <w:lang w:val="en_US" w:bidi="en_US"/>
+        </w:rPr>
+      </w:r>
+      <w:r>
+        <w:rPr>
+          <w:lang w:val="en_US" w:bidi="en_US"/>
+        </w:rPr>
+        <w:t>Encouragement and instructions to show hospitality (1:2–8)</w:t>
       </w:r>
     </w:p>
     <w:p>
@@ -140,9 +351,16 @@
         <w:spacing w:line="240" w:lineRule="auto"/>
         <w:ind w:left="720"/>
       </w:pPr>
-      <w:r/>
-      <w:r>
-        <w:t>Encouragement and instructions to show hospitality (1:2–8)</w:t>
+      <w:r>
+        <w:rPr>
+          <w:lang w:val="en_US" w:bidi="en_US"/>
+        </w:rPr>
+      </w:r>
+      <w:r>
+        <w:rPr>
+          <w:lang w:val="en_US" w:bidi="en_US"/>
+        </w:rPr>
+        <w:t>Condemnation of Diotrephes (1:9–10)</w:t>
       </w:r>
     </w:p>
     <w:p>
@@ -151,9 +369,16 @@
         <w:spacing w:line="240" w:lineRule="auto"/>
         <w:ind w:left="720"/>
       </w:pPr>
-      <w:r/>
-      <w:r>
-        <w:t>Condemnation of Diotrephes (1:9–10)</w:t>
+      <w:r>
+        <w:rPr>
+          <w:lang w:val="en_US" w:bidi="en_US"/>
+        </w:rPr>
+      </w:r>
+      <w:r>
+        <w:rPr>
+          <w:lang w:val="en_US" w:bidi="en_US"/>
+        </w:rPr>
+        <w:t>Instructions to imitate what is good (1:11)</w:t>
       </w:r>
     </w:p>
     <w:p>
@@ -162,9 +387,16 @@
         <w:spacing w:line="240" w:lineRule="auto"/>
         <w:ind w:left="720"/>
       </w:pPr>
-      <w:r/>
-      <w:r>
-        <w:t>Instructions to imitate what is good (1:11)</w:t>
+      <w:r>
+        <w:rPr>
+          <w:lang w:val="en_US" w:bidi="en_US"/>
+        </w:rPr>
+      </w:r>
+      <w:r>
+        <w:rPr>
+          <w:lang w:val="en_US" w:bidi="en_US"/>
+        </w:rPr>
+        <w:t>Praise for Demetrius (1:12)</w:t>
       </w:r>
     </w:p>
     <w:p>
@@ -173,19 +405,15 @@
         <w:spacing w:line="240" w:lineRule="auto"/>
         <w:ind w:left="720"/>
       </w:pPr>
-      <w:r/>
-      <w:r>
-        <w:t>Praise for Demetrius (1:12)</w:t>
-      </w:r>
-    </w:p>
-    <w:p>
-      <w:pPr>
-        <w:pStyle w:val="ListNumber"/>
-        <w:spacing w:line="240" w:lineRule="auto"/>
-        <w:ind w:left="720"/>
-      </w:pPr>
-      <w:r/>
-      <w:r>
+      <w:r>
+        <w:rPr>
+          <w:lang w:val="en_US" w:bidi="en_US"/>
+        </w:rPr>
+      </w:r>
+      <w:r>
+        <w:rPr>
+          <w:lang w:val="en_US" w:bidi="en_US"/>
+        </w:rPr>
         <w:t>Conclusion and greetings (1:13–15)</w:t>
       </w:r>
     </w:p>
@@ -194,21 +422,36 @@
         <w:pStyle w:val="Heading4"/>
       </w:pPr>
       <w:r>
+        <w:rPr>
+          <w:lang w:val="en_US" w:bidi="en_US"/>
+        </w:rPr>
         <w:t>Who wrote the book of 3 John?</w:t>
       </w:r>
     </w:p>
     <w:p>
-      <w:r/>
-      <w:r>
+      <w:pPr/>
+      <w:r>
+        <w:rPr>
+          <w:lang w:val="en_US" w:bidi="en_US"/>
+        </w:rPr>
+      </w:r>
+      <w:r>
+        <w:rPr>
+          <w:lang w:val="en_US" w:bidi="en_US"/>
+        </w:rPr>
         <w:t xml:space="preserve">The letter does not give the name of the author. The author only identified himself as </w:t>
       </w:r>
       <w:r>
         <w:rPr>
           <w:b/>
+          <w:lang w:val="en_US" w:bidi="en_US"/>
         </w:rPr>
         <w:t>The elder</w:t>
       </w:r>
       <w:r>
+        <w:rPr>
+          <w:lang w:val="en_US" w:bidi="en_US"/>
+        </w:rPr>
         <w:t xml:space="preserve"> (1:1). The letter was probably written by the apostle John near the end of his life, after he had written the Gospel of John and the letters 1 John and 2 John. In this letter, John referred to himself as “the elder.” This may have been because of his old age, or because he was a leader in the church, or both, since both were true. If possible, in your translation use a word in your language that can refer to both old age and church leadership.</w:t>
       </w:r>
     </w:p>
@@ -217,12 +460,23 @@
         <w:pStyle w:val="Heading4"/>
       </w:pPr>
       <w:r>
+        <w:rPr>
+          <w:lang w:val="en_US" w:bidi="en_US"/>
+        </w:rPr>
         <w:t>What is the book of 3 John about?</w:t>
       </w:r>
     </w:p>
     <w:p>
-      <w:r/>
-      <w:r>
+      <w:pPr/>
+      <w:r>
+        <w:rPr>
+          <w:lang w:val="en_US" w:bidi="en_US"/>
+        </w:rPr>
+      </w:r>
+      <w:r>
+        <w:rPr>
+          <w:lang w:val="en_US" w:bidi="en_US"/>
+        </w:rPr>
         <w:t>John wrote this letter to a believer named Gaius. He instructed Gaius to be hospitable and helpful to fellow believers who were traveling through his area. These were probably groups of traveling Christian preachers and teachers. John also warned Gaius about a bad leader in the church there named Diotrephes. He also commended a good leader there named Demetrius. This may have been someone in Gaius’s congregation whom John wanted Gaius to support as a leader rather than Diotrephes, or he may have been the person who carried this letter to Gaius and John was introducing him to Gaius. If so, he was part of the same group that had come to John; they would be traveling back to where Gaius was and then traveling farther on.</w:t>
       </w:r>
     </w:p>
@@ -231,18 +485,35 @@
         <w:pStyle w:val="Heading4"/>
       </w:pPr>
       <w:r>
+        <w:rPr>
+          <w:lang w:val="en_US" w:bidi="en_US"/>
+        </w:rPr>
         <w:t>How should the title of this book be translated?</w:t>
       </w:r>
     </w:p>
     <w:p>
-      <w:r/>
-      <w:r>
+      <w:pPr/>
+      <w:r>
+        <w:rPr>
+          <w:lang w:val="en_US" w:bidi="en_US"/>
+        </w:rPr>
+      </w:r>
+      <w:r>
+        <w:rPr>
+          <w:lang w:val="en_US" w:bidi="en_US"/>
+        </w:rPr>
         <w:t xml:space="preserve">Translators may choose to call this book by its traditional title, “3 John” or “Third John.” Or they may choose a different title, such as “The Third Letter from John” or “The Third Letter John Wrote”. (See: </w:t>
       </w:r>
       <w:r>
+        <w:rPr>
+          <w:lang w:val="en_US" w:bidi="en_US"/>
+        </w:rPr>
         <w:t>How to Translate Names</w:t>
       </w:r>
       <w:r>
+        <w:rPr>
+          <w:lang w:val="en_US" w:bidi="en_US"/>
+        </w:rPr>
         <w:t>)</w:t>
       </w:r>
     </w:p>
@@ -251,6 +522,9 @@
         <w:pStyle w:val="Heading3"/>
       </w:pPr>
       <w:r>
+        <w:rPr>
+          <w:lang w:val="en_US" w:bidi="en_US"/>
+        </w:rPr>
         <w:t>Part 2: Important Religious and Cultural Concepts</w:t>
       </w:r>
     </w:p>
@@ -259,12 +533,23 @@
         <w:pStyle w:val="Heading4"/>
       </w:pPr>
       <w:r>
+        <w:rPr>
+          <w:lang w:val="en_US" w:bidi="en_US"/>
+        </w:rPr>
         <w:t>What is hospitality?</w:t>
       </w:r>
     </w:p>
     <w:p>
-      <w:r/>
-      <w:r>
+      <w:pPr/>
+      <w:r>
+        <w:rPr>
+          <w:lang w:val="en_US" w:bidi="en_US"/>
+        </w:rPr>
+      </w:r>
+      <w:r>
+        <w:rPr>
+          <w:lang w:val="en_US" w:bidi="en_US"/>
+        </w:rPr>
         <w:t>Hospitality was an important concept in the ancient Near East. It was important to be friendly towards foreigners or outsiders and provide help to them if they needed it. In 2 John, John discouraged Christians from showing hospitality to false teachers. In 3 John, John encouraged Christians to show hospitality to faithful teachers.</w:t>
       </w:r>
     </w:p>
@@ -273,6 +558,9 @@
         <w:pStyle w:val="Heading3"/>
       </w:pPr>
       <w:r>
+        <w:rPr>
+          <w:lang w:val="en_US" w:bidi="en_US"/>
+        </w:rPr>
         <w:t>Part 3: Important Translation Issues</w:t>
       </w:r>
     </w:p>
@@ -281,72 +569,115 @@
         <w:pStyle w:val="Heading4"/>
       </w:pPr>
       <w:r>
+        <w:rPr>
+          <w:lang w:val="en_US" w:bidi="en_US"/>
+        </w:rPr>
         <w:t>How does the author use family relationships in his letter?</w:t>
       </w:r>
     </w:p>
     <w:p>
-      <w:r/>
-      <w:r>
+      <w:pPr/>
+      <w:r>
+        <w:rPr>
+          <w:lang w:val="en_US" w:bidi="en_US"/>
+        </w:rPr>
+      </w:r>
+      <w:r>
+        <w:rPr>
+          <w:lang w:val="en_US" w:bidi="en_US"/>
+        </w:rPr>
         <w:t xml:space="preserve">The author used the terms </w:t>
       </w:r>
       <w:r>
         <w:rPr>
           <w:b/>
+          <w:lang w:val="en_US" w:bidi="en_US"/>
         </w:rPr>
         <w:t>brother</w:t>
       </w:r>
       <w:r>
+        <w:rPr>
+          <w:lang w:val="en_US" w:bidi="en_US"/>
+        </w:rPr>
         <w:t xml:space="preserve"> and </w:t>
       </w:r>
       <w:r>
         <w:rPr>
           <w:b/>
+          <w:lang w:val="en_US" w:bidi="en_US"/>
         </w:rPr>
         <w:t>children</w:t>
       </w:r>
       <w:r>
+        <w:rPr>
+          <w:lang w:val="en_US" w:bidi="en_US"/>
+        </w:rPr>
         <w:t xml:space="preserve"> in a way that can be confusing. The Old Testament scriptures often used the term </w:t>
       </w:r>
       <w:r>
         <w:rPr>
           <w:b/>
+          <w:lang w:val="en_US" w:bidi="en_US"/>
         </w:rPr>
         <w:t>brothers</w:t>
       </w:r>
       <w:r>
+        <w:rPr>
+          <w:lang w:val="en_US" w:bidi="en_US"/>
+        </w:rPr>
         <w:t xml:space="preserve"> to refer to fellow Jews. But in this letter, John used the word to refer to fellow Christians. Also, John called some believers his </w:t>
       </w:r>
       <w:r>
         <w:rPr>
           <w:b/>
+          <w:lang w:val="en_US" w:bidi="en_US"/>
         </w:rPr>
         <w:t>children</w:t>
       </w:r>
       <w:r>
+        <w:rPr>
+          <w:lang w:val="en_US" w:bidi="en_US"/>
+        </w:rPr>
         <w:t>. He meant this in a spiritual sense; these were believers whom he had taught to obey Christ.</w:t>
       </w:r>
     </w:p>
     <w:p>
-      <w:r/>
-      <w:r>
+      <w:pPr/>
+      <w:r>
+        <w:rPr>
+          <w:lang w:val="en_US" w:bidi="en_US"/>
+        </w:rPr>
+      </w:r>
+      <w:r>
+        <w:rPr>
+          <w:lang w:val="en_US" w:bidi="en_US"/>
+        </w:rPr>
         <w:t xml:space="preserve">John also used the term </w:t>
       </w:r>
       <w:r>
         <w:rPr>
           <w:b/>
+          <w:lang w:val="en_US" w:bidi="en_US"/>
         </w:rPr>
         <w:t>Gentile</w:t>
       </w:r>
       <w:r>
+        <w:rPr>
+          <w:lang w:val="en_US" w:bidi="en_US"/>
+        </w:rPr>
         <w:t xml:space="preserve"> in a way that could be confusing. The scriptures often used the term </w:t>
       </w:r>
       <w:r>
         <w:rPr>
           <w:b/>
+          <w:lang w:val="en_US" w:bidi="en_US"/>
         </w:rPr>
         <w:t>Gentile</w:t>
       </w:r>
       <w:r>
+        <w:rPr>
+          <w:lang w:val="en_US" w:bidi="en_US"/>
+        </w:rPr>
         <w:t xml:space="preserve"> to refer to people who are not Jews. But in this letter, John used the word to refer to those who did not believe in Jesus.</w:t>
       </w:r>
     </w:p>
@@ -355,30 +686,49 @@
         <w:pStyle w:val="Heading4"/>
       </w:pPr>
       <w:r>
+        <w:rPr>
+          <w:lang w:val="en_US" w:bidi="en_US"/>
+        </w:rPr>
         <w:t>Which form of “you” occurs in this letter?</w:t>
       </w:r>
     </w:p>
     <w:p>
-      <w:r/>
-      <w:r>
+      <w:pPr/>
+      <w:r>
+        <w:rPr>
+          <w:lang w:val="en_US" w:bidi="en_US"/>
+        </w:rPr>
+      </w:r>
+      <w:r>
+        <w:rPr>
+          <w:lang w:val="en_US" w:bidi="en_US"/>
+        </w:rPr>
         <w:t xml:space="preserve">This is a personal letter from John to his friend Gaius. All instances of </w:t>
       </w:r>
       <w:r>
         <w:rPr>
           <w:b/>
+          <w:lang w:val="en_US" w:bidi="en_US"/>
         </w:rPr>
         <w:t>you</w:t>
       </w:r>
       <w:r>
+        <w:rPr>
+          <w:lang w:val="en_US" w:bidi="en_US"/>
+        </w:rPr>
         <w:t xml:space="preserve"> and </w:t>
       </w:r>
       <w:r>
         <w:rPr>
           <w:b/>
+          <w:lang w:val="en_US" w:bidi="en_US"/>
         </w:rPr>
         <w:t>your</w:t>
       </w:r>
       <w:r>
+        <w:rPr>
+          <w:lang w:val="en_US" w:bidi="en_US"/>
+        </w:rPr>
         <w:t xml:space="preserve"> in this letter refer to Gaius and are singular.</w:t>
       </w:r>
     </w:p>
@@ -387,2771 +737,5596 @@
         <w:pStyle w:val="Heading4"/>
       </w:pPr>
       <w:r>
+        <w:rPr>
+          <w:lang w:val="en_US" w:bidi="en_US"/>
+        </w:rPr>
         <w:t>How can I translate verses 6–7 in a logical order?</w:t>
       </w:r>
     </w:p>
     <w:p>
-      <w:r/>
-      <w:r>
+      <w:pPr/>
+      <w:r>
+        <w:rPr>
+          <w:lang w:val="en_US" w:bidi="en_US"/>
+        </w:rPr>
+      </w:r>
+      <w:r>
+        <w:rPr>
+          <w:lang w:val="en_US" w:bidi="en_US"/>
+        </w:rPr>
         <w:t xml:space="preserve">Verse 7 provides the reason for the action that John recommends in verse 6. In some languages, it is more natural to state the reason first, and the action afterwards. If this would be more natural in your language, you can reverse the order of the sentences and then combine the verse numbers. (See: </w:t>
       </w:r>
       <w:r>
+        <w:rPr>
+          <w:lang w:val="en_US" w:bidi="en_US"/>
+        </w:rPr>
         <w:t>Verse Bridges</w:t>
       </w:r>
       <w:r>
+        <w:rPr>
+          <w:lang w:val="en_US" w:bidi="en_US"/>
+        </w:rPr>
         <w:t>)</w:t>
       </w:r>
     </w:p>
     <w:p>
-      <w:r/>
-      <w:r>
+      <w:pPr/>
+      <w:r>
+        <w:rPr>
+          <w:lang w:val="en_US" w:bidi="en_US"/>
+        </w:rPr>
+      </w:r>
+      <w:r>
+        <w:rPr>
+          <w:lang w:val="en_US" w:bidi="en_US"/>
+        </w:rPr>
         <w:t>For the ULT, reversing the sentences would look like this:</w:t>
       </w:r>
     </w:p>
     <w:p>
-      <w:r/>
-      <w:r>
+      <w:pPr/>
+      <w:r>
+        <w:rPr>
+          <w:lang w:val="en_US" w:bidi="en_US"/>
+        </w:rPr>
+      </w:r>
+      <w:r>
+        <w:rPr>
+          <w:lang w:val="en_US" w:bidi="en_US"/>
+        </w:rPr>
         <w:t>6–7 who have attested your love before the church. Because they went out for the sake of the name, accepting nothing from the Gentiles, you will do well to send them on worthily of God.</w:t>
       </w:r>
-      <w:r/>
-      <w:r/>
-    </w:p>
-    <w:p>
-      <w:r/>
+      <w:r>
+        <w:rPr>
+          <w:lang w:val="en_US" w:bidi="en_US"/>
+        </w:rPr>
+      </w:r>
+      <w:r>
+        <w:rPr>
+          <w:lang w:val="en_US" w:bidi="en_US"/>
+        </w:rPr>
+      </w:r>
+    </w:p>
+    <w:p>
+      <w:pPr/>
+      <w:r>
+        <w:rPr>
+          <w:lang w:val="en_US" w:bidi="en_US"/>
+        </w:rPr>
+      </w:r>
     </w:p>
     <w:p>
       <w:pPr>
         <w:pStyle w:val="Heading2"/>
       </w:pPr>
       <w:r>
+        <w:rPr>
+          <w:lang w:val="en_US" w:bidi="en_US"/>
+        </w:rPr>
         <w:t>3 John 1:1 (#1)</w:t>
       </w:r>
-      <w:r/>
-    </w:p>
-    <w:p>
-      <w:r/>
-      <w:r>
-        <w:rPr>
-          <w:b/>
+      <w:r>
+        <w:rPr>
+          <w:lang w:val="en_US" w:bidi="en_US"/>
+        </w:rPr>
+      </w:r>
+    </w:p>
+    <w:p>
+      <w:pPr/>
+      <w:r>
+        <w:rPr>
+          <w:lang w:val="en_US" w:bidi="en_US"/>
+        </w:rPr>
+      </w:r>
+      <w:r>
+        <w:rPr>
+          <w:b/>
+          <w:lang w:val="en_US" w:bidi="en_US"/>
         </w:rPr>
         <w:t>"The elder"</w:t>
       </w:r>
     </w:p>
     <w:p>
-      <w:r/>
-      <w:r>
+      <w:pPr/>
+      <w:r>
+        <w:rPr>
+          <w:lang w:val="en_US" w:bidi="en_US"/>
+        </w:rPr>
+      </w:r>
+      <w:r>
+        <w:rPr>
+          <w:lang w:val="en_US" w:bidi="en_US"/>
+        </w:rPr>
         <w:t xml:space="preserve">John assumes that Gaius will know who he is when he calls himself </w:t>
       </w:r>
       <w:r>
         <w:rPr>
           <w:b/>
+          <w:lang w:val="en_US" w:bidi="en_US"/>
         </w:rPr>
         <w:t>The elder.</w:t>
       </w:r>
       <w:r>
+        <w:rPr>
+          <w:lang w:val="en_US" w:bidi="en_US"/>
+        </w:rPr>
         <w:t xml:space="preserve"> If it would be helpful to your readers, you could make John’s name explicit. (See the Introduction to 3 John for a discussion of how to translate the term </w:t>
       </w:r>
       <w:r>
         <w:rPr>
           <w:b/>
+          <w:lang w:val="en_US" w:bidi="en_US"/>
         </w:rPr>
         <w:t>elder</w:t>
       </w:r>
       <w:r>
+        <w:rPr>
+          <w:lang w:val="en_US" w:bidi="en_US"/>
+        </w:rPr>
         <w:t>.) Alternate translation: “I, John the elder, am writing”</w:t>
       </w:r>
     </w:p>
     <w:p>
-      <w:r/>
-      <w:r>
+      <w:pPr/>
+      <w:r>
+        <w:rPr>
+          <w:lang w:val="en_US" w:bidi="en_US"/>
+        </w:rPr>
+      </w:r>
+      <w:r>
+        <w:rPr>
+          <w:lang w:val="en_US" w:bidi="en_US"/>
+        </w:rPr>
         <w:t xml:space="preserve">See: </w:t>
       </w:r>
       <w:r>
+        <w:rPr>
+          <w:lang w:val="en_US" w:bidi="en_US"/>
+        </w:rPr>
         <w:t>Assumed Knowledge and Implicit Information</w:t>
       </w:r>
-      <w:r/>
-      <w:r/>
-    </w:p>
-    <w:p>
-      <w:r/>
+      <w:r>
+        <w:rPr>
+          <w:lang w:val="en_US" w:bidi="en_US"/>
+        </w:rPr>
+      </w:r>
+      <w:r>
+        <w:rPr>
+          <w:lang w:val="en_US" w:bidi="en_US"/>
+        </w:rPr>
+      </w:r>
+    </w:p>
+    <w:p>
+      <w:pPr/>
+      <w:r>
+        <w:rPr>
+          <w:lang w:val="en_US" w:bidi="en_US"/>
+        </w:rPr>
+      </w:r>
     </w:p>
     <w:p>
       <w:pPr>
         <w:pStyle w:val="Heading2"/>
       </w:pPr>
       <w:r>
+        <w:rPr>
+          <w:lang w:val="en_US" w:bidi="en_US"/>
+        </w:rPr>
         <w:t>3 John 1:1 (#2)</w:t>
       </w:r>
-      <w:r/>
-    </w:p>
-    <w:p>
-      <w:r/>
-      <w:r>
-        <w:rPr>
-          <w:b/>
+      <w:r>
+        <w:rPr>
+          <w:lang w:val="en_US" w:bidi="en_US"/>
+        </w:rPr>
+      </w:r>
+    </w:p>
+    <w:p>
+      <w:pPr/>
+      <w:r>
+        <w:rPr>
+          <w:lang w:val="en_US" w:bidi="en_US"/>
+        </w:rPr>
+      </w:r>
+      <w:r>
+        <w:rPr>
+          <w:b/>
+          <w:lang w:val="en_US" w:bidi="en_US"/>
         </w:rPr>
         <w:t>"to"</w:t>
       </w:r>
       <w:r>
+        <w:rPr>
+          <w:lang w:val="en_US" w:bidi="en_US"/>
+        </w:rPr>
         <w:t xml:space="preserve"> - </w:t>
       </w:r>
       <w:r>
         <w:rPr>
           <w:b/>
+          <w:lang w:val="en_US" w:bidi="en_US"/>
         </w:rPr>
         <w:t>"Gaius"</w:t>
       </w:r>
     </w:p>
     <w:p>
-      <w:r/>
-      <w:r>
-        <w:rPr>
-          <w:b/>
+      <w:pPr/>
+      <w:r>
+        <w:rPr>
+          <w:lang w:val="en_US" w:bidi="en_US"/>
+        </w:rPr>
+      </w:r>
+      <w:r>
+        <w:rPr>
+          <w:b/>
+          <w:lang w:val="en_US" w:bidi="en_US"/>
         </w:rPr>
         <w:t>Gaius</w:t>
       </w:r>
       <w:r>
+        <w:rPr>
+          <w:lang w:val="en_US" w:bidi="en_US"/>
+        </w:rPr>
         <w:t xml:space="preserve"> is the name of a man, a fellow believer to whom John is writing this letter.</w:t>
       </w:r>
     </w:p>
     <w:p>
-      <w:r/>
-      <w:r>
+      <w:pPr/>
+      <w:r>
+        <w:rPr>
+          <w:lang w:val="en_US" w:bidi="en_US"/>
+        </w:rPr>
+      </w:r>
+      <w:r>
+        <w:rPr>
+          <w:lang w:val="en_US" w:bidi="en_US"/>
+        </w:rPr>
         <w:t xml:space="preserve">See: </w:t>
       </w:r>
       <w:r>
+        <w:rPr>
+          <w:lang w:val="en_US" w:bidi="en_US"/>
+        </w:rPr>
         <w:t>How to Translate Names</w:t>
       </w:r>
-      <w:r/>
-      <w:r/>
-    </w:p>
-    <w:p>
-      <w:r/>
+      <w:r>
+        <w:rPr>
+          <w:lang w:val="en_US" w:bidi="en_US"/>
+        </w:rPr>
+      </w:r>
+      <w:r>
+        <w:rPr>
+          <w:lang w:val="en_US" w:bidi="en_US"/>
+        </w:rPr>
+      </w:r>
+    </w:p>
+    <w:p>
+      <w:pPr/>
+      <w:r>
+        <w:rPr>
+          <w:lang w:val="en_US" w:bidi="en_US"/>
+        </w:rPr>
+      </w:r>
     </w:p>
     <w:p>
       <w:pPr>
         <w:pStyle w:val="Heading2"/>
       </w:pPr>
       <w:r>
+        <w:rPr>
+          <w:lang w:val="en_US" w:bidi="en_US"/>
+        </w:rPr>
         <w:t>3 John 1:1 (#3)</w:t>
       </w:r>
-      <w:r/>
-    </w:p>
-    <w:p>
-      <w:r/>
-      <w:r>
-        <w:rPr>
-          <w:b/>
+      <w:r>
+        <w:rPr>
+          <w:lang w:val="en_US" w:bidi="en_US"/>
+        </w:rPr>
+      </w:r>
+    </w:p>
+    <w:p>
+      <w:pPr/>
+      <w:r>
+        <w:rPr>
+          <w:lang w:val="en_US" w:bidi="en_US"/>
+        </w:rPr>
+      </w:r>
+      <w:r>
+        <w:rPr>
+          <w:b/>
+          <w:lang w:val="en_US" w:bidi="en_US"/>
         </w:rPr>
         <w:t>"whom I love in truth"</w:t>
       </w:r>
     </w:p>
     <w:p>
-      <w:r/>
-      <w:r>
+      <w:pPr/>
+      <w:r>
+        <w:rPr>
+          <w:lang w:val="en_US" w:bidi="en_US"/>
+        </w:rPr>
+      </w:r>
+      <w:r>
+        <w:rPr>
+          <w:lang w:val="en_US" w:bidi="en_US"/>
+        </w:rPr>
         <w:t xml:space="preserve">If your language does not use an abstract noun for the idea of </w:t>
       </w:r>
       <w:r>
         <w:rPr>
           <w:b/>
+          <w:lang w:val="en_US" w:bidi="en_US"/>
         </w:rPr>
         <w:t>truth</w:t>
       </w:r>
       <w:r>
+        <w:rPr>
+          <w:lang w:val="en_US" w:bidi="en_US"/>
+        </w:rPr>
         <w:t>, you could express the same idea in another way. Alternate translation: “whom I love sincerely”</w:t>
       </w:r>
     </w:p>
     <w:p>
-      <w:r/>
-      <w:r>
+      <w:pPr/>
+      <w:r>
+        <w:rPr>
+          <w:lang w:val="en_US" w:bidi="en_US"/>
+        </w:rPr>
+      </w:r>
+      <w:r>
+        <w:rPr>
+          <w:lang w:val="en_US" w:bidi="en_US"/>
+        </w:rPr>
         <w:t xml:space="preserve">See: </w:t>
       </w:r>
       <w:r>
+        <w:rPr>
+          <w:lang w:val="en_US" w:bidi="en_US"/>
+        </w:rPr>
         <w:t>Abstract Nouns</w:t>
       </w:r>
-      <w:r/>
-      <w:r/>
-    </w:p>
-    <w:p>
-      <w:r/>
+      <w:r>
+        <w:rPr>
+          <w:lang w:val="en_US" w:bidi="en_US"/>
+        </w:rPr>
+      </w:r>
+      <w:r>
+        <w:rPr>
+          <w:lang w:val="en_US" w:bidi="en_US"/>
+        </w:rPr>
+      </w:r>
+    </w:p>
+    <w:p>
+      <w:pPr/>
+      <w:r>
+        <w:rPr>
+          <w:lang w:val="en_US" w:bidi="en_US"/>
+        </w:rPr>
+      </w:r>
     </w:p>
     <w:p>
       <w:pPr>
         <w:pStyle w:val="Heading2"/>
       </w:pPr>
       <w:r>
+        <w:rPr>
+          <w:lang w:val="en_US" w:bidi="en_US"/>
+        </w:rPr>
         <w:t>3 John 1:3 (#1)</w:t>
       </w:r>
-      <w:r/>
-    </w:p>
-    <w:p>
-      <w:r/>
-      <w:r>
-        <w:rPr>
-          <w:b/>
+      <w:r>
+        <w:rPr>
+          <w:lang w:val="en_US" w:bidi="en_US"/>
+        </w:rPr>
+      </w:r>
+    </w:p>
+    <w:p>
+      <w:pPr/>
+      <w:r>
+        <w:rPr>
+          <w:lang w:val="en_US" w:bidi="en_US"/>
+        </w:rPr>
+      </w:r>
+      <w:r>
+        <w:rPr>
+          <w:b/>
+          <w:lang w:val="en_US" w:bidi="en_US"/>
         </w:rPr>
         <w:t>"For"</w:t>
       </w:r>
     </w:p>
     <w:p>
-      <w:r/>
-      <w:r>
+      <w:pPr/>
+      <w:r>
+        <w:rPr>
+          <w:lang w:val="en_US" w:bidi="en_US"/>
+        </w:rPr>
+      </w:r>
+      <w:r>
+        <w:rPr>
+          <w:lang w:val="en_US" w:bidi="en_US"/>
+        </w:rPr>
         <w:t xml:space="preserve">John is using word translated as </w:t>
       </w:r>
       <w:r>
         <w:rPr>
           <w:b/>
+          <w:lang w:val="en_US" w:bidi="en_US"/>
         </w:rPr>
         <w:t>For</w:t>
       </w:r>
       <w:r>
+        <w:rPr>
+          <w:lang w:val="en_US" w:bidi="en_US"/>
+        </w:rPr>
         <w:t xml:space="preserve"> to introduce the reason for what he said at the end of the previous verse. Use a connector in your language that makes this clear. Alternate translation: “I know that your soul prospers because”</w:t>
       </w:r>
     </w:p>
     <w:p>
-      <w:r/>
-      <w:r>
+      <w:pPr/>
+      <w:r>
+        <w:rPr>
+          <w:lang w:val="en_US" w:bidi="en_US"/>
+        </w:rPr>
+      </w:r>
+      <w:r>
+        <w:rPr>
+          <w:lang w:val="en_US" w:bidi="en_US"/>
+        </w:rPr>
         <w:t xml:space="preserve">See: </w:t>
       </w:r>
       <w:r>
+        <w:rPr>
+          <w:lang w:val="en_US" w:bidi="en_US"/>
+        </w:rPr>
         <w:t>Connect — Reason-and-Result Relationship</w:t>
       </w:r>
-      <w:r/>
-      <w:r/>
-    </w:p>
-    <w:p>
-      <w:r/>
+      <w:r>
+        <w:rPr>
+          <w:lang w:val="en_US" w:bidi="en_US"/>
+        </w:rPr>
+      </w:r>
+      <w:r>
+        <w:rPr>
+          <w:lang w:val="en_US" w:bidi="en_US"/>
+        </w:rPr>
+      </w:r>
+    </w:p>
+    <w:p>
+      <w:pPr/>
+      <w:r>
+        <w:rPr>
+          <w:lang w:val="en_US" w:bidi="en_US"/>
+        </w:rPr>
+      </w:r>
     </w:p>
     <w:p>
       <w:pPr>
         <w:pStyle w:val="Heading2"/>
       </w:pPr>
       <w:r>
+        <w:rPr>
+          <w:lang w:val="en_US" w:bidi="en_US"/>
+        </w:rPr>
         <w:t>3 John 1:3 (#2)</w:t>
       </w:r>
-      <w:r/>
-    </w:p>
-    <w:p>
-      <w:r/>
-      <w:r>
-        <w:rPr>
-          <w:b/>
+      <w:r>
+        <w:rPr>
+          <w:lang w:val="en_US" w:bidi="en_US"/>
+        </w:rPr>
+      </w:r>
+    </w:p>
+    <w:p>
+      <w:pPr/>
+      <w:r>
+        <w:rPr>
+          <w:lang w:val="en_US" w:bidi="en_US"/>
+        </w:rPr>
+      </w:r>
+      <w:r>
+        <w:rPr>
+          <w:b/>
+          <w:lang w:val="en_US" w:bidi="en_US"/>
         </w:rPr>
         <w:t>"brothers"</w:t>
       </w:r>
     </w:p>
     <w:p>
-      <w:r/>
-      <w:r>
+      <w:pPr/>
+      <w:r>
+        <w:rPr>
+          <w:lang w:val="en_US" w:bidi="en_US"/>
+        </w:rPr>
+      </w:r>
+      <w:r>
+        <w:rPr>
+          <w:lang w:val="en_US" w:bidi="en_US"/>
+        </w:rPr>
         <w:t xml:space="preserve">John is using the term </w:t>
       </w:r>
       <w:r>
         <w:rPr>
           <w:b/>
+          <w:lang w:val="en_US" w:bidi="en_US"/>
         </w:rPr>
         <w:t>brothers</w:t>
       </w:r>
       <w:r>
+        <w:rPr>
+          <w:lang w:val="en_US" w:bidi="en_US"/>
+        </w:rPr>
         <w:t xml:space="preserve"> to mean people who share the same faith. If it would be helpful in your language, you could state the meaning plainly. In this case, these </w:t>
       </w:r>
       <w:r>
         <w:rPr>
           <w:b/>
+          <w:lang w:val="en_US" w:bidi="en_US"/>
         </w:rPr>
         <w:t>brothers</w:t>
       </w:r>
       <w:r>
+        <w:rPr>
+          <w:lang w:val="en_US" w:bidi="en_US"/>
+        </w:rPr>
         <w:t xml:space="preserve"> were probably all male. Alternate translation: “fellow believers”</w:t>
       </w:r>
     </w:p>
     <w:p>
-      <w:r/>
-      <w:r>
+      <w:pPr/>
+      <w:r>
+        <w:rPr>
+          <w:lang w:val="en_US" w:bidi="en_US"/>
+        </w:rPr>
+      </w:r>
+      <w:r>
+        <w:rPr>
+          <w:lang w:val="en_US" w:bidi="en_US"/>
+        </w:rPr>
         <w:t xml:space="preserve">See: </w:t>
       </w:r>
       <w:r>
+        <w:rPr>
+          <w:lang w:val="en_US" w:bidi="en_US"/>
+        </w:rPr>
         <w:t>Metaphor</w:t>
       </w:r>
-      <w:r/>
-      <w:r/>
-    </w:p>
-    <w:p>
-      <w:r/>
+      <w:r>
+        <w:rPr>
+          <w:lang w:val="en_US" w:bidi="en_US"/>
+        </w:rPr>
+      </w:r>
+      <w:r>
+        <w:rPr>
+          <w:lang w:val="en_US" w:bidi="en_US"/>
+        </w:rPr>
+      </w:r>
+    </w:p>
+    <w:p>
+      <w:pPr/>
+      <w:r>
+        <w:rPr>
+          <w:lang w:val="en_US" w:bidi="en_US"/>
+        </w:rPr>
+      </w:r>
     </w:p>
     <w:p>
       <w:pPr>
         <w:pStyle w:val="Heading2"/>
       </w:pPr>
       <w:r>
+        <w:rPr>
+          <w:lang w:val="en_US" w:bidi="en_US"/>
+        </w:rPr>
         <w:t>3 John 1:3 (#3)</w:t>
       </w:r>
-      <w:r/>
-    </w:p>
-    <w:p>
-      <w:r/>
-      <w:r>
-        <w:rPr>
-          <w:b/>
+      <w:r>
+        <w:rPr>
+          <w:lang w:val="en_US" w:bidi="en_US"/>
+        </w:rPr>
+      </w:r>
+    </w:p>
+    <w:p>
+      <w:pPr/>
+      <w:r>
+        <w:rPr>
+          <w:lang w:val="en_US" w:bidi="en_US"/>
+        </w:rPr>
+      </w:r>
+      <w:r>
+        <w:rPr>
+          <w:b/>
+          <w:lang w:val="en_US" w:bidi="en_US"/>
         </w:rPr>
         <w:t>"you are walking in truth"</w:t>
       </w:r>
     </w:p>
     <w:p>
-      <w:r/>
-      <w:r>
+      <w:pPr/>
+      <w:r>
+        <w:rPr>
+          <w:lang w:val="en_US" w:bidi="en_US"/>
+        </w:rPr>
+      </w:r>
+      <w:r>
+        <w:rPr>
+          <w:lang w:val="en_US" w:bidi="en_US"/>
+        </w:rPr>
         <w:t xml:space="preserve">Here, </w:t>
       </w:r>
       <w:r>
         <w:rPr>
           <w:b/>
+          <w:lang w:val="en_US" w:bidi="en_US"/>
         </w:rPr>
         <w:t>walking</w:t>
       </w:r>
       <w:r>
+        <w:rPr>
+          <w:lang w:val="en_US" w:bidi="en_US"/>
+        </w:rPr>
         <w:t xml:space="preserve"> on a path is a metaphor for how a person lives his life. Alternate translation: “you are living your life according to God’s truth”</w:t>
       </w:r>
     </w:p>
     <w:p>
-      <w:r/>
-      <w:r>
+      <w:pPr/>
+      <w:r>
+        <w:rPr>
+          <w:lang w:val="en_US" w:bidi="en_US"/>
+        </w:rPr>
+      </w:r>
+      <w:r>
+        <w:rPr>
+          <w:lang w:val="en_US" w:bidi="en_US"/>
+        </w:rPr>
         <w:t xml:space="preserve">See: </w:t>
       </w:r>
       <w:r>
+        <w:rPr>
+          <w:lang w:val="en_US" w:bidi="en_US"/>
+        </w:rPr>
         <w:t>Metaphor</w:t>
       </w:r>
-      <w:r/>
-      <w:r/>
-    </w:p>
-    <w:p>
-      <w:r/>
+      <w:r>
+        <w:rPr>
+          <w:lang w:val="en_US" w:bidi="en_US"/>
+        </w:rPr>
+      </w:r>
+      <w:r>
+        <w:rPr>
+          <w:lang w:val="en_US" w:bidi="en_US"/>
+        </w:rPr>
+      </w:r>
+    </w:p>
+    <w:p>
+      <w:pPr/>
+      <w:r>
+        <w:rPr>
+          <w:lang w:val="en_US" w:bidi="en_US"/>
+        </w:rPr>
+      </w:r>
     </w:p>
     <w:p>
       <w:pPr>
         <w:pStyle w:val="Heading2"/>
       </w:pPr>
       <w:r>
+        <w:rPr>
+          <w:lang w:val="en_US" w:bidi="en_US"/>
+        </w:rPr>
         <w:t>3 John 1:3 (#4)</w:t>
       </w:r>
-      <w:r/>
-    </w:p>
-    <w:p>
-      <w:r/>
-      <w:r>
-        <w:rPr>
-          <w:b/>
+      <w:r>
+        <w:rPr>
+          <w:lang w:val="en_US" w:bidi="en_US"/>
+        </w:rPr>
+      </w:r>
+    </w:p>
+    <w:p>
+      <w:pPr/>
+      <w:r>
+        <w:rPr>
+          <w:lang w:val="en_US" w:bidi="en_US"/>
+        </w:rPr>
+      </w:r>
+      <w:r>
+        <w:rPr>
+          <w:b/>
+          <w:lang w:val="en_US" w:bidi="en_US"/>
         </w:rPr>
         <w:t>"to"</w:t>
       </w:r>
       <w:r>
+        <w:rPr>
+          <w:lang w:val="en_US" w:bidi="en_US"/>
+        </w:rPr>
         <w:t xml:space="preserve"> - </w:t>
       </w:r>
       <w:r>
         <w:rPr>
           <w:b/>
+          <w:lang w:val="en_US" w:bidi="en_US"/>
         </w:rPr>
         <w:t>"truth,"</w:t>
       </w:r>
       <w:r>
+        <w:rPr>
+          <w:lang w:val="en_US" w:bidi="en_US"/>
+        </w:rPr>
         <w:t xml:space="preserve"> - </w:t>
       </w:r>
       <w:r>
         <w:rPr>
           <w:b/>
+          <w:lang w:val="en_US" w:bidi="en_US"/>
         </w:rPr>
         <w:t>"truth"</w:t>
       </w:r>
     </w:p>
     <w:p>
-      <w:r/>
-      <w:r>
+      <w:pPr/>
+      <w:r>
+        <w:rPr>
+          <w:lang w:val="en_US" w:bidi="en_US"/>
+        </w:rPr>
+      </w:r>
+      <w:r>
+        <w:rPr>
+          <w:lang w:val="en_US" w:bidi="en_US"/>
+        </w:rPr>
         <w:t xml:space="preserve">If your language does not use an abstract noun for the idea of </w:t>
       </w:r>
       <w:r>
         <w:rPr>
           <w:b/>
+          <w:lang w:val="en_US" w:bidi="en_US"/>
         </w:rPr>
         <w:t>truth</w:t>
       </w:r>
       <w:r>
+        <w:rPr>
+          <w:lang w:val="en_US" w:bidi="en_US"/>
+        </w:rPr>
         <w:t>, you could express the same idea in another way. The UST models one way to do this.</w:t>
       </w:r>
     </w:p>
     <w:p>
-      <w:r/>
-      <w:r>
+      <w:pPr/>
+      <w:r>
+        <w:rPr>
+          <w:lang w:val="en_US" w:bidi="en_US"/>
+        </w:rPr>
+      </w:r>
+      <w:r>
+        <w:rPr>
+          <w:lang w:val="en_US" w:bidi="en_US"/>
+        </w:rPr>
         <w:t xml:space="preserve">See: </w:t>
       </w:r>
       <w:r>
+        <w:rPr>
+          <w:lang w:val="en_US" w:bidi="en_US"/>
+        </w:rPr>
         <w:t>Abstract Nouns</w:t>
       </w:r>
-      <w:r/>
-      <w:r/>
-    </w:p>
-    <w:p>
-      <w:r/>
+      <w:r>
+        <w:rPr>
+          <w:lang w:val="en_US" w:bidi="en_US"/>
+        </w:rPr>
+      </w:r>
+      <w:r>
+        <w:rPr>
+          <w:lang w:val="en_US" w:bidi="en_US"/>
+        </w:rPr>
+      </w:r>
+    </w:p>
+    <w:p>
+      <w:pPr/>
+      <w:r>
+        <w:rPr>
+          <w:lang w:val="en_US" w:bidi="en_US"/>
+        </w:rPr>
+      </w:r>
     </w:p>
     <w:p>
       <w:pPr>
         <w:pStyle w:val="Heading2"/>
       </w:pPr>
       <w:r>
+        <w:rPr>
+          <w:lang w:val="en_US" w:bidi="en_US"/>
+        </w:rPr>
         <w:t>3 John 1:4 (#1)</w:t>
       </w:r>
-      <w:r/>
-    </w:p>
-    <w:p>
-      <w:r/>
-      <w:r>
-        <w:rPr>
-          <w:b/>
+      <w:r>
+        <w:rPr>
+          <w:lang w:val="en_US" w:bidi="en_US"/>
+        </w:rPr>
+      </w:r>
+    </w:p>
+    <w:p>
+      <w:pPr/>
+      <w:r>
+        <w:rPr>
+          <w:lang w:val="en_US" w:bidi="en_US"/>
+        </w:rPr>
+      </w:r>
+      <w:r>
+        <w:rPr>
+          <w:b/>
+          <w:lang w:val="en_US" w:bidi="en_US"/>
         </w:rPr>
         <w:t>"I have no greater joy"</w:t>
       </w:r>
     </w:p>
     <w:p>
-      <w:r/>
-      <w:r>
+      <w:pPr/>
+      <w:r>
+        <w:rPr>
+          <w:lang w:val="en_US" w:bidi="en_US"/>
+        </w:rPr>
+      </w:r>
+      <w:r>
+        <w:rPr>
+          <w:lang w:val="en_US" w:bidi="en_US"/>
+        </w:rPr>
         <w:t xml:space="preserve">If your language does not use an abstract noun for the idea of </w:t>
       </w:r>
       <w:r>
         <w:rPr>
           <w:b/>
+          <w:lang w:val="en_US" w:bidi="en_US"/>
         </w:rPr>
         <w:t>joy</w:t>
       </w:r>
       <w:r>
+        <w:rPr>
+          <w:lang w:val="en_US" w:bidi="en_US"/>
+        </w:rPr>
         <w:t>, you could express the same idea in another way. Alternate translation: “Nothing makes me more joyful”</w:t>
       </w:r>
     </w:p>
     <w:p>
-      <w:r/>
-      <w:r>
+      <w:pPr/>
+      <w:r>
+        <w:rPr>
+          <w:lang w:val="en_US" w:bidi="en_US"/>
+        </w:rPr>
+      </w:r>
+      <w:r>
+        <w:rPr>
+          <w:lang w:val="en_US" w:bidi="en_US"/>
+        </w:rPr>
         <w:t xml:space="preserve">See: </w:t>
       </w:r>
       <w:r>
+        <w:rPr>
+          <w:lang w:val="en_US" w:bidi="en_US"/>
+        </w:rPr>
         <w:t>Abstract Nouns</w:t>
       </w:r>
-      <w:r/>
-      <w:r/>
-    </w:p>
-    <w:p>
-      <w:r/>
+      <w:r>
+        <w:rPr>
+          <w:lang w:val="en_US" w:bidi="en_US"/>
+        </w:rPr>
+      </w:r>
+      <w:r>
+        <w:rPr>
+          <w:lang w:val="en_US" w:bidi="en_US"/>
+        </w:rPr>
+      </w:r>
+    </w:p>
+    <w:p>
+      <w:pPr/>
+      <w:r>
+        <w:rPr>
+          <w:lang w:val="en_US" w:bidi="en_US"/>
+        </w:rPr>
+      </w:r>
     </w:p>
     <w:p>
       <w:pPr>
         <w:pStyle w:val="Heading2"/>
       </w:pPr>
       <w:r>
+        <w:rPr>
+          <w:lang w:val="en_US" w:bidi="en_US"/>
+        </w:rPr>
         <w:t>3 John 1:4 (#2)</w:t>
       </w:r>
-      <w:r/>
-    </w:p>
-    <w:p>
-      <w:r/>
-      <w:r>
-        <w:rPr>
-          <w:b/>
+      <w:r>
+        <w:rPr>
+          <w:lang w:val="en_US" w:bidi="en_US"/>
+        </w:rPr>
+      </w:r>
+    </w:p>
+    <w:p>
+      <w:pPr/>
+      <w:r>
+        <w:rPr>
+          <w:lang w:val="en_US" w:bidi="en_US"/>
+        </w:rPr>
+      </w:r>
+      <w:r>
+        <w:rPr>
+          <w:b/>
+          <w:lang w:val="en_US" w:bidi="en_US"/>
         </w:rPr>
         <w:t>"my children"</w:t>
       </w:r>
     </w:p>
     <w:p>
-      <w:r/>
-      <w:r>
+      <w:pPr/>
+      <w:r>
+        <w:rPr>
+          <w:lang w:val="en_US" w:bidi="en_US"/>
+        </w:rPr>
+      </w:r>
+      <w:r>
+        <w:rPr>
+          <w:lang w:val="en_US" w:bidi="en_US"/>
+        </w:rPr>
         <w:t xml:space="preserve">John speaks of those whom he taught to believe in Jesus as though they were his </w:t>
       </w:r>
       <w:r>
         <w:rPr>
           <w:b/>
+          <w:lang w:val="en_US" w:bidi="en_US"/>
         </w:rPr>
         <w:t>children</w:t>
       </w:r>
       <w:r>
+        <w:rPr>
+          <w:lang w:val="en_US" w:bidi="en_US"/>
+        </w:rPr>
         <w:t>. This also emphasizes his love and concern for them. Alternate translation: “my spiritual children”</w:t>
       </w:r>
     </w:p>
     <w:p>
-      <w:r/>
-      <w:r>
+      <w:pPr/>
+      <w:r>
+        <w:rPr>
+          <w:lang w:val="en_US" w:bidi="en_US"/>
+        </w:rPr>
+      </w:r>
+      <w:r>
+        <w:rPr>
+          <w:lang w:val="en_US" w:bidi="en_US"/>
+        </w:rPr>
         <w:t xml:space="preserve">See: </w:t>
       </w:r>
       <w:r>
+        <w:rPr>
+          <w:lang w:val="en_US" w:bidi="en_US"/>
+        </w:rPr>
         <w:t>Metaphor</w:t>
       </w:r>
-      <w:r/>
-      <w:r/>
-    </w:p>
-    <w:p>
-      <w:r/>
+      <w:r>
+        <w:rPr>
+          <w:lang w:val="en_US" w:bidi="en_US"/>
+        </w:rPr>
+      </w:r>
+      <w:r>
+        <w:rPr>
+          <w:lang w:val="en_US" w:bidi="en_US"/>
+        </w:rPr>
+      </w:r>
+    </w:p>
+    <w:p>
+      <w:pPr/>
+      <w:r>
+        <w:rPr>
+          <w:lang w:val="en_US" w:bidi="en_US"/>
+        </w:rPr>
+      </w:r>
     </w:p>
     <w:p>
       <w:pPr>
         <w:pStyle w:val="Heading2"/>
       </w:pPr>
       <w:r>
+        <w:rPr>
+          <w:lang w:val="en_US" w:bidi="en_US"/>
+        </w:rPr>
         <w:t>3 John 1:4 (#3)</w:t>
       </w:r>
-      <w:r/>
-    </w:p>
-    <w:p>
-      <w:r/>
-      <w:r>
-        <w:rPr>
-          <w:b/>
+      <w:r>
+        <w:rPr>
+          <w:lang w:val="en_US" w:bidi="en_US"/>
+        </w:rPr>
+      </w:r>
+    </w:p>
+    <w:p>
+      <w:pPr/>
+      <w:r>
+        <w:rPr>
+          <w:lang w:val="en_US" w:bidi="en_US"/>
+        </w:rPr>
+      </w:r>
+      <w:r>
+        <w:rPr>
+          <w:b/>
+          <w:lang w:val="en_US" w:bidi="en_US"/>
         </w:rPr>
         <w:t>"are walking in the truth"</w:t>
       </w:r>
     </w:p>
     <w:p>
-      <w:r/>
-      <w:r>
+      <w:pPr/>
+      <w:r>
+        <w:rPr>
+          <w:lang w:val="en_US" w:bidi="en_US"/>
+        </w:rPr>
+      </w:r>
+      <w:r>
+        <w:rPr>
+          <w:lang w:val="en_US" w:bidi="en_US"/>
+        </w:rPr>
         <w:t xml:space="preserve">Here, </w:t>
       </w:r>
       <w:r>
         <w:rPr>
           <w:b/>
+          <w:lang w:val="en_US" w:bidi="en_US"/>
         </w:rPr>
         <w:t>walking</w:t>
       </w:r>
       <w:r>
+        <w:rPr>
+          <w:lang w:val="en_US" w:bidi="en_US"/>
+        </w:rPr>
         <w:t xml:space="preserve"> on a path is a metaphor for how a person lives his life. Alternate translation: “are living according to God’s truth”</w:t>
       </w:r>
     </w:p>
     <w:p>
-      <w:r/>
-      <w:r>
+      <w:pPr/>
+      <w:r>
+        <w:rPr>
+          <w:lang w:val="en_US" w:bidi="en_US"/>
+        </w:rPr>
+      </w:r>
+      <w:r>
+        <w:rPr>
+          <w:lang w:val="en_US" w:bidi="en_US"/>
+        </w:rPr>
         <w:t xml:space="preserve">See: </w:t>
       </w:r>
       <w:r>
+        <w:rPr>
+          <w:lang w:val="en_US" w:bidi="en_US"/>
+        </w:rPr>
         <w:t>Metaphor</w:t>
       </w:r>
-      <w:r/>
-      <w:r/>
-    </w:p>
-    <w:p>
-      <w:r/>
+      <w:r>
+        <w:rPr>
+          <w:lang w:val="en_US" w:bidi="en_US"/>
+        </w:rPr>
+      </w:r>
+      <w:r>
+        <w:rPr>
+          <w:lang w:val="en_US" w:bidi="en_US"/>
+        </w:rPr>
+      </w:r>
+    </w:p>
+    <w:p>
+      <w:pPr/>
+      <w:r>
+        <w:rPr>
+          <w:lang w:val="en_US" w:bidi="en_US"/>
+        </w:rPr>
+      </w:r>
     </w:p>
     <w:p>
       <w:pPr>
         <w:pStyle w:val="Heading2"/>
       </w:pPr>
       <w:r>
+        <w:rPr>
+          <w:lang w:val="en_US" w:bidi="en_US"/>
+        </w:rPr>
         <w:t>3 John 1:4 (#4)</w:t>
       </w:r>
-      <w:r/>
-    </w:p>
-    <w:p>
-      <w:r/>
-      <w:r>
-        <w:rPr>
-          <w:b/>
+      <w:r>
+        <w:rPr>
+          <w:lang w:val="en_US" w:bidi="en_US"/>
+        </w:rPr>
+      </w:r>
+    </w:p>
+    <w:p>
+      <w:pPr/>
+      <w:r>
+        <w:rPr>
+          <w:lang w:val="en_US" w:bidi="en_US"/>
+        </w:rPr>
+      </w:r>
+      <w:r>
+        <w:rPr>
+          <w:b/>
+          <w:lang w:val="en_US" w:bidi="en_US"/>
         </w:rPr>
         <w:t>"in the truth"</w:t>
       </w:r>
     </w:p>
     <w:p>
-      <w:r/>
-      <w:r>
+      <w:pPr/>
+      <w:r>
+        <w:rPr>
+          <w:lang w:val="en_US" w:bidi="en_US"/>
+        </w:rPr>
+      </w:r>
+      <w:r>
+        <w:rPr>
+          <w:lang w:val="en_US" w:bidi="en_US"/>
+        </w:rPr>
         <w:t xml:space="preserve">If your language does not use an abstract noun for the idea of </w:t>
       </w:r>
       <w:r>
         <w:rPr>
           <w:b/>
+          <w:lang w:val="en_US" w:bidi="en_US"/>
         </w:rPr>
         <w:t>truth</w:t>
       </w:r>
       <w:r>
+        <w:rPr>
+          <w:lang w:val="en_US" w:bidi="en_US"/>
+        </w:rPr>
         <w:t>, you could express the same idea in another way. Alternate translation: “in God's true ways”</w:t>
       </w:r>
     </w:p>
     <w:p>
-      <w:r/>
-      <w:r>
+      <w:pPr/>
+      <w:r>
+        <w:rPr>
+          <w:lang w:val="en_US" w:bidi="en_US"/>
+        </w:rPr>
+      </w:r>
+      <w:r>
+        <w:rPr>
+          <w:lang w:val="en_US" w:bidi="en_US"/>
+        </w:rPr>
         <w:t xml:space="preserve">See: </w:t>
       </w:r>
       <w:r>
+        <w:rPr>
+          <w:lang w:val="en_US" w:bidi="en_US"/>
+        </w:rPr>
         <w:t>Abstract Nouns</w:t>
       </w:r>
-      <w:r/>
-      <w:r/>
-    </w:p>
-    <w:p>
-      <w:r/>
+      <w:r>
+        <w:rPr>
+          <w:lang w:val="en_US" w:bidi="en_US"/>
+        </w:rPr>
+      </w:r>
+      <w:r>
+        <w:rPr>
+          <w:lang w:val="en_US" w:bidi="en_US"/>
+        </w:rPr>
+      </w:r>
+    </w:p>
+    <w:p>
+      <w:pPr/>
+      <w:r>
+        <w:rPr>
+          <w:lang w:val="en_US" w:bidi="en_US"/>
+        </w:rPr>
+      </w:r>
     </w:p>
     <w:p>
       <w:pPr>
         <w:pStyle w:val="Heading2"/>
       </w:pPr>
       <w:r>
+        <w:rPr>
+          <w:lang w:val="en_US" w:bidi="en_US"/>
+        </w:rPr>
         <w:t>3 John 1:5 (#1)</w:t>
       </w:r>
-      <w:r/>
-    </w:p>
-    <w:p>
-      <w:r/>
-      <w:r>
-        <w:rPr>
-          <w:b/>
+      <w:r>
+        <w:rPr>
+          <w:lang w:val="en_US" w:bidi="en_US"/>
+        </w:rPr>
+      </w:r>
+    </w:p>
+    <w:p>
+      <w:pPr/>
+      <w:r>
+        <w:rPr>
+          <w:lang w:val="en_US" w:bidi="en_US"/>
+        </w:rPr>
+      </w:r>
+      <w:r>
+        <w:rPr>
+          <w:b/>
+          <w:lang w:val="en_US" w:bidi="en_US"/>
         </w:rPr>
         <w:t>"the brothers"</w:t>
       </w:r>
     </w:p>
     <w:p>
-      <w:r/>
-      <w:r>
+      <w:pPr/>
+      <w:r>
+        <w:rPr>
+          <w:lang w:val="en_US" w:bidi="en_US"/>
+        </w:rPr>
+      </w:r>
+      <w:r>
+        <w:rPr>
+          <w:lang w:val="en_US" w:bidi="en_US"/>
+        </w:rPr>
         <w:t xml:space="preserve">John is using the term </w:t>
       </w:r>
       <w:r>
         <w:rPr>
           <w:b/>
+          <w:lang w:val="en_US" w:bidi="en_US"/>
         </w:rPr>
         <w:t>brothers</w:t>
       </w:r>
       <w:r>
+        <w:rPr>
+          <w:lang w:val="en_US" w:bidi="en_US"/>
+        </w:rPr>
         <w:t xml:space="preserve"> to mean people who share the same faith. If it would be helpful in your language, you could state the meaning plainly. Alternate translation: “other believers”</w:t>
       </w:r>
     </w:p>
     <w:p>
-      <w:r/>
-      <w:r>
+      <w:pPr/>
+      <w:r>
+        <w:rPr>
+          <w:lang w:val="en_US" w:bidi="en_US"/>
+        </w:rPr>
+      </w:r>
+      <w:r>
+        <w:rPr>
+          <w:lang w:val="en_US" w:bidi="en_US"/>
+        </w:rPr>
         <w:t xml:space="preserve">See: </w:t>
       </w:r>
       <w:r>
+        <w:rPr>
+          <w:lang w:val="en_US" w:bidi="en_US"/>
+        </w:rPr>
         <w:t>Metaphor</w:t>
       </w:r>
-      <w:r/>
-      <w:r/>
-    </w:p>
-    <w:p>
-      <w:r/>
+      <w:r>
+        <w:rPr>
+          <w:lang w:val="en_US" w:bidi="en_US"/>
+        </w:rPr>
+      </w:r>
+      <w:r>
+        <w:rPr>
+          <w:lang w:val="en_US" w:bidi="en_US"/>
+        </w:rPr>
+      </w:r>
+    </w:p>
+    <w:p>
+      <w:pPr/>
+      <w:r>
+        <w:rPr>
+          <w:lang w:val="en_US" w:bidi="en_US"/>
+        </w:rPr>
+      </w:r>
     </w:p>
     <w:p>
       <w:pPr>
         <w:pStyle w:val="Heading2"/>
       </w:pPr>
       <w:r>
+        <w:rPr>
+          <w:lang w:val="en_US" w:bidi="en_US"/>
+        </w:rPr>
         <w:t>3 John 1:6 (#1)</w:t>
       </w:r>
-      <w:r/>
-    </w:p>
-    <w:p>
-      <w:r/>
-      <w:r>
-        <w:rPr>
-          <w:b/>
+      <w:r>
+        <w:rPr>
+          <w:lang w:val="en_US" w:bidi="en_US"/>
+        </w:rPr>
+      </w:r>
+    </w:p>
+    <w:p>
+      <w:pPr/>
+      <w:r>
+        <w:rPr>
+          <w:lang w:val="en_US" w:bidi="en_US"/>
+        </w:rPr>
+      </w:r>
+      <w:r>
+        <w:rPr>
+          <w:b/>
+          <w:lang w:val="en_US" w:bidi="en_US"/>
         </w:rPr>
         <w:t>"your love"</w:t>
       </w:r>
     </w:p>
     <w:p>
-      <w:r/>
-      <w:r>
+      <w:pPr/>
+      <w:r>
+        <w:rPr>
+          <w:lang w:val="en_US" w:bidi="en_US"/>
+        </w:rPr>
+      </w:r>
+      <w:r>
+        <w:rPr>
+          <w:lang w:val="en_US" w:bidi="en_US"/>
+        </w:rPr>
         <w:t xml:space="preserve">If your language does not use an abstract noun for the idea of </w:t>
       </w:r>
       <w:r>
         <w:rPr>
           <w:b/>
+          <w:lang w:val="en_US" w:bidi="en_US"/>
         </w:rPr>
         <w:t>love</w:t>
       </w:r>
       <w:r>
+        <w:rPr>
+          <w:lang w:val="en_US" w:bidi="en_US"/>
+        </w:rPr>
         <w:t>, you could express the same idea in another way. Alternate translation: “that you love them”</w:t>
       </w:r>
     </w:p>
     <w:p>
-      <w:r/>
-      <w:r>
+      <w:pPr/>
+      <w:r>
+        <w:rPr>
+          <w:lang w:val="en_US" w:bidi="en_US"/>
+        </w:rPr>
+      </w:r>
+      <w:r>
+        <w:rPr>
+          <w:lang w:val="en_US" w:bidi="en_US"/>
+        </w:rPr>
         <w:t xml:space="preserve">See: </w:t>
       </w:r>
       <w:r>
+        <w:rPr>
+          <w:lang w:val="en_US" w:bidi="en_US"/>
+        </w:rPr>
         <w:t>Abstract Nouns</w:t>
       </w:r>
-      <w:r/>
-      <w:r/>
-    </w:p>
-    <w:p>
-      <w:r/>
+      <w:r>
+        <w:rPr>
+          <w:lang w:val="en_US" w:bidi="en_US"/>
+        </w:rPr>
+      </w:r>
+      <w:r>
+        <w:rPr>
+          <w:lang w:val="en_US" w:bidi="en_US"/>
+        </w:rPr>
+      </w:r>
+    </w:p>
+    <w:p>
+      <w:pPr/>
+      <w:r>
+        <w:rPr>
+          <w:lang w:val="en_US" w:bidi="en_US"/>
+        </w:rPr>
+      </w:r>
     </w:p>
     <w:p>
       <w:pPr>
         <w:pStyle w:val="Heading2"/>
       </w:pPr>
       <w:r>
+        <w:rPr>
+          <w:lang w:val="en_US" w:bidi="en_US"/>
+        </w:rPr>
         <w:t>3 John 1:6 (#2)</w:t>
       </w:r>
-      <w:r/>
-    </w:p>
-    <w:p>
-      <w:r/>
-      <w:r>
-        <w:rPr>
-          <w:b/>
+      <w:r>
+        <w:rPr>
+          <w:lang w:val="en_US" w:bidi="en_US"/>
+        </w:rPr>
+      </w:r>
+    </w:p>
+    <w:p>
+      <w:pPr/>
+      <w:r>
+        <w:rPr>
+          <w:lang w:val="en_US" w:bidi="en_US"/>
+        </w:rPr>
+      </w:r>
+      <w:r>
+        <w:rPr>
+          <w:b/>
+          <w:lang w:val="en_US" w:bidi="en_US"/>
         </w:rPr>
         <w:t>"to send on"</w:t>
       </w:r>
     </w:p>
     <w:p>
-      <w:r/>
-      <w:r>
+      <w:pPr/>
+      <w:r>
+        <w:rPr>
+          <w:lang w:val="en_US" w:bidi="en_US"/>
+        </w:rPr>
+      </w:r>
+      <w:r>
+        <w:rPr>
+          <w:lang w:val="en_US" w:bidi="en_US"/>
+        </w:rPr>
         <w:t xml:space="preserve">Here, </w:t>
       </w:r>
       <w:r>
         <w:rPr>
           <w:b/>
+          <w:lang w:val="en_US" w:bidi="en_US"/>
         </w:rPr>
         <w:t>to send on</w:t>
       </w:r>
       <w:r>
+        <w:rPr>
+          <w:lang w:val="en_US" w:bidi="en_US"/>
+        </w:rPr>
         <w:t xml:space="preserve"> is an idiom that means to provide people with what they need for a journey. If this phrase does not have that meaning in your language, you could use an idiom from your language that does have this meaning or state the meaning plainly. Alternate translation: “to supply with what they need for their trip”</w:t>
       </w:r>
     </w:p>
     <w:p>
-      <w:r/>
-      <w:r>
+      <w:pPr/>
+      <w:r>
+        <w:rPr>
+          <w:lang w:val="en_US" w:bidi="en_US"/>
+        </w:rPr>
+      </w:r>
+      <w:r>
+        <w:rPr>
+          <w:lang w:val="en_US" w:bidi="en_US"/>
+        </w:rPr>
         <w:t xml:space="preserve">See: </w:t>
       </w:r>
       <w:r>
+        <w:rPr>
+          <w:lang w:val="en_US" w:bidi="en_US"/>
+        </w:rPr>
         <w:t>Idiom</w:t>
       </w:r>
-      <w:r/>
-      <w:r/>
-    </w:p>
-    <w:p>
-      <w:r/>
+      <w:r>
+        <w:rPr>
+          <w:lang w:val="en_US" w:bidi="en_US"/>
+        </w:rPr>
+      </w:r>
+      <w:r>
+        <w:rPr>
+          <w:lang w:val="en_US" w:bidi="en_US"/>
+        </w:rPr>
+      </w:r>
+    </w:p>
+    <w:p>
+      <w:pPr/>
+      <w:r>
+        <w:rPr>
+          <w:lang w:val="en_US" w:bidi="en_US"/>
+        </w:rPr>
+      </w:r>
     </w:p>
     <w:p>
       <w:pPr>
         <w:pStyle w:val="Heading2"/>
       </w:pPr>
       <w:r>
+        <w:rPr>
+          <w:lang w:val="en_US" w:bidi="en_US"/>
+        </w:rPr>
         <w:t>3 John 1:6–7 (#1)</w:t>
       </w:r>
-      <w:r/>
-    </w:p>
-    <w:p>
-      <w:r/>
-      <w:r>
-        <w:rPr>
-          <w:b/>
+      <w:r>
+        <w:rPr>
+          <w:lang w:val="en_US" w:bidi="en_US"/>
+        </w:rPr>
+      </w:r>
+    </w:p>
+    <w:p>
+      <w:pPr/>
+      <w:r>
+        <w:rPr>
+          <w:lang w:val="en_US" w:bidi="en_US"/>
+        </w:rPr>
+      </w:r>
+      <w:r>
+        <w:rPr>
+          <w:b/>
+          <w:lang w:val="en_US" w:bidi="en_US"/>
         </w:rPr>
         <w:t>"whom you will do well to send on worthily of God"</w:t>
       </w:r>
       <w:r>
+        <w:rPr>
+          <w:lang w:val="en_US" w:bidi="en_US"/>
+        </w:rPr>
         <w:t xml:space="preserve"> - </w:t>
       </w:r>
       <w:r>
         <w:rPr>
           <w:b/>
+          <w:lang w:val="en_US" w:bidi="en_US"/>
         </w:rPr>
         <w:t>"for they went out for the sake of the name, receiving nothing from the Gentiles"</w:t>
       </w:r>
     </w:p>
     <w:p>
-      <w:r/>
-      <w:r>
+      <w:pPr/>
+      <w:r>
+        <w:rPr>
+          <w:lang w:val="en_US" w:bidi="en_US"/>
+        </w:rPr>
+      </w:r>
+      <w:r>
+        <w:rPr>
+          <w:lang w:val="en_US" w:bidi="en_US"/>
+        </w:rPr>
         <w:t>If it would be more natural in your language, you could reverse the order of these phrases, since the second phrase gives the reason for the action that the first phrase describes. If you do so, you will need create a verse bridge in order to combine verses 6 and 7, as described in the Introduction to 3 John. It may be helpful to begin a new sentence here. Alternate translation: “Because they went out for the sake of the name, accepting nothing from the Gentiles, you will do well to send them on in a manner worthy of God”</w:t>
       </w:r>
     </w:p>
     <w:p>
-      <w:r/>
-      <w:r>
+      <w:pPr/>
+      <w:r>
+        <w:rPr>
+          <w:lang w:val="en_US" w:bidi="en_US"/>
+        </w:rPr>
+      </w:r>
+      <w:r>
+        <w:rPr>
+          <w:lang w:val="en_US" w:bidi="en_US"/>
+        </w:rPr>
         <w:t xml:space="preserve">See: </w:t>
       </w:r>
       <w:r>
+        <w:rPr>
+          <w:lang w:val="en_US" w:bidi="en_US"/>
+        </w:rPr>
         <w:t>Connect — Reason-and-Result Relationship</w:t>
       </w:r>
-      <w:r/>
-      <w:r/>
-    </w:p>
-    <w:p>
-      <w:r/>
+      <w:r>
+        <w:rPr>
+          <w:lang w:val="en_US" w:bidi="en_US"/>
+        </w:rPr>
+      </w:r>
+      <w:r>
+        <w:rPr>
+          <w:lang w:val="en_US" w:bidi="en_US"/>
+        </w:rPr>
+      </w:r>
+    </w:p>
+    <w:p>
+      <w:pPr/>
+      <w:r>
+        <w:rPr>
+          <w:lang w:val="en_US" w:bidi="en_US"/>
+        </w:rPr>
+      </w:r>
     </w:p>
     <w:p>
       <w:pPr>
         <w:pStyle w:val="Heading2"/>
       </w:pPr>
       <w:r>
+        <w:rPr>
+          <w:lang w:val="en_US" w:bidi="en_US"/>
+        </w:rPr>
         <w:t>3 John 1:7 (#1)</w:t>
       </w:r>
-      <w:r/>
-    </w:p>
-    <w:p>
-      <w:r/>
-      <w:r>
-        <w:rPr>
-          <w:b/>
+      <w:r>
+        <w:rPr>
+          <w:lang w:val="en_US" w:bidi="en_US"/>
+        </w:rPr>
+      </w:r>
+    </w:p>
+    <w:p>
+      <w:pPr/>
+      <w:r>
+        <w:rPr>
+          <w:lang w:val="en_US" w:bidi="en_US"/>
+        </w:rPr>
+      </w:r>
+      <w:r>
+        <w:rPr>
+          <w:b/>
+          <w:lang w:val="en_US" w:bidi="en_US"/>
         </w:rPr>
         <w:t>"for the sake of the name"</w:t>
       </w:r>
     </w:p>
     <w:p>
-      <w:r/>
-      <w:r>
+      <w:pPr/>
+      <w:r>
+        <w:rPr>
+          <w:lang w:val="en_US" w:bidi="en_US"/>
+        </w:rPr>
+      </w:r>
+      <w:r>
+        <w:rPr>
+          <w:lang w:val="en_US" w:bidi="en_US"/>
+        </w:rPr>
         <w:t xml:space="preserve">John is referring specifically to the name of Jesus. He is using the term </w:t>
       </w:r>
       <w:r>
         <w:rPr>
           <w:b/>
+          <w:lang w:val="en_US" w:bidi="en_US"/>
         </w:rPr>
         <w:t>name</w:t>
       </w:r>
       <w:r>
+        <w:rPr>
+          <w:lang w:val="en_US" w:bidi="en_US"/>
+        </w:rPr>
         <w:t xml:space="preserve"> by association to mean Jesus himself. If it would be helpful in your language, you could state the meaning plainly. Alternate translation: “to tell people about Jesus”</w:t>
       </w:r>
     </w:p>
     <w:p>
-      <w:r/>
-      <w:r>
+      <w:pPr/>
+      <w:r>
+        <w:rPr>
+          <w:lang w:val="en_US" w:bidi="en_US"/>
+        </w:rPr>
+      </w:r>
+      <w:r>
+        <w:rPr>
+          <w:lang w:val="en_US" w:bidi="en_US"/>
+        </w:rPr>
         <w:t xml:space="preserve">See: </w:t>
       </w:r>
       <w:r>
+        <w:rPr>
+          <w:lang w:val="en_US" w:bidi="en_US"/>
+        </w:rPr>
         <w:t>Metonymy</w:t>
       </w:r>
-      <w:r/>
-      <w:r/>
-    </w:p>
-    <w:p>
-      <w:r/>
+      <w:r>
+        <w:rPr>
+          <w:lang w:val="en_US" w:bidi="en_US"/>
+        </w:rPr>
+      </w:r>
+      <w:r>
+        <w:rPr>
+          <w:lang w:val="en_US" w:bidi="en_US"/>
+        </w:rPr>
+      </w:r>
+    </w:p>
+    <w:p>
+      <w:pPr/>
+      <w:r>
+        <w:rPr>
+          <w:lang w:val="en_US" w:bidi="en_US"/>
+        </w:rPr>
+      </w:r>
     </w:p>
     <w:p>
       <w:pPr>
         <w:pStyle w:val="Heading2"/>
       </w:pPr>
       <w:r>
+        <w:rPr>
+          <w:lang w:val="en_US" w:bidi="en_US"/>
+        </w:rPr>
         <w:t>3 John 1:7 (#2)</w:t>
       </w:r>
-      <w:r/>
-    </w:p>
-    <w:p>
-      <w:r/>
-      <w:r>
-        <w:rPr>
-          <w:b/>
+      <w:r>
+        <w:rPr>
+          <w:lang w:val="en_US" w:bidi="en_US"/>
+        </w:rPr>
+      </w:r>
+    </w:p>
+    <w:p>
+      <w:pPr/>
+      <w:r>
+        <w:rPr>
+          <w:lang w:val="en_US" w:bidi="en_US"/>
+        </w:rPr>
+      </w:r>
+      <w:r>
+        <w:rPr>
+          <w:b/>
+          <w:lang w:val="en_US" w:bidi="en_US"/>
         </w:rPr>
         <w:t>"receiving nothing from the Gentiles"</w:t>
       </w:r>
     </w:p>
     <w:p>
-      <w:r/>
-      <w:r>
+      <w:pPr/>
+      <w:r>
+        <w:rPr>
+          <w:lang w:val="en_US" w:bidi="en_US"/>
+        </w:rPr>
+      </w:r>
+      <w:r>
+        <w:rPr>
+          <w:lang w:val="en_US" w:bidi="en_US"/>
+        </w:rPr>
         <w:t xml:space="preserve">John assumes that Gaius will know what he means by </w:t>
       </w:r>
       <w:r>
         <w:rPr>
           <w:b/>
+          <w:lang w:val="en_US" w:bidi="en_US"/>
         </w:rPr>
         <w:t>receiving nothing from the Gentiles</w:t>
       </w:r>
       <w:r>
+        <w:rPr>
+          <w:lang w:val="en_US" w:bidi="en_US"/>
+        </w:rPr>
         <w:t>. If it would be helpful to your readers, you could indicate that explicitly. This could mean: (1) that the traveling believers had resolved not to accept any help from unbelievers. Alternate translation: “and they have resolved not to accept any help from unbelievers” (2) that people who did not believe in Jesus would not help these traveling believers. Alternate translation: “and no unbelievers are assisting them”</w:t>
       </w:r>
     </w:p>
     <w:p>
-      <w:r/>
-      <w:r>
+      <w:pPr/>
+      <w:r>
+        <w:rPr>
+          <w:lang w:val="en_US" w:bidi="en_US"/>
+        </w:rPr>
+      </w:r>
+      <w:r>
+        <w:rPr>
+          <w:lang w:val="en_US" w:bidi="en_US"/>
+        </w:rPr>
         <w:t xml:space="preserve">See: </w:t>
       </w:r>
       <w:r>
+        <w:rPr>
+          <w:lang w:val="en_US" w:bidi="en_US"/>
+        </w:rPr>
         <w:t>Assumed Knowledge and Implicit Information</w:t>
       </w:r>
-      <w:r/>
-      <w:r/>
-    </w:p>
-    <w:p>
-      <w:r/>
+      <w:r>
+        <w:rPr>
+          <w:lang w:val="en_US" w:bidi="en_US"/>
+        </w:rPr>
+      </w:r>
+      <w:r>
+        <w:rPr>
+          <w:lang w:val="en_US" w:bidi="en_US"/>
+        </w:rPr>
+      </w:r>
+    </w:p>
+    <w:p>
+      <w:pPr/>
+      <w:r>
+        <w:rPr>
+          <w:lang w:val="en_US" w:bidi="en_US"/>
+        </w:rPr>
+      </w:r>
     </w:p>
     <w:p>
       <w:pPr>
         <w:pStyle w:val="Heading2"/>
       </w:pPr>
       <w:r>
+        <w:rPr>
+          <w:lang w:val="en_US" w:bidi="en_US"/>
+        </w:rPr>
         <w:t>3 John 1:7 (#3)</w:t>
       </w:r>
-      <w:r/>
-    </w:p>
-    <w:p>
-      <w:r/>
-      <w:r>
-        <w:rPr>
-          <w:b/>
+      <w:r>
+        <w:rPr>
+          <w:lang w:val="en_US" w:bidi="en_US"/>
+        </w:rPr>
+      </w:r>
+    </w:p>
+    <w:p>
+      <w:pPr/>
+      <w:r>
+        <w:rPr>
+          <w:lang w:val="en_US" w:bidi="en_US"/>
+        </w:rPr>
+      </w:r>
+      <w:r>
+        <w:rPr>
+          <w:b/>
+          <w:lang w:val="en_US" w:bidi="en_US"/>
         </w:rPr>
         <w:t>"the Gentiles"</w:t>
       </w:r>
     </w:p>
     <w:p>
-      <w:r/>
-      <w:r>
+      <w:pPr/>
+      <w:r>
+        <w:rPr>
+          <w:lang w:val="en_US" w:bidi="en_US"/>
+        </w:rPr>
+      </w:r>
+      <w:r>
+        <w:rPr>
+          <w:lang w:val="en_US" w:bidi="en_US"/>
+        </w:rPr>
         <w:t xml:space="preserve">Here, </w:t>
       </w:r>
       <w:r>
         <w:rPr>
           <w:b/>
+          <w:lang w:val="en_US" w:bidi="en_US"/>
         </w:rPr>
         <w:t>Gentiles</w:t>
       </w:r>
       <w:r>
+        <w:rPr>
+          <w:lang w:val="en_US" w:bidi="en_US"/>
+        </w:rPr>
         <w:t xml:space="preserve"> does not mean people who are not Jewish. It refers to any people who do not trust in Jesus. Alternate translation: “unbelievers”</w:t>
       </w:r>
     </w:p>
     <w:p>
-      <w:r/>
-      <w:r>
+      <w:pPr/>
+      <w:r>
+        <w:rPr>
+          <w:lang w:val="en_US" w:bidi="en_US"/>
+        </w:rPr>
+      </w:r>
+      <w:r>
+        <w:rPr>
+          <w:lang w:val="en_US" w:bidi="en_US"/>
+        </w:rPr>
         <w:t xml:space="preserve">See: </w:t>
       </w:r>
       <w:r>
+        <w:rPr>
+          <w:lang w:val="en_US" w:bidi="en_US"/>
+        </w:rPr>
         <w:t>Assumed Knowledge and Implicit Information</w:t>
       </w:r>
-      <w:r/>
-      <w:r/>
-    </w:p>
-    <w:p>
-      <w:r/>
+      <w:r>
+        <w:rPr>
+          <w:lang w:val="en_US" w:bidi="en_US"/>
+        </w:rPr>
+      </w:r>
+      <w:r>
+        <w:rPr>
+          <w:lang w:val="en_US" w:bidi="en_US"/>
+        </w:rPr>
+      </w:r>
+    </w:p>
+    <w:p>
+      <w:pPr/>
+      <w:r>
+        <w:rPr>
+          <w:lang w:val="en_US" w:bidi="en_US"/>
+        </w:rPr>
+      </w:r>
     </w:p>
     <w:p>
       <w:pPr>
         <w:pStyle w:val="Heading2"/>
       </w:pPr>
       <w:r>
+        <w:rPr>
+          <w:lang w:val="en_US" w:bidi="en_US"/>
+        </w:rPr>
         <w:t>3 John 1:8 (#1)</w:t>
       </w:r>
-      <w:r/>
-    </w:p>
-    <w:p>
-      <w:r/>
-      <w:r>
-        <w:rPr>
-          <w:b/>
+      <w:r>
+        <w:rPr>
+          <w:lang w:val="en_US" w:bidi="en_US"/>
+        </w:rPr>
+      </w:r>
+    </w:p>
+    <w:p>
+      <w:pPr/>
+      <w:r>
+        <w:rPr>
+          <w:lang w:val="en_US" w:bidi="en_US"/>
+        </w:rPr>
+      </w:r>
+      <w:r>
+        <w:rPr>
+          <w:b/>
+          <w:lang w:val="en_US" w:bidi="en_US"/>
         </w:rPr>
         <w:t>"Therefore"</w:t>
       </w:r>
     </w:p>
     <w:p>
-      <w:r/>
-      <w:r>
+      <w:pPr/>
+      <w:r>
+        <w:rPr>
+          <w:lang w:val="en_US" w:bidi="en_US"/>
+        </w:rPr>
+      </w:r>
+      <w:r>
+        <w:rPr>
+          <w:lang w:val="en_US" w:bidi="en_US"/>
+        </w:rPr>
         <w:t xml:space="preserve">John is using the word translated as </w:t>
       </w:r>
       <w:r>
         <w:rPr>
           <w:b/>
+          <w:lang w:val="en_US" w:bidi="en_US"/>
         </w:rPr>
         <w:t>Therefore</w:t>
       </w:r>
       <w:r>
+        <w:rPr>
+          <w:lang w:val="en_US" w:bidi="en_US"/>
+        </w:rPr>
         <w:t xml:space="preserve"> to introduce the result that should follow from the reason he gave at the end of the previous verse. Because </w:t>
       </w:r>
       <w:r>
         <w:rPr>
           <w:b/>
+          <w:lang w:val="en_US" w:bidi="en_US"/>
         </w:rPr>
         <w:t>such ones</w:t>
       </w:r>
       <w:r>
+        <w:rPr>
+          <w:lang w:val="en_US" w:bidi="en_US"/>
+        </w:rPr>
         <w:t xml:space="preserve"> are accepting nothing from “the Gentiles” (verse 7), believers ought to help them. Use a connector in your language that makes this relationship clear. Alternate translation: “This is why”</w:t>
       </w:r>
     </w:p>
     <w:p>
-      <w:r/>
-      <w:r>
+      <w:pPr/>
+      <w:r>
+        <w:rPr>
+          <w:lang w:val="en_US" w:bidi="en_US"/>
+        </w:rPr>
+      </w:r>
+      <w:r>
+        <w:rPr>
+          <w:lang w:val="en_US" w:bidi="en_US"/>
+        </w:rPr>
         <w:t xml:space="preserve">See: </w:t>
       </w:r>
       <w:r>
+        <w:rPr>
+          <w:lang w:val="en_US" w:bidi="en_US"/>
+        </w:rPr>
         <w:t>Connect — Reason-and-Result Relationship</w:t>
       </w:r>
-      <w:r/>
-      <w:r/>
-    </w:p>
-    <w:p>
-      <w:r/>
+      <w:r>
+        <w:rPr>
+          <w:lang w:val="en_US" w:bidi="en_US"/>
+        </w:rPr>
+      </w:r>
+      <w:r>
+        <w:rPr>
+          <w:lang w:val="en_US" w:bidi="en_US"/>
+        </w:rPr>
+      </w:r>
+    </w:p>
+    <w:p>
+      <w:pPr/>
+      <w:r>
+        <w:rPr>
+          <w:lang w:val="en_US" w:bidi="en_US"/>
+        </w:rPr>
+      </w:r>
     </w:p>
     <w:p>
       <w:pPr>
         <w:pStyle w:val="Heading2"/>
       </w:pPr>
       <w:r>
+        <w:rPr>
+          <w:lang w:val="en_US" w:bidi="en_US"/>
+        </w:rPr>
         <w:t>3 John 1:8 (#2)</w:t>
       </w:r>
-      <w:r/>
-    </w:p>
-    <w:p>
-      <w:r/>
-      <w:r>
-        <w:rPr>
-          <w:b/>
+      <w:r>
+        <w:rPr>
+          <w:lang w:val="en_US" w:bidi="en_US"/>
+        </w:rPr>
+      </w:r>
+    </w:p>
+    <w:p>
+      <w:pPr/>
+      <w:r>
+        <w:rPr>
+          <w:lang w:val="en_US" w:bidi="en_US"/>
+        </w:rPr>
+      </w:r>
+      <w:r>
+        <w:rPr>
+          <w:b/>
+          <w:lang w:val="en_US" w:bidi="en_US"/>
         </w:rPr>
         <w:t>"we ourselves ought to support"</w:t>
       </w:r>
     </w:p>
     <w:p>
-      <w:r/>
-      <w:r>
+      <w:pPr/>
+      <w:r>
+        <w:rPr>
+          <w:lang w:val="en_US" w:bidi="en_US"/>
+        </w:rPr>
+      </w:r>
+      <w:r>
+        <w:rPr>
+          <w:lang w:val="en_US" w:bidi="en_US"/>
+        </w:rPr>
         <w:t xml:space="preserve">John is stating the pronoun </w:t>
       </w:r>
       <w:r>
         <w:rPr>
           <w:b/>
+          <w:lang w:val="en_US" w:bidi="en_US"/>
         </w:rPr>
         <w:t>we</w:t>
       </w:r>
       <w:r>
+        <w:rPr>
+          <w:lang w:val="en_US" w:bidi="en_US"/>
+        </w:rPr>
         <w:t xml:space="preserve">, whose meaning is already present in the verb translated </w:t>
       </w:r>
       <w:r>
         <w:rPr>
           <w:b/>
+          <w:lang w:val="en_US" w:bidi="en_US"/>
         </w:rPr>
         <w:t>ought</w:t>
       </w:r>
       <w:r>
+        <w:rPr>
+          <w:lang w:val="en_US" w:bidi="en_US"/>
+        </w:rPr>
         <w:t xml:space="preserve">, to emphasize it. If your language can state implied pronouns explicitly for emphasis, you may want to use that construction here in your translation. Other languages may have other ways of bringing out this emphasis. The ULT does so by using the intensive pronoun </w:t>
       </w:r>
       <w:r>
         <w:rPr>
           <w:b/>
+          <w:lang w:val="en_US" w:bidi="en_US"/>
         </w:rPr>
         <w:t>ourselves</w:t>
       </w:r>
       <w:r>
+        <w:rPr>
+          <w:lang w:val="en_US" w:bidi="en_US"/>
+        </w:rPr>
         <w:t>. Alternate translation: “we certainly should welcome”</w:t>
       </w:r>
     </w:p>
     <w:p>
-      <w:r/>
-      <w:r>
+      <w:pPr/>
+      <w:r>
+        <w:rPr>
+          <w:lang w:val="en_US" w:bidi="en_US"/>
+        </w:rPr>
+      </w:r>
+      <w:r>
+        <w:rPr>
+          <w:lang w:val="en_US" w:bidi="en_US"/>
+        </w:rPr>
         <w:t xml:space="preserve">See: </w:t>
       </w:r>
       <w:r>
+        <w:rPr>
+          <w:lang w:val="en_US" w:bidi="en_US"/>
+        </w:rPr>
         <w:t>Pronouns — When to Use Them</w:t>
       </w:r>
-      <w:r/>
-      <w:r/>
-    </w:p>
-    <w:p>
-      <w:r/>
+      <w:r>
+        <w:rPr>
+          <w:lang w:val="en_US" w:bidi="en_US"/>
+        </w:rPr>
+      </w:r>
+      <w:r>
+        <w:rPr>
+          <w:lang w:val="en_US" w:bidi="en_US"/>
+        </w:rPr>
+      </w:r>
+    </w:p>
+    <w:p>
+      <w:pPr/>
+      <w:r>
+        <w:rPr>
+          <w:lang w:val="en_US" w:bidi="en_US"/>
+        </w:rPr>
+      </w:r>
     </w:p>
     <w:p>
       <w:pPr>
         <w:pStyle w:val="Heading2"/>
       </w:pPr>
       <w:r>
+        <w:rPr>
+          <w:lang w:val="en_US" w:bidi="en_US"/>
+        </w:rPr>
         <w:t>3 John 1:8 (#3)</w:t>
       </w:r>
-      <w:r/>
-    </w:p>
-    <w:p>
-      <w:r/>
-      <w:r>
-        <w:rPr>
-          <w:b/>
+      <w:r>
+        <w:rPr>
+          <w:lang w:val="en_US" w:bidi="en_US"/>
+        </w:rPr>
+      </w:r>
+    </w:p>
+    <w:p>
+      <w:pPr/>
+      <w:r>
+        <w:rPr>
+          <w:lang w:val="en_US" w:bidi="en_US"/>
+        </w:rPr>
+      </w:r>
+      <w:r>
+        <w:rPr>
+          <w:b/>
+          <w:lang w:val="en_US" w:bidi="en_US"/>
         </w:rPr>
         <w:t>"we ourselves ought"</w:t>
       </w:r>
     </w:p>
     <w:p>
-      <w:r/>
-      <w:r>
+      <w:pPr/>
+      <w:r>
+        <w:rPr>
+          <w:lang w:val="en_US" w:bidi="en_US"/>
+        </w:rPr>
+      </w:r>
+      <w:r>
+        <w:rPr>
+          <w:lang w:val="en_US" w:bidi="en_US"/>
+        </w:rPr>
         <w:t xml:space="preserve">John is using the words translated as </w:t>
       </w:r>
       <w:r>
         <w:rPr>
           <w:b/>
+          <w:lang w:val="en_US" w:bidi="en_US"/>
         </w:rPr>
         <w:t>we</w:t>
       </w:r>
       <w:r>
+        <w:rPr>
+          <w:lang w:val="en_US" w:bidi="en_US"/>
+        </w:rPr>
         <w:t xml:space="preserve"> and </w:t>
       </w:r>
       <w:r>
         <w:rPr>
           <w:b/>
+          <w:lang w:val="en_US" w:bidi="en_US"/>
         </w:rPr>
         <w:t>ourselves</w:t>
       </w:r>
       <w:r>
+        <w:rPr>
+          <w:lang w:val="en_US" w:bidi="en_US"/>
+        </w:rPr>
         <w:t xml:space="preserve"> to refer to Gaius, himself, and all believers. So use the inclusive forms of those words if your language marks that distinction.</w:t>
       </w:r>
     </w:p>
     <w:p>
-      <w:r/>
-      <w:r>
+      <w:pPr/>
+      <w:r>
+        <w:rPr>
+          <w:lang w:val="en_US" w:bidi="en_US"/>
+        </w:rPr>
+      </w:r>
+      <w:r>
+        <w:rPr>
+          <w:lang w:val="en_US" w:bidi="en_US"/>
+        </w:rPr>
         <w:t xml:space="preserve">See: </w:t>
       </w:r>
       <w:r>
+        <w:rPr>
+          <w:lang w:val="en_US" w:bidi="en_US"/>
+        </w:rPr>
         <w:t>Exclusive and Inclusive ‘We’</w:t>
       </w:r>
-      <w:r/>
-      <w:r/>
-    </w:p>
-    <w:p>
-      <w:r/>
+      <w:r>
+        <w:rPr>
+          <w:lang w:val="en_US" w:bidi="en_US"/>
+        </w:rPr>
+      </w:r>
+      <w:r>
+        <w:rPr>
+          <w:lang w:val="en_US" w:bidi="en_US"/>
+        </w:rPr>
+      </w:r>
+    </w:p>
+    <w:p>
+      <w:pPr/>
+      <w:r>
+        <w:rPr>
+          <w:lang w:val="en_US" w:bidi="en_US"/>
+        </w:rPr>
+      </w:r>
     </w:p>
     <w:p>
       <w:pPr>
         <w:pStyle w:val="Heading2"/>
       </w:pPr>
       <w:r>
+        <w:rPr>
+          <w:lang w:val="en_US" w:bidi="en_US"/>
+        </w:rPr>
         <w:t>3 John 1:8 (#4)</w:t>
       </w:r>
-      <w:r/>
-    </w:p>
-    <w:p>
-      <w:r/>
-      <w:r>
-        <w:rPr>
-          <w:b/>
+      <w:r>
+        <w:rPr>
+          <w:lang w:val="en_US" w:bidi="en_US"/>
+        </w:rPr>
+      </w:r>
+    </w:p>
+    <w:p>
+      <w:pPr/>
+      <w:r>
+        <w:rPr>
+          <w:lang w:val="en_US" w:bidi="en_US"/>
+        </w:rPr>
+      </w:r>
+      <w:r>
+        <w:rPr>
+          <w:b/>
+          <w:lang w:val="en_US" w:bidi="en_US"/>
         </w:rPr>
         <w:t>"to support"</w:t>
       </w:r>
     </w:p>
     <w:p>
-      <w:r/>
-      <w:r>
+      <w:pPr/>
+      <w:r>
+        <w:rPr>
+          <w:lang w:val="en_US" w:bidi="en_US"/>
+        </w:rPr>
+      </w:r>
+      <w:r>
+        <w:rPr>
+          <w:lang w:val="en_US" w:bidi="en_US"/>
+        </w:rPr>
         <w:t xml:space="preserve">John assumes that Gaius will know that when he tells him to </w:t>
       </w:r>
       <w:r>
         <w:rPr>
           <w:b/>
+          <w:lang w:val="en_US" w:bidi="en_US"/>
         </w:rPr>
         <w:t>support</w:t>
       </w:r>
       <w:r>
+        <w:rPr>
+          <w:lang w:val="en_US" w:bidi="en_US"/>
+        </w:rPr>
         <w:t xml:space="preserve"> these believers, he means that Gaius should provide hospitality, including giving them what they need for their journey. You could include this information if that would be helpful to your readers. Alternate translation: “to help” or “to provide for”</w:t>
       </w:r>
     </w:p>
     <w:p>
-      <w:r/>
-      <w:r>
+      <w:pPr/>
+      <w:r>
+        <w:rPr>
+          <w:lang w:val="en_US" w:bidi="en_US"/>
+        </w:rPr>
+      </w:r>
+      <w:r>
+        <w:rPr>
+          <w:lang w:val="en_US" w:bidi="en_US"/>
+        </w:rPr>
         <w:t xml:space="preserve">See: </w:t>
       </w:r>
       <w:r>
+        <w:rPr>
+          <w:lang w:val="en_US" w:bidi="en_US"/>
+        </w:rPr>
         <w:t>Assumed Knowledge and Implicit Information</w:t>
       </w:r>
-      <w:r/>
-      <w:r/>
-    </w:p>
-    <w:p>
-      <w:r/>
+      <w:r>
+        <w:rPr>
+          <w:lang w:val="en_US" w:bidi="en_US"/>
+        </w:rPr>
+      </w:r>
+      <w:r>
+        <w:rPr>
+          <w:lang w:val="en_US" w:bidi="en_US"/>
+        </w:rPr>
+      </w:r>
+    </w:p>
+    <w:p>
+      <w:pPr/>
+      <w:r>
+        <w:rPr>
+          <w:lang w:val="en_US" w:bidi="en_US"/>
+        </w:rPr>
+      </w:r>
     </w:p>
     <w:p>
       <w:pPr>
         <w:pStyle w:val="Heading2"/>
       </w:pPr>
       <w:r>
+        <w:rPr>
+          <w:lang w:val="en_US" w:bidi="en_US"/>
+        </w:rPr>
         <w:t>3 John 1:8 (#5)</w:t>
       </w:r>
-      <w:r/>
-    </w:p>
-    <w:p>
-      <w:r/>
-      <w:r>
-        <w:rPr>
-          <w:b/>
+      <w:r>
+        <w:rPr>
+          <w:lang w:val="en_US" w:bidi="en_US"/>
+        </w:rPr>
+      </w:r>
+    </w:p>
+    <w:p>
+      <w:pPr/>
+      <w:r>
+        <w:rPr>
+          <w:lang w:val="en_US" w:bidi="en_US"/>
+        </w:rPr>
+      </w:r>
+      <w:r>
+        <w:rPr>
+          <w:b/>
+          <w:lang w:val="en_US" w:bidi="en_US"/>
         </w:rPr>
         <w:t>"so that"</w:t>
       </w:r>
     </w:p>
     <w:p>
-      <w:r/>
-      <w:r>
+      <w:pPr/>
+      <w:r>
+        <w:rPr>
+          <w:lang w:val="en_US" w:bidi="en_US"/>
+        </w:rPr>
+      </w:r>
+      <w:r>
+        <w:rPr>
+          <w:lang w:val="en_US" w:bidi="en_US"/>
+        </w:rPr>
         <w:t xml:space="preserve">Here, </w:t>
       </w:r>
       <w:r>
         <w:rPr>
           <w:b/>
+          <w:lang w:val="en_US" w:bidi="en_US"/>
         </w:rPr>
         <w:t>so that</w:t>
       </w:r>
       <w:r>
+        <w:rPr>
+          <w:lang w:val="en_US" w:bidi="en_US"/>
+        </w:rPr>
         <w:t xml:space="preserve"> marks becoming </w:t>
       </w:r>
       <w:r>
         <w:rPr>
           <w:b/>
+          <w:lang w:val="en_US" w:bidi="en_US"/>
         </w:rPr>
         <w:t>fellow workers</w:t>
       </w:r>
       <w:r>
+        <w:rPr>
+          <w:lang w:val="en_US" w:bidi="en_US"/>
+        </w:rPr>
         <w:t xml:space="preserve"> as a goal or purpose of supporting </w:t>
       </w:r>
       <w:r>
         <w:rPr>
           <w:b/>
+          <w:lang w:val="en_US" w:bidi="en_US"/>
         </w:rPr>
         <w:t>such ones</w:t>
       </w:r>
       <w:r>
+        <w:rPr>
+          <w:lang w:val="en_US" w:bidi="en_US"/>
+        </w:rPr>
         <w:t xml:space="preserve"> as the traveling teachers. Use a natural way in your language that makes it clear that this is a purpose. Alternate translation: “and in this way”</w:t>
       </w:r>
     </w:p>
     <w:p>
-      <w:r/>
-      <w:r>
+      <w:pPr/>
+      <w:r>
+        <w:rPr>
+          <w:lang w:val="en_US" w:bidi="en_US"/>
+        </w:rPr>
+      </w:r>
+      <w:r>
+        <w:rPr>
+          <w:lang w:val="en_US" w:bidi="en_US"/>
+        </w:rPr>
         <w:t xml:space="preserve">See: </w:t>
       </w:r>
       <w:r>
+        <w:rPr>
+          <w:lang w:val="en_US" w:bidi="en_US"/>
+        </w:rPr>
         <w:t>Connect — Goal (Purpose) Relationship</w:t>
       </w:r>
-      <w:r/>
-      <w:r/>
-    </w:p>
-    <w:p>
-      <w:r/>
+      <w:r>
+        <w:rPr>
+          <w:lang w:val="en_US" w:bidi="en_US"/>
+        </w:rPr>
+      </w:r>
+      <w:r>
+        <w:rPr>
+          <w:lang w:val="en_US" w:bidi="en_US"/>
+        </w:rPr>
+      </w:r>
+    </w:p>
+    <w:p>
+      <w:pPr/>
+      <w:r>
+        <w:rPr>
+          <w:lang w:val="en_US" w:bidi="en_US"/>
+        </w:rPr>
+      </w:r>
     </w:p>
     <w:p>
       <w:pPr>
         <w:pStyle w:val="Heading2"/>
       </w:pPr>
       <w:r>
+        <w:rPr>
+          <w:lang w:val="en_US" w:bidi="en_US"/>
+        </w:rPr>
         <w:t>3 John 1:8 (#6)</w:t>
       </w:r>
-      <w:r/>
-    </w:p>
-    <w:p>
-      <w:r/>
-      <w:r>
-        <w:rPr>
-          <w:b/>
+      <w:r>
+        <w:rPr>
+          <w:lang w:val="en_US" w:bidi="en_US"/>
+        </w:rPr>
+      </w:r>
+    </w:p>
+    <w:p>
+      <w:pPr/>
+      <w:r>
+        <w:rPr>
+          <w:lang w:val="en_US" w:bidi="en_US"/>
+        </w:rPr>
+      </w:r>
+      <w:r>
+        <w:rPr>
+          <w:b/>
+          <w:lang w:val="en_US" w:bidi="en_US"/>
         </w:rPr>
         <w:t>"so that we may become fellow workers with the truth"</w:t>
       </w:r>
     </w:p>
     <w:p>
-      <w:r/>
-      <w:r>
+      <w:pPr/>
+      <w:r>
+        <w:rPr>
+          <w:lang w:val="en_US" w:bidi="en_US"/>
+        </w:rPr>
+      </w:r>
+      <w:r>
+        <w:rPr>
+          <w:lang w:val="en_US" w:bidi="en_US"/>
+        </w:rPr>
         <w:t xml:space="preserve">John is speaking as if the </w:t>
       </w:r>
       <w:r>
         <w:rPr>
           <w:b/>
+          <w:lang w:val="en_US" w:bidi="en_US"/>
         </w:rPr>
         <w:t>truth</w:t>
       </w:r>
       <w:r>
+        <w:rPr>
+          <w:lang w:val="en_US" w:bidi="en_US"/>
+        </w:rPr>
         <w:t xml:space="preserve"> were a living thing that he and his fellow Christians could become </w:t>
       </w:r>
       <w:r>
         <w:rPr>
           <w:b/>
+          <w:lang w:val="en_US" w:bidi="en_US"/>
         </w:rPr>
         <w:t>workers</w:t>
       </w:r>
       <w:r>
+        <w:rPr>
+          <w:lang w:val="en_US" w:bidi="en_US"/>
+        </w:rPr>
         <w:t xml:space="preserve"> with. If it would be helpful in your language, you could state the meaning plainly. Alternate translation: “so that we can cooperate with them in announcing God’s truth to people”</w:t>
       </w:r>
     </w:p>
     <w:p>
-      <w:r/>
-      <w:r>
+      <w:pPr/>
+      <w:r>
+        <w:rPr>
+          <w:lang w:val="en_US" w:bidi="en_US"/>
+        </w:rPr>
+      </w:r>
+      <w:r>
+        <w:rPr>
+          <w:lang w:val="en_US" w:bidi="en_US"/>
+        </w:rPr>
         <w:t xml:space="preserve">See: </w:t>
       </w:r>
       <w:r>
+        <w:rPr>
+          <w:lang w:val="en_US" w:bidi="en_US"/>
+        </w:rPr>
         <w:t>Personification</w:t>
       </w:r>
-      <w:r/>
-      <w:r/>
-    </w:p>
-    <w:p>
-      <w:r/>
+      <w:r>
+        <w:rPr>
+          <w:lang w:val="en_US" w:bidi="en_US"/>
+        </w:rPr>
+      </w:r>
+      <w:r>
+        <w:rPr>
+          <w:lang w:val="en_US" w:bidi="en_US"/>
+        </w:rPr>
+      </w:r>
+    </w:p>
+    <w:p>
+      <w:pPr/>
+      <w:r>
+        <w:rPr>
+          <w:lang w:val="en_US" w:bidi="en_US"/>
+        </w:rPr>
+      </w:r>
     </w:p>
     <w:p>
       <w:pPr>
         <w:pStyle w:val="Heading2"/>
       </w:pPr>
       <w:r>
+        <w:rPr>
+          <w:lang w:val="en_US" w:bidi="en_US"/>
+        </w:rPr>
         <w:t>3 John 1:8 (#7)</w:t>
       </w:r>
-      <w:r/>
-    </w:p>
-    <w:p>
-      <w:r/>
-      <w:r>
-        <w:rPr>
-          <w:b/>
+      <w:r>
+        <w:rPr>
+          <w:lang w:val="en_US" w:bidi="en_US"/>
+        </w:rPr>
+      </w:r>
+    </w:p>
+    <w:p>
+      <w:pPr/>
+      <w:r>
+        <w:rPr>
+          <w:lang w:val="en_US" w:bidi="en_US"/>
+        </w:rPr>
+      </w:r>
+      <w:r>
+        <w:rPr>
+          <w:b/>
+          <w:lang w:val="en_US" w:bidi="en_US"/>
         </w:rPr>
         <w:t>"with the truth"</w:t>
       </w:r>
     </w:p>
     <w:p>
-      <w:r/>
-      <w:r>
+      <w:pPr/>
+      <w:r>
+        <w:rPr>
+          <w:lang w:val="en_US" w:bidi="en_US"/>
+        </w:rPr>
+      </w:r>
+      <w:r>
+        <w:rPr>
+          <w:lang w:val="en_US" w:bidi="en_US"/>
+        </w:rPr>
         <w:t xml:space="preserve">John is using the term </w:t>
       </w:r>
       <w:r>
         <w:rPr>
           <w:b/>
+          <w:lang w:val="en_US" w:bidi="en_US"/>
         </w:rPr>
         <w:t>truth</w:t>
       </w:r>
       <w:r>
+        <w:rPr>
+          <w:lang w:val="en_US" w:bidi="en_US"/>
+        </w:rPr>
         <w:t xml:space="preserve"> to represent something or someone associated with the truth. If it would be helpful in your language, you could use an equivalent expression or state the meaning plainly. This could mean: (1) the true message from God. Alternate translation: “God’s true message” (2) God himself, who is Truth. Alternate translation: “the true God”</w:t>
       </w:r>
     </w:p>
     <w:p>
-      <w:r/>
-      <w:r>
+      <w:pPr/>
+      <w:r>
+        <w:rPr>
+          <w:lang w:val="en_US" w:bidi="en_US"/>
+        </w:rPr>
+      </w:r>
+      <w:r>
+        <w:rPr>
+          <w:lang w:val="en_US" w:bidi="en_US"/>
+        </w:rPr>
         <w:t xml:space="preserve">See: </w:t>
       </w:r>
       <w:r>
+        <w:rPr>
+          <w:lang w:val="en_US" w:bidi="en_US"/>
+        </w:rPr>
         <w:t>Metonymy</w:t>
       </w:r>
-      <w:r/>
-      <w:r/>
-    </w:p>
-    <w:p>
-      <w:r/>
+      <w:r>
+        <w:rPr>
+          <w:lang w:val="en_US" w:bidi="en_US"/>
+        </w:rPr>
+      </w:r>
+      <w:r>
+        <w:rPr>
+          <w:lang w:val="en_US" w:bidi="en_US"/>
+        </w:rPr>
+      </w:r>
+    </w:p>
+    <w:p>
+      <w:pPr/>
+      <w:r>
+        <w:rPr>
+          <w:lang w:val="en_US" w:bidi="en_US"/>
+        </w:rPr>
+      </w:r>
     </w:p>
     <w:p>
       <w:pPr>
         <w:pStyle w:val="Heading2"/>
       </w:pPr>
       <w:r>
+        <w:rPr>
+          <w:lang w:val="en_US" w:bidi="en_US"/>
+        </w:rPr>
         <w:t>3 John 1:9 (#1)</w:t>
       </w:r>
-      <w:r/>
-    </w:p>
-    <w:p>
-      <w:r/>
-      <w:r>
-        <w:rPr>
-          <w:b/>
+      <w:r>
+        <w:rPr>
+          <w:lang w:val="en_US" w:bidi="en_US"/>
+        </w:rPr>
+      </w:r>
+    </w:p>
+    <w:p>
+      <w:pPr/>
+      <w:r>
+        <w:rPr>
+          <w:lang w:val="en_US" w:bidi="en_US"/>
+        </w:rPr>
+      </w:r>
+      <w:r>
+        <w:rPr>
+          <w:b/>
+          <w:lang w:val="en_US" w:bidi="en_US"/>
         </w:rPr>
         <w:t>"something"</w:t>
       </w:r>
     </w:p>
     <w:p>
-      <w:r/>
-      <w:r>
+      <w:pPr/>
+      <w:r>
+        <w:rPr>
+          <w:lang w:val="en_US" w:bidi="en_US"/>
+        </w:rPr>
+      </w:r>
+      <w:r>
+        <w:rPr>
+          <w:lang w:val="en_US" w:bidi="en_US"/>
+        </w:rPr>
         <w:t>What John wrote was a letter, probably containing instructions about helping traveling Christian teachers. You could include this information if that would be helpful to your readers. Alternate translation: “a letter about this”</w:t>
       </w:r>
     </w:p>
     <w:p>
-      <w:r/>
-      <w:r>
+      <w:pPr/>
+      <w:r>
+        <w:rPr>
+          <w:lang w:val="en_US" w:bidi="en_US"/>
+        </w:rPr>
+      </w:r>
+      <w:r>
+        <w:rPr>
+          <w:lang w:val="en_US" w:bidi="en_US"/>
+        </w:rPr>
         <w:t xml:space="preserve">See: </w:t>
       </w:r>
       <w:r>
+        <w:rPr>
+          <w:lang w:val="en_US" w:bidi="en_US"/>
+        </w:rPr>
         <w:t>Assumed Knowledge and Implicit Information</w:t>
       </w:r>
-      <w:r/>
-      <w:r/>
-    </w:p>
-    <w:p>
-      <w:r/>
+      <w:r>
+        <w:rPr>
+          <w:lang w:val="en_US" w:bidi="en_US"/>
+        </w:rPr>
+      </w:r>
+      <w:r>
+        <w:rPr>
+          <w:lang w:val="en_US" w:bidi="en_US"/>
+        </w:rPr>
+      </w:r>
+    </w:p>
+    <w:p>
+      <w:pPr/>
+      <w:r>
+        <w:rPr>
+          <w:lang w:val="en_US" w:bidi="en_US"/>
+        </w:rPr>
+      </w:r>
     </w:p>
     <w:p>
       <w:pPr>
         <w:pStyle w:val="Heading2"/>
       </w:pPr>
       <w:r>
+        <w:rPr>
+          <w:lang w:val="en_US" w:bidi="en_US"/>
+        </w:rPr>
         <w:t>3 John 1:9 (#2)</w:t>
       </w:r>
-      <w:r/>
-    </w:p>
-    <w:p>
-      <w:r/>
-      <w:r>
-        <w:rPr>
-          <w:b/>
+      <w:r>
+        <w:rPr>
+          <w:lang w:val="en_US" w:bidi="en_US"/>
+        </w:rPr>
+      </w:r>
+    </w:p>
+    <w:p>
+      <w:pPr/>
+      <w:r>
+        <w:rPr>
+          <w:lang w:val="en_US" w:bidi="en_US"/>
+        </w:rPr>
+      </w:r>
+      <w:r>
+        <w:rPr>
+          <w:b/>
+          <w:lang w:val="en_US" w:bidi="en_US"/>
         </w:rPr>
         <w:t>"to the church"</w:t>
       </w:r>
     </w:p>
     <w:p>
-      <w:r/>
-      <w:r>
+      <w:pPr/>
+      <w:r>
+        <w:rPr>
+          <w:lang w:val="en_US" w:bidi="en_US"/>
+        </w:rPr>
+      </w:r>
+      <w:r>
+        <w:rPr>
+          <w:lang w:val="en_US" w:bidi="en_US"/>
+        </w:rPr>
         <w:t xml:space="preserve">Here, </w:t>
       </w:r>
       <w:r>
         <w:rPr>
           <w:b/>
+          <w:lang w:val="en_US" w:bidi="en_US"/>
         </w:rPr>
         <w:t>the church</w:t>
       </w:r>
       <w:r>
+        <w:rPr>
+          <w:lang w:val="en_US" w:bidi="en_US"/>
+        </w:rPr>
         <w:t xml:space="preserve"> refers to Gaius and the group of believers who regularly met together with him to worship God. You could include this information if that would be helpful to your readers. Alternate translation: “to the assembly of believers in your place”</w:t>
       </w:r>
     </w:p>
     <w:p>
-      <w:r/>
-      <w:r>
+      <w:pPr/>
+      <w:r>
+        <w:rPr>
+          <w:lang w:val="en_US" w:bidi="en_US"/>
+        </w:rPr>
+      </w:r>
+      <w:r>
+        <w:rPr>
+          <w:lang w:val="en_US" w:bidi="en_US"/>
+        </w:rPr>
         <w:t xml:space="preserve">See: </w:t>
       </w:r>
       <w:r>
+        <w:rPr>
+          <w:lang w:val="en_US" w:bidi="en_US"/>
+        </w:rPr>
         <w:t>Assumed Knowledge and Implicit Information</w:t>
       </w:r>
-      <w:r/>
-      <w:r/>
-    </w:p>
-    <w:p>
-      <w:r/>
+      <w:r>
+        <w:rPr>
+          <w:lang w:val="en_US" w:bidi="en_US"/>
+        </w:rPr>
+      </w:r>
+      <w:r>
+        <w:rPr>
+          <w:lang w:val="en_US" w:bidi="en_US"/>
+        </w:rPr>
+      </w:r>
+    </w:p>
+    <w:p>
+      <w:pPr/>
+      <w:r>
+        <w:rPr>
+          <w:lang w:val="en_US" w:bidi="en_US"/>
+        </w:rPr>
+      </w:r>
     </w:p>
     <w:p>
       <w:pPr>
         <w:pStyle w:val="Heading2"/>
       </w:pPr>
       <w:r>
+        <w:rPr>
+          <w:lang w:val="en_US" w:bidi="en_US"/>
+        </w:rPr>
         <w:t>3 John 1:9 (#3)</w:t>
       </w:r>
-      <w:r/>
-    </w:p>
-    <w:p>
-      <w:r/>
-      <w:r>
-        <w:rPr>
-          <w:b/>
+      <w:r>
+        <w:rPr>
+          <w:lang w:val="en_US" w:bidi="en_US"/>
+        </w:rPr>
+      </w:r>
+    </w:p>
+    <w:p>
+      <w:pPr/>
+      <w:r>
+        <w:rPr>
+          <w:lang w:val="en_US" w:bidi="en_US"/>
+        </w:rPr>
+      </w:r>
+      <w:r>
+        <w:rPr>
+          <w:b/>
+          <w:lang w:val="en_US" w:bidi="en_US"/>
         </w:rPr>
         <w:t>"Diotrephes"</w:t>
       </w:r>
     </w:p>
     <w:p>
-      <w:r/>
-      <w:r>
-        <w:rPr>
-          <w:b/>
+      <w:pPr/>
+      <w:r>
+        <w:rPr>
+          <w:lang w:val="en_US" w:bidi="en_US"/>
+        </w:rPr>
+      </w:r>
+      <w:r>
+        <w:rPr>
+          <w:b/>
+          <w:lang w:val="en_US" w:bidi="en_US"/>
         </w:rPr>
         <w:t>Diotrephes</w:t>
       </w:r>
       <w:r>
+        <w:rPr>
+          <w:lang w:val="en_US" w:bidi="en_US"/>
+        </w:rPr>
         <w:t xml:space="preserve"> is the name of a man who was a leader of the church.</w:t>
       </w:r>
     </w:p>
     <w:p>
-      <w:r/>
-      <w:r>
+      <w:pPr/>
+      <w:r>
+        <w:rPr>
+          <w:lang w:val="en_US" w:bidi="en_US"/>
+        </w:rPr>
+      </w:r>
+      <w:r>
+        <w:rPr>
+          <w:lang w:val="en_US" w:bidi="en_US"/>
+        </w:rPr>
         <w:t xml:space="preserve">See: </w:t>
       </w:r>
       <w:r>
+        <w:rPr>
+          <w:lang w:val="en_US" w:bidi="en_US"/>
+        </w:rPr>
         <w:t>How to Translate Names</w:t>
       </w:r>
-      <w:r/>
-      <w:r/>
-    </w:p>
-    <w:p>
-      <w:r/>
+      <w:r>
+        <w:rPr>
+          <w:lang w:val="en_US" w:bidi="en_US"/>
+        </w:rPr>
+      </w:r>
+      <w:r>
+        <w:rPr>
+          <w:lang w:val="en_US" w:bidi="en_US"/>
+        </w:rPr>
+      </w:r>
+    </w:p>
+    <w:p>
+      <w:pPr/>
+      <w:r>
+        <w:rPr>
+          <w:lang w:val="en_US" w:bidi="en_US"/>
+        </w:rPr>
+      </w:r>
     </w:p>
     <w:p>
       <w:pPr>
         <w:pStyle w:val="Heading2"/>
       </w:pPr>
       <w:r>
+        <w:rPr>
+          <w:lang w:val="en_US" w:bidi="en_US"/>
+        </w:rPr>
         <w:t>3 John 1:9 (#4)</w:t>
       </w:r>
-      <w:r/>
-    </w:p>
-    <w:p>
-      <w:r/>
-      <w:r>
-        <w:rPr>
-          <w:b/>
+      <w:r>
+        <w:rPr>
+          <w:lang w:val="en_US" w:bidi="en_US"/>
+        </w:rPr>
+      </w:r>
+    </w:p>
+    <w:p>
+      <w:pPr/>
+      <w:r>
+        <w:rPr>
+          <w:lang w:val="en_US" w:bidi="en_US"/>
+        </w:rPr>
+      </w:r>
+      <w:r>
+        <w:rPr>
+          <w:b/>
+          <w:lang w:val="en_US" w:bidi="en_US"/>
         </w:rPr>
         <w:t>"the one loving to be first among them"</w:t>
       </w:r>
     </w:p>
     <w:p>
-      <w:r/>
-      <w:r>
+      <w:pPr/>
+      <w:r>
+        <w:rPr>
+          <w:lang w:val="en_US" w:bidi="en_US"/>
+        </w:rPr>
+      </w:r>
+      <w:r>
+        <w:rPr>
+          <w:lang w:val="en_US" w:bidi="en_US"/>
+        </w:rPr>
         <w:t xml:space="preserve">John is using the word </w:t>
       </w:r>
       <w:r>
         <w:rPr>
           <w:b/>
+          <w:lang w:val="en_US" w:bidi="en_US"/>
         </w:rPr>
         <w:t>first</w:t>
       </w:r>
       <w:r>
+        <w:rPr>
+          <w:lang w:val="en_US" w:bidi="en_US"/>
+        </w:rPr>
         <w:t xml:space="preserve"> in the sense of “most important” or “in charge.” Alternate translation: “who loves to be the most important one among them” or “who loves to act as though he is their leader”</w:t>
       </w:r>
     </w:p>
     <w:p>
-      <w:r/>
-      <w:r>
+      <w:pPr/>
+      <w:r>
+        <w:rPr>
+          <w:lang w:val="en_US" w:bidi="en_US"/>
+        </w:rPr>
+      </w:r>
+      <w:r>
+        <w:rPr>
+          <w:lang w:val="en_US" w:bidi="en_US"/>
+        </w:rPr>
         <w:t xml:space="preserve">See: </w:t>
       </w:r>
       <w:r>
+        <w:rPr>
+          <w:lang w:val="en_US" w:bidi="en_US"/>
+        </w:rPr>
         <w:t>Idiom</w:t>
       </w:r>
-      <w:r/>
-      <w:r/>
-    </w:p>
-    <w:p>
-      <w:r/>
+      <w:r>
+        <w:rPr>
+          <w:lang w:val="en_US" w:bidi="en_US"/>
+        </w:rPr>
+      </w:r>
+      <w:r>
+        <w:rPr>
+          <w:lang w:val="en_US" w:bidi="en_US"/>
+        </w:rPr>
+      </w:r>
+    </w:p>
+    <w:p>
+      <w:pPr/>
+      <w:r>
+        <w:rPr>
+          <w:lang w:val="en_US" w:bidi="en_US"/>
+        </w:rPr>
+      </w:r>
     </w:p>
     <w:p>
       <w:pPr>
         <w:pStyle w:val="Heading2"/>
       </w:pPr>
       <w:r>
+        <w:rPr>
+          <w:lang w:val="en_US" w:bidi="en_US"/>
+        </w:rPr>
         <w:t>3 John 1:9 (#5)</w:t>
       </w:r>
-      <w:r/>
-    </w:p>
-    <w:p>
-      <w:r/>
-      <w:r>
-        <w:rPr>
-          <w:b/>
+      <w:r>
+        <w:rPr>
+          <w:lang w:val="en_US" w:bidi="en_US"/>
+        </w:rPr>
+      </w:r>
+    </w:p>
+    <w:p>
+      <w:pPr/>
+      <w:r>
+        <w:rPr>
+          <w:lang w:val="en_US" w:bidi="en_US"/>
+        </w:rPr>
+      </w:r>
+      <w:r>
+        <w:rPr>
+          <w:b/>
+          <w:lang w:val="en_US" w:bidi="en_US"/>
         </w:rPr>
         <w:t>"does not receive us"</w:t>
       </w:r>
     </w:p>
     <w:p>
-      <w:r/>
-      <w:r>
+      <w:pPr/>
+      <w:r>
+        <w:rPr>
+          <w:lang w:val="en_US" w:bidi="en_US"/>
+        </w:rPr>
+      </w:r>
+      <w:r>
+        <w:rPr>
+          <w:lang w:val="en_US" w:bidi="en_US"/>
+        </w:rPr>
         <w:t xml:space="preserve">John is using the word </w:t>
       </w:r>
       <w:r>
         <w:rPr>
           <w:b/>
+          <w:lang w:val="en_US" w:bidi="en_US"/>
         </w:rPr>
         <w:t>us</w:t>
       </w:r>
       <w:r>
+        <w:rPr>
+          <w:lang w:val="en_US" w:bidi="en_US"/>
+        </w:rPr>
         <w:t xml:space="preserve"> to represent someone or something associated with himself and those with him. This could mean: (1) that Diotrephes opposes providing hospitality and support to the traveling believers whom John endorses. (The word translated </w:t>
       </w:r>
       <w:r>
         <w:rPr>
           <w:b/>
+          <w:lang w:val="en_US" w:bidi="en_US"/>
         </w:rPr>
         <w:t>receive</w:t>
       </w:r>
       <w:r>
+        <w:rPr>
+          <w:lang w:val="en_US" w:bidi="en_US"/>
+        </w:rPr>
         <w:t xml:space="preserve"> in this verse is the same one as in the phrase “he does not receive the brothers” in the next verse.) Alternate translation: “opposes helping these traveling believers” (2) that Diotrephes does not accept John’s authority and so will not do what he says. Alternate translation: “rejects our instructions”</w:t>
       </w:r>
     </w:p>
     <w:p>
-      <w:r/>
-      <w:r>
+      <w:pPr/>
+      <w:r>
+        <w:rPr>
+          <w:lang w:val="en_US" w:bidi="en_US"/>
+        </w:rPr>
+      </w:r>
+      <w:r>
+        <w:rPr>
+          <w:lang w:val="en_US" w:bidi="en_US"/>
+        </w:rPr>
         <w:t xml:space="preserve">See: </w:t>
       </w:r>
       <w:r>
+        <w:rPr>
+          <w:lang w:val="en_US" w:bidi="en_US"/>
+        </w:rPr>
         <w:t>Metonymy</w:t>
       </w:r>
-      <w:r/>
-      <w:r/>
-    </w:p>
-    <w:p>
-      <w:r/>
+      <w:r>
+        <w:rPr>
+          <w:lang w:val="en_US" w:bidi="en_US"/>
+        </w:rPr>
+      </w:r>
+      <w:r>
+        <w:rPr>
+          <w:lang w:val="en_US" w:bidi="en_US"/>
+        </w:rPr>
+      </w:r>
+    </w:p>
+    <w:p>
+      <w:pPr/>
+      <w:r>
+        <w:rPr>
+          <w:lang w:val="en_US" w:bidi="en_US"/>
+        </w:rPr>
+      </w:r>
     </w:p>
     <w:p>
       <w:pPr>
         <w:pStyle w:val="Heading2"/>
       </w:pPr>
       <w:r>
+        <w:rPr>
+          <w:lang w:val="en_US" w:bidi="en_US"/>
+        </w:rPr>
         <w:t>3 John 1:9 (#6)</w:t>
       </w:r>
-      <w:r/>
-    </w:p>
-    <w:p>
-      <w:r/>
-      <w:r>
-        <w:rPr>
-          <w:b/>
+      <w:r>
+        <w:rPr>
+          <w:lang w:val="en_US" w:bidi="en_US"/>
+        </w:rPr>
+      </w:r>
+    </w:p>
+    <w:p>
+      <w:pPr/>
+      <w:r>
+        <w:rPr>
+          <w:lang w:val="en_US" w:bidi="en_US"/>
+        </w:rPr>
+      </w:r>
+      <w:r>
+        <w:rPr>
+          <w:b/>
+          <w:lang w:val="en_US" w:bidi="en_US"/>
         </w:rPr>
         <w:t>"us"</w:t>
       </w:r>
     </w:p>
     <w:p>
-      <w:r/>
-      <w:r>
+      <w:pPr/>
+      <w:r>
+        <w:rPr>
+          <w:lang w:val="en_US" w:bidi="en_US"/>
+        </w:rPr>
+      </w:r>
+      <w:r>
+        <w:rPr>
+          <w:lang w:val="en_US" w:bidi="en_US"/>
+        </w:rPr>
         <w:t xml:space="preserve">Here the word </w:t>
       </w:r>
       <w:r>
         <w:rPr>
           <w:b/>
+          <w:lang w:val="en_US" w:bidi="en_US"/>
         </w:rPr>
         <w:t>us</w:t>
       </w:r>
       <w:r>
+        <w:rPr>
+          <w:lang w:val="en_US" w:bidi="en_US"/>
+        </w:rPr>
         <w:t xml:space="preserve"> refers to John and those with him but not to Gaius, so use the exclusive form of that word in your translation if your language marks that distinction.</w:t>
       </w:r>
     </w:p>
     <w:p>
-      <w:r/>
-      <w:r>
+      <w:pPr/>
+      <w:r>
+        <w:rPr>
+          <w:lang w:val="en_US" w:bidi="en_US"/>
+        </w:rPr>
+      </w:r>
+      <w:r>
+        <w:rPr>
+          <w:lang w:val="en_US" w:bidi="en_US"/>
+        </w:rPr>
         <w:t xml:space="preserve">See: </w:t>
       </w:r>
       <w:r>
+        <w:rPr>
+          <w:lang w:val="en_US" w:bidi="en_US"/>
+        </w:rPr>
         <w:t>Exclusive and Inclusive ‘We’</w:t>
       </w:r>
-      <w:r/>
-      <w:r/>
-    </w:p>
-    <w:p>
-      <w:r/>
+      <w:r>
+        <w:rPr>
+          <w:lang w:val="en_US" w:bidi="en_US"/>
+        </w:rPr>
+      </w:r>
+      <w:r>
+        <w:rPr>
+          <w:lang w:val="en_US" w:bidi="en_US"/>
+        </w:rPr>
+      </w:r>
+    </w:p>
+    <w:p>
+      <w:pPr/>
+      <w:r>
+        <w:rPr>
+          <w:lang w:val="en_US" w:bidi="en_US"/>
+        </w:rPr>
+      </w:r>
     </w:p>
     <w:p>
       <w:pPr>
         <w:pStyle w:val="Heading2"/>
       </w:pPr>
       <w:r>
+        <w:rPr>
+          <w:lang w:val="en_US" w:bidi="en_US"/>
+        </w:rPr>
         <w:t>3 John 1:10 (#1)</w:t>
       </w:r>
-      <w:r/>
-    </w:p>
-    <w:p>
-      <w:r/>
-      <w:r>
-        <w:rPr>
-          <w:b/>
+      <w:r>
+        <w:rPr>
+          <w:lang w:val="en_US" w:bidi="en_US"/>
+        </w:rPr>
+      </w:r>
+    </w:p>
+    <w:p>
+      <w:pPr/>
+      <w:r>
+        <w:rPr>
+          <w:lang w:val="en_US" w:bidi="en_US"/>
+        </w:rPr>
+      </w:r>
+      <w:r>
+        <w:rPr>
+          <w:b/>
+          <w:lang w:val="en_US" w:bidi="en_US"/>
         </w:rPr>
         <w:t>"Because of this"</w:t>
       </w:r>
     </w:p>
     <w:p>
-      <w:r/>
-      <w:r>
-        <w:rPr>
-          <w:b/>
+      <w:pPr/>
+      <w:r>
+        <w:rPr>
+          <w:lang w:val="en_US" w:bidi="en_US"/>
+        </w:rPr>
+      </w:r>
+      <w:r>
+        <w:rPr>
+          <w:b/>
+          <w:lang w:val="en_US" w:bidi="en_US"/>
         </w:rPr>
         <w:t>Because of this</w:t>
       </w:r>
       <w:r>
+        <w:rPr>
+          <w:lang w:val="en_US" w:bidi="en_US"/>
+        </w:rPr>
         <w:t xml:space="preserve"> indicates that what follows is a result of what came before. Because Diotrephes “does not receive” John and those with him (verse 9), John will expose his evil works. Use a natural way in your language that makes this relationship clear. Alternate translation: “Therefore” or “This is why”</w:t>
       </w:r>
     </w:p>
     <w:p>
-      <w:r/>
-      <w:r>
+      <w:pPr/>
+      <w:r>
+        <w:rPr>
+          <w:lang w:val="en_US" w:bidi="en_US"/>
+        </w:rPr>
+      </w:r>
+      <w:r>
+        <w:rPr>
+          <w:lang w:val="en_US" w:bidi="en_US"/>
+        </w:rPr>
         <w:t xml:space="preserve">See: </w:t>
       </w:r>
       <w:r>
+        <w:rPr>
+          <w:lang w:val="en_US" w:bidi="en_US"/>
+        </w:rPr>
         <w:t>Connect — Reason-and-Result Relationship</w:t>
       </w:r>
-      <w:r/>
-      <w:r/>
-    </w:p>
-    <w:p>
-      <w:r/>
+      <w:r>
+        <w:rPr>
+          <w:lang w:val="en_US" w:bidi="en_US"/>
+        </w:rPr>
+      </w:r>
+      <w:r>
+        <w:rPr>
+          <w:lang w:val="en_US" w:bidi="en_US"/>
+        </w:rPr>
+      </w:r>
+    </w:p>
+    <w:p>
+      <w:pPr/>
+      <w:r>
+        <w:rPr>
+          <w:lang w:val="en_US" w:bidi="en_US"/>
+        </w:rPr>
+      </w:r>
     </w:p>
     <w:p>
       <w:pPr>
         <w:pStyle w:val="Heading2"/>
       </w:pPr>
       <w:r>
+        <w:rPr>
+          <w:lang w:val="en_US" w:bidi="en_US"/>
+        </w:rPr>
         <w:t>3 John 1:10 (#2)</w:t>
       </w:r>
-      <w:r/>
-    </w:p>
-    <w:p>
-      <w:r/>
-      <w:r>
-        <w:rPr>
-          <w:b/>
+      <w:r>
+        <w:rPr>
+          <w:lang w:val="en_US" w:bidi="en_US"/>
+        </w:rPr>
+      </w:r>
+    </w:p>
+    <w:p>
+      <w:pPr/>
+      <w:r>
+        <w:rPr>
+          <w:lang w:val="en_US" w:bidi="en_US"/>
+        </w:rPr>
+      </w:r>
+      <w:r>
+        <w:rPr>
+          <w:b/>
+          <w:lang w:val="en_US" w:bidi="en_US"/>
         </w:rPr>
         <w:t>"if I come"</w:t>
       </w:r>
     </w:p>
     <w:p>
-      <w:r/>
-      <w:r>
+      <w:pPr/>
+      <w:r>
+        <w:rPr>
+          <w:lang w:val="en_US" w:bidi="en_US"/>
+        </w:rPr>
+      </w:r>
+      <w:r>
+        <w:rPr>
+          <w:lang w:val="en_US" w:bidi="en_US"/>
+        </w:rPr>
         <w:t>John speaks as if he were uncertain about this, but he means that he is planning to come. If your readers might think that what John is saying is uncertain, then you could translate his words as a confident statement. Alternate translation: “when I come” or “at the time that I come”</w:t>
       </w:r>
     </w:p>
     <w:p>
-      <w:r/>
-      <w:r>
+      <w:pPr/>
+      <w:r>
+        <w:rPr>
+          <w:lang w:val="en_US" w:bidi="en_US"/>
+        </w:rPr>
+      </w:r>
+      <w:r>
+        <w:rPr>
+          <w:lang w:val="en_US" w:bidi="en_US"/>
+        </w:rPr>
         <w:t xml:space="preserve">See: </w:t>
       </w:r>
       <w:r>
+        <w:rPr>
+          <w:lang w:val="en_US" w:bidi="en_US"/>
+        </w:rPr>
         <w:t>Connect — Factual Conditions</w:t>
       </w:r>
-      <w:r/>
-      <w:r/>
-    </w:p>
-    <w:p>
-      <w:r/>
+      <w:r>
+        <w:rPr>
+          <w:lang w:val="en_US" w:bidi="en_US"/>
+        </w:rPr>
+      </w:r>
+      <w:r>
+        <w:rPr>
+          <w:lang w:val="en_US" w:bidi="en_US"/>
+        </w:rPr>
+      </w:r>
+    </w:p>
+    <w:p>
+      <w:pPr/>
+      <w:r>
+        <w:rPr>
+          <w:lang w:val="en_US" w:bidi="en_US"/>
+        </w:rPr>
+      </w:r>
     </w:p>
     <w:p>
       <w:pPr>
         <w:pStyle w:val="Heading2"/>
       </w:pPr>
       <w:r>
+        <w:rPr>
+          <w:lang w:val="en_US" w:bidi="en_US"/>
+        </w:rPr>
         <w:t>3 John 1:10 (#3)</w:t>
       </w:r>
-      <w:r/>
-    </w:p>
-    <w:p>
-      <w:r/>
-      <w:r>
-        <w:rPr>
-          <w:b/>
+      <w:r>
+        <w:rPr>
+          <w:lang w:val="en_US" w:bidi="en_US"/>
+        </w:rPr>
+      </w:r>
+    </w:p>
+    <w:p>
+      <w:pPr/>
+      <w:r>
+        <w:rPr>
+          <w:lang w:val="en_US" w:bidi="en_US"/>
+        </w:rPr>
+      </w:r>
+      <w:r>
+        <w:rPr>
+          <w:b/>
+          <w:lang w:val="en_US" w:bidi="en_US"/>
         </w:rPr>
         <w:t>"I come"</w:t>
       </w:r>
     </w:p>
     <w:p>
-      <w:r/>
-      <w:r>
+      <w:pPr/>
+      <w:r>
+        <w:rPr>
+          <w:lang w:val="en_US" w:bidi="en_US"/>
+        </w:rPr>
+      </w:r>
+      <w:r>
+        <w:rPr>
+          <w:lang w:val="en_US" w:bidi="en_US"/>
+        </w:rPr>
         <w:t xml:space="preserve">In a context such as this, your language might say “go” instead of </w:t>
       </w:r>
       <w:r>
         <w:rPr>
           <w:b/>
+          <w:lang w:val="en_US" w:bidi="en_US"/>
         </w:rPr>
         <w:t>come</w:t>
       </w:r>
       <w:r>
+        <w:rPr>
+          <w:lang w:val="en_US" w:bidi="en_US"/>
+        </w:rPr>
         <w:t>. Alternate translation: “I go to you”</w:t>
       </w:r>
     </w:p>
     <w:p>
-      <w:r/>
-      <w:r>
+      <w:pPr/>
+      <w:r>
+        <w:rPr>
+          <w:lang w:val="en_US" w:bidi="en_US"/>
+        </w:rPr>
+      </w:r>
+      <w:r>
+        <w:rPr>
+          <w:lang w:val="en_US" w:bidi="en_US"/>
+        </w:rPr>
         <w:t xml:space="preserve">See: </w:t>
       </w:r>
       <w:r>
+        <w:rPr>
+          <w:lang w:val="en_US" w:bidi="en_US"/>
+        </w:rPr>
         <w:t>Go and Come</w:t>
       </w:r>
-      <w:r/>
-      <w:r/>
-    </w:p>
-    <w:p>
-      <w:r/>
+      <w:r>
+        <w:rPr>
+          <w:lang w:val="en_US" w:bidi="en_US"/>
+        </w:rPr>
+      </w:r>
+      <w:r>
+        <w:rPr>
+          <w:lang w:val="en_US" w:bidi="en_US"/>
+        </w:rPr>
+      </w:r>
+    </w:p>
+    <w:p>
+      <w:pPr/>
+      <w:r>
+        <w:rPr>
+          <w:lang w:val="en_US" w:bidi="en_US"/>
+        </w:rPr>
+      </w:r>
     </w:p>
     <w:p>
       <w:pPr>
         <w:pStyle w:val="Heading2"/>
       </w:pPr>
       <w:r>
+        <w:rPr>
+          <w:lang w:val="en_US" w:bidi="en_US"/>
+        </w:rPr>
         <w:t>3 John 1:10 (#4)</w:t>
       </w:r>
-      <w:r/>
-    </w:p>
-    <w:p>
-      <w:r/>
-      <w:r>
-        <w:rPr>
-          <w:b/>
+      <w:r>
+        <w:rPr>
+          <w:lang w:val="en_US" w:bidi="en_US"/>
+        </w:rPr>
+      </w:r>
+    </w:p>
+    <w:p>
+      <w:pPr/>
+      <w:r>
+        <w:rPr>
+          <w:lang w:val="en_US" w:bidi="en_US"/>
+        </w:rPr>
+      </w:r>
+      <w:r>
+        <w:rPr>
+          <w:b/>
+          <w:lang w:val="en_US" w:bidi="en_US"/>
         </w:rPr>
         <w:t>"accusing us with evil words"</w:t>
       </w:r>
     </w:p>
     <w:p>
-      <w:r/>
-      <w:r>
+      <w:pPr/>
+      <w:r>
+        <w:rPr>
+          <w:lang w:val="en_US" w:bidi="en_US"/>
+        </w:rPr>
+      </w:r>
+      <w:r>
+        <w:rPr>
+          <w:lang w:val="en_US" w:bidi="en_US"/>
+        </w:rPr>
         <w:t xml:space="preserve">John is using the term </w:t>
       </w:r>
       <w:r>
         <w:rPr>
           <w:b/>
+          <w:lang w:val="en_US" w:bidi="en_US"/>
         </w:rPr>
         <w:t>words</w:t>
       </w:r>
       <w:r>
+        <w:rPr>
+          <w:lang w:val="en_US" w:bidi="en_US"/>
+        </w:rPr>
         <w:t xml:space="preserve"> to mean what Diotrephes has been saying by using words. These </w:t>
       </w:r>
       <w:r>
         <w:rPr>
           <w:b/>
+          <w:lang w:val="en_US" w:bidi="en_US"/>
         </w:rPr>
         <w:t>words</w:t>
       </w:r>
       <w:r>
+        <w:rPr>
+          <w:lang w:val="en_US" w:bidi="en_US"/>
+        </w:rPr>
         <w:t xml:space="preserve"> are an example of the </w:t>
       </w:r>
       <w:r>
         <w:rPr>
           <w:b/>
+          <w:lang w:val="en_US" w:bidi="en_US"/>
         </w:rPr>
         <w:t>works that he is doing</w:t>
       </w:r>
       <w:r>
+        <w:rPr>
+          <w:lang w:val="en_US" w:bidi="en_US"/>
+        </w:rPr>
         <w:t>. If it would be helpful in your language, you could state the meaning plainly. Alternate translation: “slandering us maliciously”</w:t>
       </w:r>
     </w:p>
     <w:p>
-      <w:r/>
-      <w:r>
+      <w:pPr/>
+      <w:r>
+        <w:rPr>
+          <w:lang w:val="en_US" w:bidi="en_US"/>
+        </w:rPr>
+      </w:r>
+      <w:r>
+        <w:rPr>
+          <w:lang w:val="en_US" w:bidi="en_US"/>
+        </w:rPr>
         <w:t xml:space="preserve">See: </w:t>
       </w:r>
       <w:r>
+        <w:rPr>
+          <w:lang w:val="en_US" w:bidi="en_US"/>
+        </w:rPr>
         <w:t>Metonymy</w:t>
       </w:r>
-      <w:r/>
-      <w:r/>
-    </w:p>
-    <w:p>
-      <w:r/>
+      <w:r>
+        <w:rPr>
+          <w:lang w:val="en_US" w:bidi="en_US"/>
+        </w:rPr>
+      </w:r>
+      <w:r>
+        <w:rPr>
+          <w:lang w:val="en_US" w:bidi="en_US"/>
+        </w:rPr>
+      </w:r>
+    </w:p>
+    <w:p>
+      <w:pPr/>
+      <w:r>
+        <w:rPr>
+          <w:lang w:val="en_US" w:bidi="en_US"/>
+        </w:rPr>
+      </w:r>
     </w:p>
     <w:p>
       <w:pPr>
         <w:pStyle w:val="Heading2"/>
       </w:pPr>
       <w:r>
+        <w:rPr>
+          <w:lang w:val="en_US" w:bidi="en_US"/>
+        </w:rPr>
         <w:t>3 John 1:10 (#5)</w:t>
       </w:r>
-      <w:r/>
-    </w:p>
-    <w:p>
-      <w:r/>
-      <w:r>
-        <w:rPr>
-          <w:b/>
+      <w:r>
+        <w:rPr>
+          <w:lang w:val="en_US" w:bidi="en_US"/>
+        </w:rPr>
+      </w:r>
+    </w:p>
+    <w:p>
+      <w:pPr/>
+      <w:r>
+        <w:rPr>
+          <w:lang w:val="en_US" w:bidi="en_US"/>
+        </w:rPr>
+      </w:r>
+      <w:r>
+        <w:rPr>
+          <w:b/>
+          <w:lang w:val="en_US" w:bidi="en_US"/>
         </w:rPr>
         <w:t>"not being satisfied with these things"</w:t>
       </w:r>
     </w:p>
     <w:p>
-      <w:r/>
-      <w:r>
+      <w:pPr/>
+      <w:r>
+        <w:rPr>
+          <w:lang w:val="en_US" w:bidi="en_US"/>
+        </w:rPr>
+      </w:r>
+      <w:r>
+        <w:rPr>
+          <w:lang w:val="en_US" w:bidi="en_US"/>
+        </w:rPr>
         <w:t>If your language does not use this passive form, you could express the idea in active form or in another way that is natural in your language. Alternate translation: “even these things do not satisfy him. In addition”</w:t>
       </w:r>
     </w:p>
     <w:p>
-      <w:r/>
-      <w:r>
+      <w:pPr/>
+      <w:r>
+        <w:rPr>
+          <w:lang w:val="en_US" w:bidi="en_US"/>
+        </w:rPr>
+      </w:r>
+      <w:r>
+        <w:rPr>
+          <w:lang w:val="en_US" w:bidi="en_US"/>
+        </w:rPr>
         <w:t xml:space="preserve">See: </w:t>
       </w:r>
       <w:r>
+        <w:rPr>
+          <w:lang w:val="en_US" w:bidi="en_US"/>
+        </w:rPr>
         <w:t>Active or Passive</w:t>
       </w:r>
-      <w:r/>
-      <w:r/>
-    </w:p>
-    <w:p>
-      <w:r/>
+      <w:r>
+        <w:rPr>
+          <w:lang w:val="en_US" w:bidi="en_US"/>
+        </w:rPr>
+      </w:r>
+      <w:r>
+        <w:rPr>
+          <w:lang w:val="en_US" w:bidi="en_US"/>
+        </w:rPr>
+      </w:r>
+    </w:p>
+    <w:p>
+      <w:pPr/>
+      <w:r>
+        <w:rPr>
+          <w:lang w:val="en_US" w:bidi="en_US"/>
+        </w:rPr>
+      </w:r>
     </w:p>
     <w:p>
       <w:pPr>
         <w:pStyle w:val="Heading2"/>
       </w:pPr>
       <w:r>
+        <w:rPr>
+          <w:lang w:val="en_US" w:bidi="en_US"/>
+        </w:rPr>
         <w:t>3 John 1:10 (#6)</w:t>
       </w:r>
-      <w:r/>
-    </w:p>
-    <w:p>
-      <w:r/>
-      <w:r>
-        <w:rPr>
-          <w:b/>
+      <w:r>
+        <w:rPr>
+          <w:lang w:val="en_US" w:bidi="en_US"/>
+        </w:rPr>
+      </w:r>
+    </w:p>
+    <w:p>
+      <w:pPr/>
+      <w:r>
+        <w:rPr>
+          <w:lang w:val="en_US" w:bidi="en_US"/>
+        </w:rPr>
+      </w:r>
+      <w:r>
+        <w:rPr>
+          <w:b/>
+          <w:lang w:val="en_US" w:bidi="en_US"/>
         </w:rPr>
         <w:t>"the brothers"</w:t>
       </w:r>
     </w:p>
     <w:p>
-      <w:r/>
-      <w:r>
+      <w:pPr/>
+      <w:r>
+        <w:rPr>
+          <w:lang w:val="en_US" w:bidi="en_US"/>
+        </w:rPr>
+      </w:r>
+      <w:r>
+        <w:rPr>
+          <w:lang w:val="en_US" w:bidi="en_US"/>
+        </w:rPr>
         <w:t xml:space="preserve">John is using the term </w:t>
       </w:r>
       <w:r>
         <w:rPr>
           <w:b/>
+          <w:lang w:val="en_US" w:bidi="en_US"/>
         </w:rPr>
         <w:t>brothers</w:t>
       </w:r>
       <w:r>
+        <w:rPr>
+          <w:lang w:val="en_US" w:bidi="en_US"/>
+        </w:rPr>
         <w:t xml:space="preserve"> to mean people who share the same faith. If it would be helpful in your language, you could state the meaning plainly. Alternate translation: “these fellow believers”</w:t>
       </w:r>
     </w:p>
     <w:p>
-      <w:r/>
-      <w:r>
+      <w:pPr/>
+      <w:r>
+        <w:rPr>
+          <w:lang w:val="en_US" w:bidi="en_US"/>
+        </w:rPr>
+      </w:r>
+      <w:r>
+        <w:rPr>
+          <w:lang w:val="en_US" w:bidi="en_US"/>
+        </w:rPr>
         <w:t xml:space="preserve">See: </w:t>
       </w:r>
       <w:r>
+        <w:rPr>
+          <w:lang w:val="en_US" w:bidi="en_US"/>
+        </w:rPr>
         <w:t>Metaphor</w:t>
       </w:r>
-      <w:r/>
-      <w:r/>
-    </w:p>
-    <w:p>
-      <w:r/>
+      <w:r>
+        <w:rPr>
+          <w:lang w:val="en_US" w:bidi="en_US"/>
+        </w:rPr>
+      </w:r>
+      <w:r>
+        <w:rPr>
+          <w:lang w:val="en_US" w:bidi="en_US"/>
+        </w:rPr>
+      </w:r>
+    </w:p>
+    <w:p>
+      <w:pPr/>
+      <w:r>
+        <w:rPr>
+          <w:lang w:val="en_US" w:bidi="en_US"/>
+        </w:rPr>
+      </w:r>
     </w:p>
     <w:p>
       <w:pPr>
         <w:pStyle w:val="Heading2"/>
       </w:pPr>
       <w:r>
+        <w:rPr>
+          <w:lang w:val="en_US" w:bidi="en_US"/>
+        </w:rPr>
         <w:t>3 John 1:10 (#7)</w:t>
       </w:r>
-      <w:r/>
-    </w:p>
-    <w:p>
-      <w:r/>
-      <w:r>
-        <w:rPr>
-          <w:b/>
+      <w:r>
+        <w:rPr>
+          <w:lang w:val="en_US" w:bidi="en_US"/>
+        </w:rPr>
+      </w:r>
+    </w:p>
+    <w:p>
+      <w:pPr/>
+      <w:r>
+        <w:rPr>
+          <w:lang w:val="en_US" w:bidi="en_US"/>
+        </w:rPr>
+      </w:r>
+      <w:r>
+        <w:rPr>
+          <w:b/>
+          <w:lang w:val="en_US" w:bidi="en_US"/>
         </w:rPr>
         <w:t>"and he stops the ones willing"</w:t>
       </w:r>
     </w:p>
     <w:p>
-      <w:r/>
-      <w:r>
+      <w:pPr/>
+      <w:r>
+        <w:rPr>
+          <w:lang w:val="en_US" w:bidi="en_US"/>
+        </w:rPr>
+      </w:r>
+      <w:r>
+        <w:rPr>
+          <w:lang w:val="en_US" w:bidi="en_US"/>
+        </w:rPr>
         <w:t>John is leaving out some of the words that in many languages a sentence would need in order to be complete. You can supply these words from the context if that would be clearer in your language. Alternate translation: “and he stops the ones who are willing to receive the believers”</w:t>
       </w:r>
     </w:p>
     <w:p>
-      <w:r/>
-      <w:r>
+      <w:pPr/>
+      <w:r>
+        <w:rPr>
+          <w:lang w:val="en_US" w:bidi="en_US"/>
+        </w:rPr>
+      </w:r>
+      <w:r>
+        <w:rPr>
+          <w:lang w:val="en_US" w:bidi="en_US"/>
+        </w:rPr>
         <w:t xml:space="preserve">See: </w:t>
       </w:r>
       <w:r>
+        <w:rPr>
+          <w:lang w:val="en_US" w:bidi="en_US"/>
+        </w:rPr>
         <w:t>Ellipsis</w:t>
       </w:r>
-      <w:r/>
-      <w:r/>
-    </w:p>
-    <w:p>
-      <w:r/>
+      <w:r>
+        <w:rPr>
+          <w:lang w:val="en_US" w:bidi="en_US"/>
+        </w:rPr>
+      </w:r>
+      <w:r>
+        <w:rPr>
+          <w:lang w:val="en_US" w:bidi="en_US"/>
+        </w:rPr>
+      </w:r>
+    </w:p>
+    <w:p>
+      <w:pPr/>
+      <w:r>
+        <w:rPr>
+          <w:lang w:val="en_US" w:bidi="en_US"/>
+        </w:rPr>
+      </w:r>
     </w:p>
     <w:p>
       <w:pPr>
         <w:pStyle w:val="Heading2"/>
       </w:pPr>
       <w:r>
+        <w:rPr>
+          <w:lang w:val="en_US" w:bidi="en_US"/>
+        </w:rPr>
         <w:t>3 John 1:11 (#1)</w:t>
       </w:r>
-      <w:r/>
-    </w:p>
-    <w:p>
-      <w:r/>
-      <w:r>
-        <w:rPr>
-          <w:b/>
+      <w:r>
+        <w:rPr>
+          <w:lang w:val="en_US" w:bidi="en_US"/>
+        </w:rPr>
+      </w:r>
+    </w:p>
+    <w:p>
+      <w:pPr/>
+      <w:r>
+        <w:rPr>
+          <w:lang w:val="en_US" w:bidi="en_US"/>
+        </w:rPr>
+      </w:r>
+      <w:r>
+        <w:rPr>
+          <w:b/>
+          <w:lang w:val="en_US" w:bidi="en_US"/>
         </w:rPr>
         <w:t>"do not imitate the evil, but the good"</w:t>
       </w:r>
     </w:p>
     <w:p>
-      <w:r/>
-      <w:r>
+      <w:pPr/>
+      <w:r>
+        <w:rPr>
+          <w:lang w:val="en_US" w:bidi="en_US"/>
+        </w:rPr>
+      </w:r>
+      <w:r>
+        <w:rPr>
+          <w:lang w:val="en_US" w:bidi="en_US"/>
+        </w:rPr>
         <w:t xml:space="preserve">John is using the adjectives </w:t>
       </w:r>
       <w:r>
         <w:rPr>
           <w:b/>
+          <w:lang w:val="en_US" w:bidi="en_US"/>
         </w:rPr>
         <w:t>evil</w:t>
       </w:r>
       <w:r>
+        <w:rPr>
+          <w:lang w:val="en_US" w:bidi="en_US"/>
+        </w:rPr>
         <w:t xml:space="preserve"> and </w:t>
       </w:r>
       <w:r>
         <w:rPr>
           <w:b/>
+          <w:lang w:val="en_US" w:bidi="en_US"/>
         </w:rPr>
         <w:t>good</w:t>
       </w:r>
       <w:r>
+        <w:rPr>
+          <w:lang w:val="en_US" w:bidi="en_US"/>
+        </w:rPr>
         <w:t xml:space="preserve"> as nouns in a general sense. Your language may use adjectives in the same way. If not, you could translate these words with an equivalent phrase. Alternate translation: “do not imitate evil things that people do, but imitate good things”</w:t>
       </w:r>
     </w:p>
     <w:p>
-      <w:r/>
-      <w:r>
+      <w:pPr/>
+      <w:r>
+        <w:rPr>
+          <w:lang w:val="en_US" w:bidi="en_US"/>
+        </w:rPr>
+      </w:r>
+      <w:r>
+        <w:rPr>
+          <w:lang w:val="en_US" w:bidi="en_US"/>
+        </w:rPr>
         <w:t xml:space="preserve">See: </w:t>
       </w:r>
       <w:r>
+        <w:rPr>
+          <w:lang w:val="en_US" w:bidi="en_US"/>
+        </w:rPr>
         <w:t>Nominal Adjectives</w:t>
       </w:r>
-      <w:r/>
-      <w:r/>
-    </w:p>
-    <w:p>
-      <w:r/>
+      <w:r>
+        <w:rPr>
+          <w:lang w:val="en_US" w:bidi="en_US"/>
+        </w:rPr>
+      </w:r>
+      <w:r>
+        <w:rPr>
+          <w:lang w:val="en_US" w:bidi="en_US"/>
+        </w:rPr>
+      </w:r>
+    </w:p>
+    <w:p>
+      <w:pPr/>
+      <w:r>
+        <w:rPr>
+          <w:lang w:val="en_US" w:bidi="en_US"/>
+        </w:rPr>
+      </w:r>
     </w:p>
     <w:p>
       <w:pPr>
         <w:pStyle w:val="Heading2"/>
       </w:pPr>
       <w:r>
+        <w:rPr>
+          <w:lang w:val="en_US" w:bidi="en_US"/>
+        </w:rPr>
         <w:t>3 John 1:11 (#2)</w:t>
       </w:r>
-      <w:r/>
-    </w:p>
-    <w:p>
-      <w:r/>
-      <w:r>
-        <w:rPr>
-          <w:b/>
+      <w:r>
+        <w:rPr>
+          <w:lang w:val="en_US" w:bidi="en_US"/>
+        </w:rPr>
+      </w:r>
+    </w:p>
+    <w:p>
+      <w:pPr/>
+      <w:r>
+        <w:rPr>
+          <w:lang w:val="en_US" w:bidi="en_US"/>
+        </w:rPr>
+      </w:r>
+      <w:r>
+        <w:rPr>
+          <w:b/>
+          <w:lang w:val="en_US" w:bidi="en_US"/>
         </w:rPr>
         <w:t>"but the good"</w:t>
       </w:r>
     </w:p>
     <w:p>
-      <w:r/>
-      <w:r>
+      <w:pPr/>
+      <w:r>
+        <w:rPr>
+          <w:lang w:val="en_US" w:bidi="en_US"/>
+        </w:rPr>
+      </w:r>
+      <w:r>
+        <w:rPr>
+          <w:lang w:val="en_US" w:bidi="en_US"/>
+        </w:rPr>
         <w:t>John is leaving out some of the words that in many languages a sentence would need in order to be complete. You can supply these words from the context if that would be clearer in your language. Alternate translation: “but imitate the good things that people do”</w:t>
       </w:r>
     </w:p>
     <w:p>
-      <w:r/>
-      <w:r>
+      <w:pPr/>
+      <w:r>
+        <w:rPr>
+          <w:lang w:val="en_US" w:bidi="en_US"/>
+        </w:rPr>
+      </w:r>
+      <w:r>
+        <w:rPr>
+          <w:lang w:val="en_US" w:bidi="en_US"/>
+        </w:rPr>
         <w:t xml:space="preserve">See: </w:t>
       </w:r>
       <w:r>
+        <w:rPr>
+          <w:lang w:val="en_US" w:bidi="en_US"/>
+        </w:rPr>
         <w:t>Ellipsis</w:t>
       </w:r>
-      <w:r/>
-      <w:r/>
-    </w:p>
-    <w:p>
-      <w:r/>
+      <w:r>
+        <w:rPr>
+          <w:lang w:val="en_US" w:bidi="en_US"/>
+        </w:rPr>
+      </w:r>
+      <w:r>
+        <w:rPr>
+          <w:lang w:val="en_US" w:bidi="en_US"/>
+        </w:rPr>
+      </w:r>
+    </w:p>
+    <w:p>
+      <w:pPr/>
+      <w:r>
+        <w:rPr>
+          <w:lang w:val="en_US" w:bidi="en_US"/>
+        </w:rPr>
+      </w:r>
     </w:p>
     <w:p>
       <w:pPr>
         <w:pStyle w:val="Heading2"/>
       </w:pPr>
       <w:r>
+        <w:rPr>
+          <w:lang w:val="en_US" w:bidi="en_US"/>
+        </w:rPr>
         <w:t>3 John 1:11 (#3)</w:t>
       </w:r>
-      <w:r/>
-    </w:p>
-    <w:p>
-      <w:r/>
-      <w:r>
-        <w:rPr>
-          <w:b/>
+      <w:r>
+        <w:rPr>
+          <w:lang w:val="en_US" w:bidi="en_US"/>
+        </w:rPr>
+      </w:r>
+    </w:p>
+    <w:p>
+      <w:pPr/>
+      <w:r>
+        <w:rPr>
+          <w:lang w:val="en_US" w:bidi="en_US"/>
+        </w:rPr>
+      </w:r>
+      <w:r>
+        <w:rPr>
+          <w:b/>
+          <w:lang w:val="en_US" w:bidi="en_US"/>
         </w:rPr>
         <w:t>"has not seen God"</w:t>
       </w:r>
     </w:p>
     <w:p>
-      <w:r/>
-      <w:r>
+      <w:pPr/>
+      <w:r>
+        <w:rPr>
+          <w:lang w:val="en_US" w:bidi="en_US"/>
+        </w:rPr>
+      </w:r>
+      <w:r>
+        <w:rPr>
+          <w:lang w:val="en_US" w:bidi="en_US"/>
+        </w:rPr>
         <w:t xml:space="preserve">John is using the word </w:t>
       </w:r>
       <w:r>
         <w:rPr>
           <w:b/>
+          <w:lang w:val="en_US" w:bidi="en_US"/>
         </w:rPr>
         <w:t>seen</w:t>
       </w:r>
       <w:r>
+        <w:rPr>
+          <w:lang w:val="en_US" w:bidi="en_US"/>
+        </w:rPr>
         <w:t xml:space="preserve"> to mean “believed in” or “experienced.” If it would be clearer in your language, you could state the meaning plainly. Alternate translation: “has not experienced God” or “has not believed in God”</w:t>
       </w:r>
     </w:p>
     <w:p>
-      <w:r/>
-      <w:r>
+      <w:pPr/>
+      <w:r>
+        <w:rPr>
+          <w:lang w:val="en_US" w:bidi="en_US"/>
+        </w:rPr>
+      </w:r>
+      <w:r>
+        <w:rPr>
+          <w:lang w:val="en_US" w:bidi="en_US"/>
+        </w:rPr>
         <w:t xml:space="preserve">See: </w:t>
       </w:r>
       <w:r>
+        <w:rPr>
+          <w:lang w:val="en_US" w:bidi="en_US"/>
+        </w:rPr>
         <w:t>Metaphor</w:t>
       </w:r>
-      <w:r/>
-      <w:r/>
-    </w:p>
-    <w:p>
-      <w:r/>
+      <w:r>
+        <w:rPr>
+          <w:lang w:val="en_US" w:bidi="en_US"/>
+        </w:rPr>
+      </w:r>
+      <w:r>
+        <w:rPr>
+          <w:lang w:val="en_US" w:bidi="en_US"/>
+        </w:rPr>
+      </w:r>
+    </w:p>
+    <w:p>
+      <w:pPr/>
+      <w:r>
+        <w:rPr>
+          <w:lang w:val="en_US" w:bidi="en_US"/>
+        </w:rPr>
+      </w:r>
     </w:p>
     <w:p>
       <w:pPr>
         <w:pStyle w:val="Heading2"/>
       </w:pPr>
       <w:r>
+        <w:rPr>
+          <w:lang w:val="en_US" w:bidi="en_US"/>
+        </w:rPr>
         <w:t>3 John 1:12 (#1)</w:t>
       </w:r>
-      <w:r/>
-    </w:p>
-    <w:p>
-      <w:r/>
-      <w:r>
-        <w:rPr>
-          <w:b/>
+      <w:r>
+        <w:rPr>
+          <w:lang w:val="en_US" w:bidi="en_US"/>
+        </w:rPr>
+      </w:r>
+    </w:p>
+    <w:p>
+      <w:pPr/>
+      <w:r>
+        <w:rPr>
+          <w:lang w:val="en_US" w:bidi="en_US"/>
+        </w:rPr>
+      </w:r>
+      <w:r>
+        <w:rPr>
+          <w:b/>
+          <w:lang w:val="en_US" w:bidi="en_US"/>
         </w:rPr>
         <w:t>"Demetrius has been attested to by all"</w:t>
       </w:r>
     </w:p>
     <w:p>
-      <w:r/>
-      <w:r>
+      <w:pPr/>
+      <w:r>
+        <w:rPr>
+          <w:lang w:val="en_US" w:bidi="en_US"/>
+        </w:rPr>
+      </w:r>
+      <w:r>
+        <w:rPr>
+          <w:lang w:val="en_US" w:bidi="en_US"/>
+        </w:rPr>
         <w:t>If your language does not use this passive form, you can state this in active form. Alternate translation: “All attest to Demetrius” or “Everyone praises Demetrius as a good person”</w:t>
       </w:r>
     </w:p>
     <w:p>
-      <w:r/>
-      <w:r>
+      <w:pPr/>
+      <w:r>
+        <w:rPr>
+          <w:lang w:val="en_US" w:bidi="en_US"/>
+        </w:rPr>
+      </w:r>
+      <w:r>
+        <w:rPr>
+          <w:lang w:val="en_US" w:bidi="en_US"/>
+        </w:rPr>
         <w:t xml:space="preserve">See: </w:t>
       </w:r>
       <w:r>
+        <w:rPr>
+          <w:lang w:val="en_US" w:bidi="en_US"/>
+        </w:rPr>
         <w:t>Active or Passive</w:t>
       </w:r>
-      <w:r/>
-      <w:r/>
-    </w:p>
-    <w:p>
-      <w:r/>
+      <w:r>
+        <w:rPr>
+          <w:lang w:val="en_US" w:bidi="en_US"/>
+        </w:rPr>
+      </w:r>
+      <w:r>
+        <w:rPr>
+          <w:lang w:val="en_US" w:bidi="en_US"/>
+        </w:rPr>
+      </w:r>
+    </w:p>
+    <w:p>
+      <w:pPr/>
+      <w:r>
+        <w:rPr>
+          <w:lang w:val="en_US" w:bidi="en_US"/>
+        </w:rPr>
+      </w:r>
     </w:p>
     <w:p>
       <w:pPr>
         <w:pStyle w:val="Heading2"/>
       </w:pPr>
       <w:r>
+        <w:rPr>
+          <w:lang w:val="en_US" w:bidi="en_US"/>
+        </w:rPr>
         <w:t>3 John 1:12 (#2)</w:t>
       </w:r>
-      <w:r/>
-    </w:p>
-    <w:p>
-      <w:r/>
-      <w:r>
-        <w:rPr>
-          <w:b/>
+      <w:r>
+        <w:rPr>
+          <w:lang w:val="en_US" w:bidi="en_US"/>
+        </w:rPr>
+      </w:r>
+    </w:p>
+    <w:p>
+      <w:pPr/>
+      <w:r>
+        <w:rPr>
+          <w:lang w:val="en_US" w:bidi="en_US"/>
+        </w:rPr>
+      </w:r>
+      <w:r>
+        <w:rPr>
+          <w:b/>
+          <w:lang w:val="en_US" w:bidi="en_US"/>
         </w:rPr>
         <w:t>"Demetrius"</w:t>
       </w:r>
     </w:p>
     <w:p>
-      <w:r/>
-      <w:r>
-        <w:rPr>
-          <w:b/>
+      <w:pPr/>
+      <w:r>
+        <w:rPr>
+          <w:lang w:val="en_US" w:bidi="en_US"/>
+        </w:rPr>
+      </w:r>
+      <w:r>
+        <w:rPr>
+          <w:b/>
+          <w:lang w:val="en_US" w:bidi="en_US"/>
         </w:rPr>
         <w:t>Demetrius</w:t>
       </w:r>
       <w:r>
+        <w:rPr>
+          <w:lang w:val="en_US" w:bidi="en_US"/>
+        </w:rPr>
         <w:t xml:space="preserve"> is the name of a man.</w:t>
       </w:r>
     </w:p>
     <w:p>
-      <w:r/>
-      <w:r>
+      <w:pPr/>
+      <w:r>
+        <w:rPr>
+          <w:lang w:val="en_US" w:bidi="en_US"/>
+        </w:rPr>
+      </w:r>
+      <w:r>
+        <w:rPr>
+          <w:lang w:val="en_US" w:bidi="en_US"/>
+        </w:rPr>
         <w:t xml:space="preserve">See: </w:t>
       </w:r>
       <w:r>
+        <w:rPr>
+          <w:lang w:val="en_US" w:bidi="en_US"/>
+        </w:rPr>
         <w:t>How to Translate Names</w:t>
       </w:r>
-      <w:r/>
-      <w:r/>
-    </w:p>
-    <w:p>
-      <w:r/>
+      <w:r>
+        <w:rPr>
+          <w:lang w:val="en_US" w:bidi="en_US"/>
+        </w:rPr>
+      </w:r>
+      <w:r>
+        <w:rPr>
+          <w:lang w:val="en_US" w:bidi="en_US"/>
+        </w:rPr>
+      </w:r>
+    </w:p>
+    <w:p>
+      <w:pPr/>
+      <w:r>
+        <w:rPr>
+          <w:lang w:val="en_US" w:bidi="en_US"/>
+        </w:rPr>
+      </w:r>
     </w:p>
     <w:p>
       <w:pPr>
         <w:pStyle w:val="Heading2"/>
       </w:pPr>
       <w:r>
+        <w:rPr>
+          <w:lang w:val="en_US" w:bidi="en_US"/>
+        </w:rPr>
         <w:t>3 John 1:12 (#3)</w:t>
       </w:r>
-      <w:r/>
-    </w:p>
-    <w:p>
-      <w:r/>
-      <w:r>
-        <w:rPr>
-          <w:b/>
+      <w:r>
+        <w:rPr>
+          <w:lang w:val="en_US" w:bidi="en_US"/>
+        </w:rPr>
+      </w:r>
+    </w:p>
+    <w:p>
+      <w:pPr/>
+      <w:r>
+        <w:rPr>
+          <w:lang w:val="en_US" w:bidi="en_US"/>
+        </w:rPr>
+      </w:r>
+      <w:r>
+        <w:rPr>
+          <w:b/>
+          <w:lang w:val="en_US" w:bidi="en_US"/>
         </w:rPr>
         <w:t>"by all"</w:t>
       </w:r>
     </w:p>
     <w:p>
-      <w:r/>
-      <w:r>
+      <w:pPr/>
+      <w:r>
+        <w:rPr>
+          <w:lang w:val="en_US" w:bidi="en_US"/>
+        </w:rPr>
+      </w:r>
+      <w:r>
+        <w:rPr>
+          <w:lang w:val="en_US" w:bidi="en_US"/>
+        </w:rPr>
         <w:t xml:space="preserve">John says </w:t>
       </w:r>
       <w:r>
         <w:rPr>
           <w:b/>
+          <w:lang w:val="en_US" w:bidi="en_US"/>
         </w:rPr>
         <w:t>all</w:t>
       </w:r>
       <w:r>
+        <w:rPr>
+          <w:lang w:val="en_US" w:bidi="en_US"/>
+        </w:rPr>
         <w:t xml:space="preserve"> here as a generalization for emphasis. If it would be helpful in your language, you could use a different way to express the emphasis. Alternate translation: “by those who know him”</w:t>
       </w:r>
     </w:p>
     <w:p>
-      <w:r/>
-      <w:r>
+      <w:pPr/>
+      <w:r>
+        <w:rPr>
+          <w:lang w:val="en_US" w:bidi="en_US"/>
+        </w:rPr>
+      </w:r>
+      <w:r>
+        <w:rPr>
+          <w:lang w:val="en_US" w:bidi="en_US"/>
+        </w:rPr>
         <w:t xml:space="preserve">See: </w:t>
       </w:r>
       <w:r>
+        <w:rPr>
+          <w:lang w:val="en_US" w:bidi="en_US"/>
+        </w:rPr>
         <w:t>Hyperbole</w:t>
       </w:r>
-      <w:r/>
-      <w:r/>
-    </w:p>
-    <w:p>
-      <w:r/>
+      <w:r>
+        <w:rPr>
+          <w:lang w:val="en_US" w:bidi="en_US"/>
+        </w:rPr>
+      </w:r>
+      <w:r>
+        <w:rPr>
+          <w:lang w:val="en_US" w:bidi="en_US"/>
+        </w:rPr>
+      </w:r>
+    </w:p>
+    <w:p>
+      <w:pPr/>
+      <w:r>
+        <w:rPr>
+          <w:lang w:val="en_US" w:bidi="en_US"/>
+        </w:rPr>
+      </w:r>
     </w:p>
     <w:p>
       <w:pPr>
         <w:pStyle w:val="Heading2"/>
       </w:pPr>
       <w:r>
+        <w:rPr>
+          <w:lang w:val="en_US" w:bidi="en_US"/>
+        </w:rPr>
         <w:t>3 John 1:12 (#4)</w:t>
       </w:r>
-      <w:r/>
-    </w:p>
-    <w:p>
-      <w:r/>
-      <w:r>
-        <w:rPr>
-          <w:b/>
+      <w:r>
+        <w:rPr>
+          <w:lang w:val="en_US" w:bidi="en_US"/>
+        </w:rPr>
+      </w:r>
+    </w:p>
+    <w:p>
+      <w:pPr/>
+      <w:r>
+        <w:rPr>
+          <w:lang w:val="en_US" w:bidi="en_US"/>
+        </w:rPr>
+      </w:r>
+      <w:r>
+        <w:rPr>
+          <w:b/>
+          <w:lang w:val="en_US" w:bidi="en_US"/>
         </w:rPr>
         <w:t>"and by the truth itself"</w:t>
       </w:r>
     </w:p>
     <w:p>
-      <w:r/>
-      <w:r>
+      <w:pPr/>
+      <w:r>
+        <w:rPr>
+          <w:lang w:val="en_US" w:bidi="en_US"/>
+        </w:rPr>
+      </w:r>
+      <w:r>
+        <w:rPr>
+          <w:lang w:val="en_US" w:bidi="en_US"/>
+        </w:rPr>
         <w:t>John is leaving out some of the words that in many languages a sentence would need in order to be complete. You can supply these words from the context if that would be clearer in your language. Alternate translation: “and he has been attested to by the truth itself”</w:t>
       </w:r>
     </w:p>
     <w:p>
-      <w:r/>
-      <w:r>
+      <w:pPr/>
+      <w:r>
+        <w:rPr>
+          <w:lang w:val="en_US" w:bidi="en_US"/>
+        </w:rPr>
+      </w:r>
+      <w:r>
+        <w:rPr>
+          <w:lang w:val="en_US" w:bidi="en_US"/>
+        </w:rPr>
         <w:t xml:space="preserve">See: </w:t>
       </w:r>
       <w:r>
+        <w:rPr>
+          <w:lang w:val="en_US" w:bidi="en_US"/>
+        </w:rPr>
         <w:t>Ellipsis</w:t>
       </w:r>
-      <w:r/>
-      <w:r/>
-    </w:p>
-    <w:p>
-      <w:r/>
+      <w:r>
+        <w:rPr>
+          <w:lang w:val="en_US" w:bidi="en_US"/>
+        </w:rPr>
+      </w:r>
+      <w:r>
+        <w:rPr>
+          <w:lang w:val="en_US" w:bidi="en_US"/>
+        </w:rPr>
+      </w:r>
+    </w:p>
+    <w:p>
+      <w:pPr/>
+      <w:r>
+        <w:rPr>
+          <w:lang w:val="en_US" w:bidi="en_US"/>
+        </w:rPr>
+      </w:r>
     </w:p>
     <w:p>
       <w:pPr>
         <w:pStyle w:val="Heading2"/>
       </w:pPr>
       <w:r>
+        <w:rPr>
+          <w:lang w:val="en_US" w:bidi="en_US"/>
+        </w:rPr>
         <w:t>3 John 1:12 (#5)</w:t>
       </w:r>
-      <w:r/>
-    </w:p>
-    <w:p>
-      <w:r/>
-      <w:r>
-        <w:rPr>
-          <w:b/>
+      <w:r>
+        <w:rPr>
+          <w:lang w:val="en_US" w:bidi="en_US"/>
+        </w:rPr>
+      </w:r>
+    </w:p>
+    <w:p>
+      <w:pPr/>
+      <w:r>
+        <w:rPr>
+          <w:lang w:val="en_US" w:bidi="en_US"/>
+        </w:rPr>
+      </w:r>
+      <w:r>
+        <w:rPr>
+          <w:b/>
+          <w:lang w:val="en_US" w:bidi="en_US"/>
         </w:rPr>
         <w:t>"by the truth itself"</w:t>
       </w:r>
     </w:p>
     <w:p>
-      <w:r/>
-      <w:r>
+      <w:pPr/>
+      <w:r>
+        <w:rPr>
+          <w:lang w:val="en_US" w:bidi="en_US"/>
+        </w:rPr>
+      </w:r>
+      <w:r>
+        <w:rPr>
+          <w:lang w:val="en_US" w:bidi="en_US"/>
+        </w:rPr>
         <w:t xml:space="preserve">If your language does not use an abstract noun for the idea of </w:t>
       </w:r>
       <w:r>
         <w:rPr>
           <w:b/>
+          <w:lang w:val="en_US" w:bidi="en_US"/>
         </w:rPr>
         <w:t>truth</w:t>
       </w:r>
       <w:r>
+        <w:rPr>
+          <w:lang w:val="en_US" w:bidi="en_US"/>
+        </w:rPr>
         <w:t>, you could express the same idea in another way. Alternate translation: “by the way he truly obeys Jesus”</w:t>
       </w:r>
     </w:p>
     <w:p>
-      <w:r/>
-      <w:r>
+      <w:pPr/>
+      <w:r>
+        <w:rPr>
+          <w:lang w:val="en_US" w:bidi="en_US"/>
+        </w:rPr>
+      </w:r>
+      <w:r>
+        <w:rPr>
+          <w:lang w:val="en_US" w:bidi="en_US"/>
+        </w:rPr>
         <w:t xml:space="preserve">See: </w:t>
       </w:r>
       <w:r>
+        <w:rPr>
+          <w:lang w:val="en_US" w:bidi="en_US"/>
+        </w:rPr>
         <w:t>Abstract Nouns</w:t>
       </w:r>
-      <w:r/>
-      <w:r/>
-    </w:p>
-    <w:p>
-      <w:r/>
+      <w:r>
+        <w:rPr>
+          <w:lang w:val="en_US" w:bidi="en_US"/>
+        </w:rPr>
+      </w:r>
+      <w:r>
+        <w:rPr>
+          <w:lang w:val="en_US" w:bidi="en_US"/>
+        </w:rPr>
+      </w:r>
+    </w:p>
+    <w:p>
+      <w:pPr/>
+      <w:r>
+        <w:rPr>
+          <w:lang w:val="en_US" w:bidi="en_US"/>
+        </w:rPr>
+      </w:r>
     </w:p>
     <w:p>
       <w:pPr>
         <w:pStyle w:val="Heading2"/>
       </w:pPr>
       <w:r>
+        <w:rPr>
+          <w:lang w:val="en_US" w:bidi="en_US"/>
+        </w:rPr>
         <w:t>3 John 1:12 (#6)</w:t>
       </w:r>
-      <w:r/>
-    </w:p>
-    <w:p>
-      <w:r/>
-      <w:r>
-        <w:rPr>
-          <w:b/>
+      <w:r>
+        <w:rPr>
+          <w:lang w:val="en_US" w:bidi="en_US"/>
+        </w:rPr>
+      </w:r>
+    </w:p>
+    <w:p>
+      <w:pPr/>
+      <w:r>
+        <w:rPr>
+          <w:lang w:val="en_US" w:bidi="en_US"/>
+        </w:rPr>
+      </w:r>
+      <w:r>
+        <w:rPr>
+          <w:b/>
+          <w:lang w:val="en_US" w:bidi="en_US"/>
         </w:rPr>
         <w:t>"by the truth itself"</w:t>
       </w:r>
     </w:p>
     <w:p>
-      <w:r/>
-      <w:r>
+      <w:pPr/>
+      <w:r>
+        <w:rPr>
+          <w:lang w:val="en_US" w:bidi="en_US"/>
+        </w:rPr>
+      </w:r>
+      <w:r>
+        <w:rPr>
+          <w:lang w:val="en_US" w:bidi="en_US"/>
+        </w:rPr>
         <w:t xml:space="preserve">John is speaking of </w:t>
       </w:r>
       <w:r>
         <w:rPr>
           <w:b/>
+          <w:lang w:val="en_US" w:bidi="en_US"/>
         </w:rPr>
         <w:t>the truth</w:t>
       </w:r>
       <w:r>
+        <w:rPr>
+          <w:lang w:val="en_US" w:bidi="en_US"/>
+        </w:rPr>
         <w:t xml:space="preserve"> as if it were a living thing that could testify that Demetrius is a good person. If it would be helpful in your language, you could state the meaning plainly. Alternate translation: “by his right way of living”</w:t>
       </w:r>
     </w:p>
     <w:p>
-      <w:r/>
-      <w:r>
+      <w:pPr/>
+      <w:r>
+        <w:rPr>
+          <w:lang w:val="en_US" w:bidi="en_US"/>
+        </w:rPr>
+      </w:r>
+      <w:r>
+        <w:rPr>
+          <w:lang w:val="en_US" w:bidi="en_US"/>
+        </w:rPr>
         <w:t xml:space="preserve">See: </w:t>
       </w:r>
       <w:r>
+        <w:rPr>
+          <w:lang w:val="en_US" w:bidi="en_US"/>
+        </w:rPr>
         <w:t>Personification</w:t>
       </w:r>
-      <w:r/>
-      <w:r/>
-    </w:p>
-    <w:p>
-      <w:r/>
+      <w:r>
+        <w:rPr>
+          <w:lang w:val="en_US" w:bidi="en_US"/>
+        </w:rPr>
+      </w:r>
+      <w:r>
+        <w:rPr>
+          <w:lang w:val="en_US" w:bidi="en_US"/>
+        </w:rPr>
+      </w:r>
+    </w:p>
+    <w:p>
+      <w:pPr/>
+      <w:r>
+        <w:rPr>
+          <w:lang w:val="en_US" w:bidi="en_US"/>
+        </w:rPr>
+      </w:r>
     </w:p>
     <w:p>
       <w:pPr>
         <w:pStyle w:val="Heading2"/>
       </w:pPr>
       <w:r>
+        <w:rPr>
+          <w:lang w:val="en_US" w:bidi="en_US"/>
+        </w:rPr>
         <w:t>3 John 1:12 (#7)</w:t>
       </w:r>
-      <w:r/>
-    </w:p>
-    <w:p>
-      <w:r/>
-      <w:r>
-        <w:rPr>
-          <w:b/>
+      <w:r>
+        <w:rPr>
+          <w:lang w:val="en_US" w:bidi="en_US"/>
+        </w:rPr>
+      </w:r>
+    </w:p>
+    <w:p>
+      <w:pPr/>
+      <w:r>
+        <w:rPr>
+          <w:lang w:val="en_US" w:bidi="en_US"/>
+        </w:rPr>
+      </w:r>
+      <w:r>
+        <w:rPr>
+          <w:b/>
+          <w:lang w:val="en_US" w:bidi="en_US"/>
         </w:rPr>
         <w:t>"we ourselves also attest"</w:t>
       </w:r>
     </w:p>
     <w:p>
-      <w:r/>
-      <w:r>
+      <w:pPr/>
+      <w:r>
+        <w:rPr>
+          <w:lang w:val="en_US" w:bidi="en_US"/>
+        </w:rPr>
+      </w:r>
+      <w:r>
+        <w:rPr>
+          <w:lang w:val="en_US" w:bidi="en_US"/>
+        </w:rPr>
         <w:t xml:space="preserve">For emphasis, John is stating the pronoun </w:t>
       </w:r>
       <w:r>
         <w:rPr>
           <w:b/>
+          <w:lang w:val="en_US" w:bidi="en_US"/>
         </w:rPr>
         <w:t>we</w:t>
       </w:r>
       <w:r>
+        <w:rPr>
+          <w:lang w:val="en_US" w:bidi="en_US"/>
+        </w:rPr>
         <w:t xml:space="preserve">, whose meaning is already present in the verb translated </w:t>
       </w:r>
       <w:r>
         <w:rPr>
           <w:b/>
+          <w:lang w:val="en_US" w:bidi="en_US"/>
         </w:rPr>
         <w:t>attest</w:t>
       </w:r>
       <w:r>
+        <w:rPr>
+          <w:lang w:val="en_US" w:bidi="en_US"/>
+        </w:rPr>
         <w:t xml:space="preserve">. If your language can state implied pronouns explicitly for emphasis, you may want to use that construction here in your translation. Other languages may have other ways of bringing out this emphasis. The ULT does so by using the intensive pronoun </w:t>
       </w:r>
       <w:r>
         <w:rPr>
           <w:b/>
+          <w:lang w:val="en_US" w:bidi="en_US"/>
         </w:rPr>
         <w:t>ourselves</w:t>
       </w:r>
       <w:r>
+        <w:rPr>
+          <w:lang w:val="en_US" w:bidi="en_US"/>
+        </w:rPr>
         <w:t>. Alternate translation: “we too firmly attest”</w:t>
       </w:r>
     </w:p>
     <w:p>
-      <w:r/>
-      <w:r>
+      <w:pPr/>
+      <w:r>
+        <w:rPr>
+          <w:lang w:val="en_US" w:bidi="en_US"/>
+        </w:rPr>
+      </w:r>
+      <w:r>
+        <w:rPr>
+          <w:lang w:val="en_US" w:bidi="en_US"/>
+        </w:rPr>
         <w:t xml:space="preserve">See: </w:t>
       </w:r>
       <w:r>
+        <w:rPr>
+          <w:lang w:val="en_US" w:bidi="en_US"/>
+        </w:rPr>
         <w:t>Pronouns — When to Use Them</w:t>
       </w:r>
-      <w:r/>
-      <w:r/>
-    </w:p>
-    <w:p>
-      <w:r/>
+      <w:r>
+        <w:rPr>
+          <w:lang w:val="en_US" w:bidi="en_US"/>
+        </w:rPr>
+      </w:r>
+      <w:r>
+        <w:rPr>
+          <w:lang w:val="en_US" w:bidi="en_US"/>
+        </w:rPr>
+      </w:r>
+    </w:p>
+    <w:p>
+      <w:pPr/>
+      <w:r>
+        <w:rPr>
+          <w:lang w:val="en_US" w:bidi="en_US"/>
+        </w:rPr>
+      </w:r>
     </w:p>
     <w:p>
       <w:pPr>
         <w:pStyle w:val="Heading2"/>
       </w:pPr>
       <w:r>
+        <w:rPr>
+          <w:lang w:val="en_US" w:bidi="en_US"/>
+        </w:rPr>
         <w:t>3 John 1:12 (#8)</w:t>
       </w:r>
-      <w:r/>
-    </w:p>
-    <w:p>
-      <w:r/>
-      <w:r>
-        <w:rPr>
-          <w:b/>
+      <w:r>
+        <w:rPr>
+          <w:lang w:val="en_US" w:bidi="en_US"/>
+        </w:rPr>
+      </w:r>
+    </w:p>
+    <w:p>
+      <w:pPr/>
+      <w:r>
+        <w:rPr>
+          <w:lang w:val="en_US" w:bidi="en_US"/>
+        </w:rPr>
+      </w:r>
+      <w:r>
+        <w:rPr>
+          <w:b/>
+          <w:lang w:val="en_US" w:bidi="en_US"/>
         </w:rPr>
         <w:t>"we ourselves"</w:t>
       </w:r>
       <w:r>
+        <w:rPr>
+          <w:lang w:val="en_US" w:bidi="en_US"/>
+        </w:rPr>
         <w:t xml:space="preserve"> - </w:t>
       </w:r>
       <w:r>
         <w:rPr>
           <w:b/>
+          <w:lang w:val="en_US" w:bidi="en_US"/>
         </w:rPr>
         <w:t>"attest,"</w:t>
       </w:r>
       <w:r>
+        <w:rPr>
+          <w:lang w:val="en_US" w:bidi="en_US"/>
+        </w:rPr>
         <w:t xml:space="preserve"> - </w:t>
       </w:r>
       <w:r>
         <w:rPr>
           <w:b/>
+          <w:lang w:val="en_US" w:bidi="en_US"/>
         </w:rPr>
         <w:t>"our"</w:t>
       </w:r>
     </w:p>
     <w:p>
-      <w:r/>
-      <w:r>
+      <w:pPr/>
+      <w:r>
+        <w:rPr>
+          <w:lang w:val="en_US" w:bidi="en_US"/>
+        </w:rPr>
+      </w:r>
+      <w:r>
+        <w:rPr>
+          <w:lang w:val="en_US" w:bidi="en_US"/>
+        </w:rPr>
         <w:t xml:space="preserve">Here the words </w:t>
       </w:r>
       <w:r>
         <w:rPr>
           <w:b/>
+          <w:lang w:val="en_US" w:bidi="en_US"/>
         </w:rPr>
         <w:t>we ourselves</w:t>
       </w:r>
       <w:r>
+        <w:rPr>
+          <w:lang w:val="en_US" w:bidi="en_US"/>
+        </w:rPr>
         <w:t xml:space="preserve"> and </w:t>
       </w:r>
       <w:r>
         <w:rPr>
           <w:b/>
+          <w:lang w:val="en_US" w:bidi="en_US"/>
         </w:rPr>
         <w:t>our</w:t>
       </w:r>
       <w:r>
+        <w:rPr>
+          <w:lang w:val="en_US" w:bidi="en_US"/>
+        </w:rPr>
         <w:t xml:space="preserve"> refer to John and those with him but do not include Gaius, so use the exclusive form of those words in your translation if your language marks that distinction.</w:t>
       </w:r>
     </w:p>
     <w:p>
-      <w:r/>
-      <w:r>
+      <w:pPr/>
+      <w:r>
+        <w:rPr>
+          <w:lang w:val="en_US" w:bidi="en_US"/>
+        </w:rPr>
+      </w:r>
+      <w:r>
+        <w:rPr>
+          <w:lang w:val="en_US" w:bidi="en_US"/>
+        </w:rPr>
         <w:t xml:space="preserve">See: </w:t>
       </w:r>
       <w:r>
+        <w:rPr>
+          <w:lang w:val="en_US" w:bidi="en_US"/>
+        </w:rPr>
         <w:t>Exclusive and Inclusive ‘We’</w:t>
       </w:r>
-      <w:r/>
-      <w:r/>
-    </w:p>
-    <w:p>
-      <w:r/>
+      <w:r>
+        <w:rPr>
+          <w:lang w:val="en_US" w:bidi="en_US"/>
+        </w:rPr>
+      </w:r>
+      <w:r>
+        <w:rPr>
+          <w:lang w:val="en_US" w:bidi="en_US"/>
+        </w:rPr>
+      </w:r>
+    </w:p>
+    <w:p>
+      <w:pPr/>
+      <w:r>
+        <w:rPr>
+          <w:lang w:val="en_US" w:bidi="en_US"/>
+        </w:rPr>
+      </w:r>
     </w:p>
     <w:p>
       <w:pPr>
         <w:pStyle w:val="Heading2"/>
       </w:pPr>
       <w:r>
+        <w:rPr>
+          <w:lang w:val="en_US" w:bidi="en_US"/>
+        </w:rPr>
         <w:t>3 John 1:13 (#1)</w:t>
       </w:r>
-      <w:r/>
-    </w:p>
-    <w:p>
-      <w:r/>
-      <w:r>
-        <w:rPr>
-          <w:b/>
+      <w:r>
+        <w:rPr>
+          <w:lang w:val="en_US" w:bidi="en_US"/>
+        </w:rPr>
+      </w:r>
+    </w:p>
+    <w:p>
+      <w:pPr/>
+      <w:r>
+        <w:rPr>
+          <w:lang w:val="en_US" w:bidi="en_US"/>
+        </w:rPr>
+      </w:r>
+      <w:r>
+        <w:rPr>
+          <w:b/>
+          <w:lang w:val="en_US" w:bidi="en_US"/>
         </w:rPr>
         <w:t>"with ink and pen"</w:t>
       </w:r>
     </w:p>
     <w:p>
-      <w:r/>
-      <w:r>
+      <w:pPr/>
+      <w:r>
+        <w:rPr>
+          <w:lang w:val="en_US" w:bidi="en_US"/>
+        </w:rPr>
+      </w:r>
+      <w:r>
+        <w:rPr>
+          <w:lang w:val="en_US" w:bidi="en_US"/>
+        </w:rPr>
         <w:t xml:space="preserve">John is using something associated with a letter, the </w:t>
       </w:r>
       <w:r>
         <w:rPr>
           <w:b/>
+          <w:lang w:val="en_US" w:bidi="en_US"/>
         </w:rPr>
         <w:t>ink and pen</w:t>
       </w:r>
       <w:r>
+        <w:rPr>
+          <w:lang w:val="en_US" w:bidi="en_US"/>
+        </w:rPr>
         <w:t xml:space="preserve"> he would use to write a letter, to represent the letter itself. If it would be helpful in your language, you could use an equivalent expression or state the meaning plainly. Alternate translation, as in UST: “in a letter”</w:t>
       </w:r>
     </w:p>
     <w:p>
-      <w:r/>
-      <w:r>
+      <w:pPr/>
+      <w:r>
+        <w:rPr>
+          <w:lang w:val="en_US" w:bidi="en_US"/>
+        </w:rPr>
+      </w:r>
+      <w:r>
+        <w:rPr>
+          <w:lang w:val="en_US" w:bidi="en_US"/>
+        </w:rPr>
         <w:t xml:space="preserve">See: </w:t>
       </w:r>
       <w:r>
+        <w:rPr>
+          <w:lang w:val="en_US" w:bidi="en_US"/>
+        </w:rPr>
         <w:t>Metonymy</w:t>
       </w:r>
-      <w:r/>
-      <w:r/>
-    </w:p>
-    <w:p>
-      <w:r/>
+      <w:r>
+        <w:rPr>
+          <w:lang w:val="en_US" w:bidi="en_US"/>
+        </w:rPr>
+      </w:r>
+      <w:r>
+        <w:rPr>
+          <w:lang w:val="en_US" w:bidi="en_US"/>
+        </w:rPr>
+      </w:r>
+    </w:p>
+    <w:p>
+      <w:pPr/>
+      <w:r>
+        <w:rPr>
+          <w:lang w:val="en_US" w:bidi="en_US"/>
+        </w:rPr>
+      </w:r>
     </w:p>
     <w:p>
       <w:pPr>
         <w:pStyle w:val="Heading2"/>
       </w:pPr>
       <w:r>
+        <w:rPr>
+          <w:lang w:val="en_US" w:bidi="en_US"/>
+        </w:rPr>
         <w:t>3 John 1:14 (#1)</w:t>
       </w:r>
-      <w:r/>
-    </w:p>
-    <w:p>
-      <w:r/>
-      <w:r>
-        <w:rPr>
-          <w:b/>
+      <w:r>
+        <w:rPr>
+          <w:lang w:val="en_US" w:bidi="en_US"/>
+        </w:rPr>
+      </w:r>
+    </w:p>
+    <w:p>
+      <w:pPr/>
+      <w:r>
+        <w:rPr>
+          <w:lang w:val="en_US" w:bidi="en_US"/>
+        </w:rPr>
+      </w:r>
+      <w:r>
+        <w:rPr>
+          <w:b/>
+          <w:lang w:val="en_US" w:bidi="en_US"/>
         </w:rPr>
         <w:t>"mouth to mouth"</w:t>
       </w:r>
     </w:p>
     <w:p>
-      <w:r/>
-      <w:r>
+      <w:pPr/>
+      <w:r>
+        <w:rPr>
+          <w:lang w:val="en_US" w:bidi="en_US"/>
+        </w:rPr>
+      </w:r>
+      <w:r>
+        <w:rPr>
+          <w:lang w:val="en_US" w:bidi="en_US"/>
+        </w:rPr>
         <w:t xml:space="preserve">Here, </w:t>
       </w:r>
       <w:r>
         <w:rPr>
           <w:b/>
+          <w:lang w:val="en_US" w:bidi="en_US"/>
         </w:rPr>
         <w:t>mouth to mouth</w:t>
       </w:r>
       <w:r>
+        <w:rPr>
+          <w:lang w:val="en_US" w:bidi="en_US"/>
+        </w:rPr>
         <w:t xml:space="preserve"> is an idiom meaning “in person.” If this phrase does not have that meaning in your language, you could use an idiom from your language that does have this meaning or state the meaning plainly. Alternate translation: “face to face” or “in person”</w:t>
       </w:r>
     </w:p>
     <w:p>
-      <w:r/>
-      <w:r>
+      <w:pPr/>
+      <w:r>
+        <w:rPr>
+          <w:lang w:val="en_US" w:bidi="en_US"/>
+        </w:rPr>
+      </w:r>
+      <w:r>
+        <w:rPr>
+          <w:lang w:val="en_US" w:bidi="en_US"/>
+        </w:rPr>
         <w:t xml:space="preserve">See: </w:t>
       </w:r>
       <w:r>
+        <w:rPr>
+          <w:lang w:val="en_US" w:bidi="en_US"/>
+        </w:rPr>
         <w:t>Idiom</w:t>
       </w:r>
-      <w:r/>
-      <w:r/>
-    </w:p>
-    <w:p>
-      <w:r/>
+      <w:r>
+        <w:rPr>
+          <w:lang w:val="en_US" w:bidi="en_US"/>
+        </w:rPr>
+      </w:r>
+      <w:r>
+        <w:rPr>
+          <w:lang w:val="en_US" w:bidi="en_US"/>
+        </w:rPr>
+      </w:r>
+    </w:p>
+    <w:p>
+      <w:pPr/>
+      <w:r>
+        <w:rPr>
+          <w:lang w:val="en_US" w:bidi="en_US"/>
+        </w:rPr>
+      </w:r>
     </w:p>
     <w:p>
       <w:pPr>
         <w:pStyle w:val="Heading2"/>
       </w:pPr>
       <w:r>
+        <w:rPr>
+          <w:lang w:val="en_US" w:bidi="en_US"/>
+        </w:rPr>
         <w:t>3 John 1:15 (#1)</w:t>
       </w:r>
-      <w:r/>
-    </w:p>
-    <w:p>
-      <w:r/>
-      <w:r>
-        <w:rPr>
-          <w:b/>
+      <w:r>
+        <w:rPr>
+          <w:lang w:val="en_US" w:bidi="en_US"/>
+        </w:rPr>
+      </w:r>
+    </w:p>
+    <w:p>
+      <w:pPr/>
+      <w:r>
+        <w:rPr>
+          <w:lang w:val="en_US" w:bidi="en_US"/>
+        </w:rPr>
+      </w:r>
+      <w:r>
+        <w:rPr>
+          <w:b/>
+          <w:lang w:val="en_US" w:bidi="en_US"/>
         </w:rPr>
         <w:t>"Peace to you"</w:t>
       </w:r>
     </w:p>
     <w:p>
-      <w:r/>
-      <w:r>
+      <w:pPr/>
+      <w:r>
+        <w:rPr>
+          <w:lang w:val="en_US" w:bidi="en_US"/>
+        </w:rPr>
+      </w:r>
+      <w:r>
+        <w:rPr>
+          <w:lang w:val="en_US" w:bidi="en_US"/>
+        </w:rPr>
         <w:t>John ends his letter with a blessing for Gaius. You could express this as either a blessing or a prayer, in whichever way is more natural in your language. Alternate translation: “May God give you peace”</w:t>
       </w:r>
     </w:p>
     <w:p>
-      <w:r/>
-      <w:r>
+      <w:pPr/>
+      <w:r>
+        <w:rPr>
+          <w:lang w:val="en_US" w:bidi="en_US"/>
+        </w:rPr>
+      </w:r>
+      <w:r>
+        <w:rPr>
+          <w:lang w:val="en_US" w:bidi="en_US"/>
+        </w:rPr>
         <w:t xml:space="preserve">See: </w:t>
       </w:r>
       <w:r>
+        <w:rPr>
+          <w:lang w:val="en_US" w:bidi="en_US"/>
+        </w:rPr>
         <w:t>Blessings</w:t>
       </w:r>
-      <w:r/>
-      <w:r/>
-    </w:p>
-    <w:p>
-      <w:r/>
+      <w:r>
+        <w:rPr>
+          <w:lang w:val="en_US" w:bidi="en_US"/>
+        </w:rPr>
+      </w:r>
+      <w:r>
+        <w:rPr>
+          <w:lang w:val="en_US" w:bidi="en_US"/>
+        </w:rPr>
+      </w:r>
+    </w:p>
+    <w:p>
+      <w:pPr/>
+      <w:r>
+        <w:rPr>
+          <w:lang w:val="en_US" w:bidi="en_US"/>
+        </w:rPr>
+      </w:r>
     </w:p>
     <w:p>
       <w:pPr>
         <w:pStyle w:val="Heading2"/>
       </w:pPr>
       <w:r>
+        <w:rPr>
+          <w:lang w:val="en_US" w:bidi="en_US"/>
+        </w:rPr>
         <w:t>3 John 1:15 (#2)</w:t>
       </w:r>
-      <w:r/>
-    </w:p>
-    <w:p>
-      <w:r/>
-      <w:r>
-        <w:rPr>
-          <w:b/>
+      <w:r>
+        <w:rPr>
+          <w:lang w:val="en_US" w:bidi="en_US"/>
+        </w:rPr>
+      </w:r>
+    </w:p>
+    <w:p>
+      <w:pPr/>
+      <w:r>
+        <w:rPr>
+          <w:lang w:val="en_US" w:bidi="en_US"/>
+        </w:rPr>
+      </w:r>
+      <w:r>
+        <w:rPr>
+          <w:b/>
+          <w:lang w:val="en_US" w:bidi="en_US"/>
         </w:rPr>
         <w:t>"Peace to you"</w:t>
       </w:r>
     </w:p>
     <w:p>
-      <w:r/>
-      <w:r>
+      <w:pPr/>
+      <w:r>
+        <w:rPr>
+          <w:lang w:val="en_US" w:bidi="en_US"/>
+        </w:rPr>
+      </w:r>
+      <w:r>
+        <w:rPr>
+          <w:lang w:val="en_US" w:bidi="en_US"/>
+        </w:rPr>
         <w:t xml:space="preserve">If your language does not use an abstract noun for the idea of </w:t>
       </w:r>
       <w:r>
         <w:rPr>
           <w:b/>
+          <w:lang w:val="en_US" w:bidi="en_US"/>
         </w:rPr>
         <w:t>peace</w:t>
       </w:r>
       <w:r>
+        <w:rPr>
+          <w:lang w:val="en_US" w:bidi="en_US"/>
+        </w:rPr>
         <w:t>, you could express the same idea in another way. Alternate translation: “May God make you peaceful”</w:t>
       </w:r>
     </w:p>
     <w:p>
-      <w:r/>
-      <w:r>
+      <w:pPr/>
+      <w:r>
+        <w:rPr>
+          <w:lang w:val="en_US" w:bidi="en_US"/>
+        </w:rPr>
+      </w:r>
+      <w:r>
+        <w:rPr>
+          <w:lang w:val="en_US" w:bidi="en_US"/>
+        </w:rPr>
         <w:t xml:space="preserve">See: </w:t>
       </w:r>
       <w:r>
+        <w:rPr>
+          <w:lang w:val="en_US" w:bidi="en_US"/>
+        </w:rPr>
         <w:t>Abstract Nouns</w:t>
       </w:r>
-      <w:r/>
-      <w:r/>
-    </w:p>
-    <w:p>
-      <w:r/>
+      <w:r>
+        <w:rPr>
+          <w:lang w:val="en_US" w:bidi="en_US"/>
+        </w:rPr>
+      </w:r>
+      <w:r>
+        <w:rPr>
+          <w:lang w:val="en_US" w:bidi="en_US"/>
+        </w:rPr>
+      </w:r>
+    </w:p>
+    <w:p>
+      <w:pPr/>
+      <w:r>
+        <w:rPr>
+          <w:lang w:val="en_US" w:bidi="en_US"/>
+        </w:rPr>
+      </w:r>
     </w:p>
     <w:p>
       <w:pPr>
         <w:pStyle w:val="Heading2"/>
       </w:pPr>
       <w:r>
+        <w:rPr>
+          <w:lang w:val="en_US" w:bidi="en_US"/>
+        </w:rPr>
         <w:t>3 John 1:15 (#3)</w:t>
       </w:r>
-      <w:r/>
-    </w:p>
-    <w:p>
-      <w:r/>
-      <w:r>
-        <w:rPr>
-          <w:b/>
+      <w:r>
+        <w:rPr>
+          <w:lang w:val="en_US" w:bidi="en_US"/>
+        </w:rPr>
+      </w:r>
+    </w:p>
+    <w:p>
+      <w:pPr/>
+      <w:r>
+        <w:rPr>
+          <w:lang w:val="en_US" w:bidi="en_US"/>
+        </w:rPr>
+      </w:r>
+      <w:r>
+        <w:rPr>
+          <w:b/>
+          <w:lang w:val="en_US" w:bidi="en_US"/>
         </w:rPr>
         <w:t>"The friends greet you"</w:t>
       </w:r>
     </w:p>
     <w:p>
-      <w:r/>
-      <w:r>
+      <w:pPr/>
+      <w:r>
+        <w:rPr>
+          <w:lang w:val="en_US" w:bidi="en_US"/>
+        </w:rPr>
+      </w:r>
+      <w:r>
+        <w:rPr>
+          <w:lang w:val="en_US" w:bidi="en_US"/>
+        </w:rPr>
         <w:t xml:space="preserve">John assumes that Gaius will understand that by </w:t>
       </w:r>
       <w:r>
         <w:rPr>
           <w:b/>
+          <w:lang w:val="en_US" w:bidi="en_US"/>
         </w:rPr>
         <w:t>The friends</w:t>
       </w:r>
       <w:r>
+        <w:rPr>
+          <w:lang w:val="en_US" w:bidi="en_US"/>
+        </w:rPr>
         <w:t xml:space="preserve"> in this instance, he means the believers who are with him. You could include this information if that would be helpful to your readers. Alternate translation: “The believers with me send their greetings to you”</w:t>
       </w:r>
     </w:p>
     <w:p>
-      <w:r/>
-      <w:r>
+      <w:pPr/>
+      <w:r>
+        <w:rPr>
+          <w:lang w:val="en_US" w:bidi="en_US"/>
+        </w:rPr>
+      </w:r>
+      <w:r>
+        <w:rPr>
+          <w:lang w:val="en_US" w:bidi="en_US"/>
+        </w:rPr>
         <w:t xml:space="preserve">See: </w:t>
       </w:r>
       <w:r>
+        <w:rPr>
+          <w:lang w:val="en_US" w:bidi="en_US"/>
+        </w:rPr>
         <w:t>Assumed Knowledge and Implicit Information</w:t>
       </w:r>
-      <w:r/>
-      <w:r/>
-    </w:p>
-    <w:p>
-      <w:r/>
+      <w:r>
+        <w:rPr>
+          <w:lang w:val="en_US" w:bidi="en_US"/>
+        </w:rPr>
+      </w:r>
+      <w:r>
+        <w:rPr>
+          <w:lang w:val="en_US" w:bidi="en_US"/>
+        </w:rPr>
+      </w:r>
+    </w:p>
+    <w:p>
+      <w:pPr/>
+      <w:r>
+        <w:rPr>
+          <w:lang w:val="en_US" w:bidi="en_US"/>
+        </w:rPr>
+      </w:r>
     </w:p>
     <w:p>
       <w:pPr>
         <w:pStyle w:val="Heading2"/>
       </w:pPr>
       <w:r>
+        <w:rPr>
+          <w:lang w:val="en_US" w:bidi="en_US"/>
+        </w:rPr>
         <w:t>3 John 1:15 (#4)</w:t>
       </w:r>
-      <w:r/>
-    </w:p>
-    <w:p>
-      <w:r/>
-      <w:r>
-        <w:rPr>
-          <w:b/>
+      <w:r>
+        <w:rPr>
+          <w:lang w:val="en_US" w:bidi="en_US"/>
+        </w:rPr>
+      </w:r>
+    </w:p>
+    <w:p>
+      <w:pPr/>
+      <w:r>
+        <w:rPr>
+          <w:lang w:val="en_US" w:bidi="en_US"/>
+        </w:rPr>
+      </w:r>
+      <w:r>
+        <w:rPr>
+          <w:b/>
+          <w:lang w:val="en_US" w:bidi="en_US"/>
         </w:rPr>
         <w:t>"Greet the friends"</w:t>
       </w:r>
     </w:p>
     <w:p>
-      <w:r/>
-      <w:r>
+      <w:pPr/>
+      <w:r>
+        <w:rPr>
+          <w:lang w:val="en_US" w:bidi="en_US"/>
+        </w:rPr>
+      </w:r>
+      <w:r>
+        <w:rPr>
+          <w:lang w:val="en_US" w:bidi="en_US"/>
+        </w:rPr>
         <w:t xml:space="preserve">John assumes that Gaius will understand that when he says </w:t>
       </w:r>
       <w:r>
         <w:rPr>
           <w:b/>
+          <w:lang w:val="en_US" w:bidi="en_US"/>
         </w:rPr>
         <w:t>the friends</w:t>
       </w:r>
       <w:r>
+        <w:rPr>
+          <w:lang w:val="en_US" w:bidi="en_US"/>
+        </w:rPr>
         <w:t xml:space="preserve"> in this instance, he is referring to the believers who are there with Gaius. You could include this information if that would be helpful to your readers. Alternate translation: “Greet the believers there for us”</w:t>
       </w:r>
     </w:p>
     <w:p>
-      <w:r/>
-      <w:r>
+      <w:pPr/>
+      <w:r>
+        <w:rPr>
+          <w:lang w:val="en_US" w:bidi="en_US"/>
+        </w:rPr>
+      </w:r>
+      <w:r>
+        <w:rPr>
+          <w:lang w:val="en_US" w:bidi="en_US"/>
+        </w:rPr>
         <w:t xml:space="preserve">See: </w:t>
       </w:r>
       <w:r>
+        <w:rPr>
+          <w:lang w:val="en_US" w:bidi="en_US"/>
+        </w:rPr>
         <w:t>Assumed Knowledge and Implicit Information</w:t>
       </w:r>
-      <w:r/>
-      <w:r/>
-    </w:p>
-    <w:p>
-      <w:r/>
+      <w:r>
+        <w:rPr>
+          <w:lang w:val="en_US" w:bidi="en_US"/>
+        </w:rPr>
+      </w:r>
+      <w:r>
+        <w:rPr>
+          <w:lang w:val="en_US" w:bidi="en_US"/>
+        </w:rPr>
+      </w:r>
+    </w:p>
+    <w:p>
+      <w:pPr/>
+      <w:r>
+        <w:rPr>
+          <w:lang w:val="en_US" w:bidi="en_US"/>
+        </w:rPr>
+      </w:r>
     </w:p>
     <w:p>
       <w:pPr>
         <w:pStyle w:val="Heading2"/>
       </w:pPr>
       <w:r>
+        <w:rPr>
+          <w:lang w:val="en_US" w:bidi="en_US"/>
+        </w:rPr>
         <w:t>3 John 1:15 (#5)</w:t>
       </w:r>
-      <w:r/>
-    </w:p>
-    <w:p>
-      <w:r/>
-      <w:r>
-        <w:rPr>
-          <w:b/>
+      <w:r>
+        <w:rPr>
+          <w:lang w:val="en_US" w:bidi="en_US"/>
+        </w:rPr>
+      </w:r>
+    </w:p>
+    <w:p>
+      <w:pPr/>
+      <w:r>
+        <w:rPr>
+          <w:lang w:val="en_US" w:bidi="en_US"/>
+        </w:rPr>
+      </w:r>
+      <w:r>
+        <w:rPr>
+          <w:b/>
+          <w:lang w:val="en_US" w:bidi="en_US"/>
         </w:rPr>
         <w:t>"by name"</w:t>
       </w:r>
     </w:p>
     <w:p>
-      <w:r/>
-      <w:r>
+      <w:pPr/>
+      <w:r>
+        <w:rPr>
+          <w:lang w:val="en_US" w:bidi="en_US"/>
+        </w:rPr>
+      </w:r>
+      <w:r>
+        <w:rPr>
+          <w:lang w:val="en_US" w:bidi="en_US"/>
+        </w:rPr>
         <w:t xml:space="preserve">Here, </w:t>
       </w:r>
       <w:r>
         <w:rPr>
           <w:b/>
+          <w:lang w:val="en_US" w:bidi="en_US"/>
         </w:rPr>
         <w:t>by name</w:t>
       </w:r>
       <w:r>
+        <w:rPr>
+          <w:lang w:val="en_US" w:bidi="en_US"/>
+        </w:rPr>
         <w:t xml:space="preserve"> is an idiom that means “personally.” If this phrase does not have that meaning in your language, you could use an idiom from your language that does have this meaning or state the meaning plainly. Alternate translation: “one by one” or “personally”</w:t>
       </w:r>
     </w:p>
     <w:p>
-      <w:r/>
-      <w:r>
+      <w:pPr/>
+      <w:r>
+        <w:rPr>
+          <w:lang w:val="en_US" w:bidi="en_US"/>
+        </w:rPr>
+      </w:r>
+      <w:r>
+        <w:rPr>
+          <w:lang w:val="en_US" w:bidi="en_US"/>
+        </w:rPr>
         <w:t xml:space="preserve">See: </w:t>
       </w:r>
       <w:r>
+        <w:rPr>
+          <w:lang w:val="en_US" w:bidi="en_US"/>
+        </w:rPr>
         <w:t>Idiom</w:t>
       </w:r>
-      <w:r/>
-      <w:r/>
+      <w:r>
+        <w:rPr>
+          <w:lang w:val="en_US" w:bidi="en_US"/>
+        </w:rPr>
+      </w:r>
+      <w:r>
+        <w:rPr>
+          <w:lang w:val="en_US" w:bidi="en_US"/>
+        </w:rPr>
+      </w:r>
     </w:p>
     <w:sectPr>
       <w:footnotePr>
@@ -5043,6 +8218,12 @@
   <w:num w:numId="13" w16cid:durableId="592781308">
     <w:abstractNumId w:val="11"/>
   </w:num>
+  <w:num w:numId="14">
+    <w:abstractNumId w:val="3"/>
+    <w:lvlOverride w:ilvl="0">
+      <w:startOverride w:val="1"/>
+    </w:lvlOverride>
+  </w:num>
   <w:numIdMacAtCleanup w:val="10"/>
 </w:numbering>
 </file>
@@ -5053,7 +8234,7 @@
     <w:rPrDefault>
       <w:rPr>
         <w:rFonts w:ascii="Times New Roman" w:eastAsia="Times New Roman" w:hAnsi="Times New Roman" w:cs="Times New Roman"/>
-        <w:lang w:val="en-US" w:eastAsia="en-US" w:bidi="ar-SA"/>
+        <w:lang w:val="en_US" w:eastAsia="en-US" w:bidi="ar-SA"/>
       </w:rPr>
     </w:rPrDefault>
     <w:pPrDefault/>

--- a/eng/docx/64.content.docx
+++ b/eng/docx/64.content.docx
@@ -843,6 +843,21 @@
           <w:b/>
           <w:lang w:val="en_US" w:bidi="en_US"/>
         </w:rPr>
+        <w:t>ὁ πρεσβύτερος</w:t>
+      </w:r>
+    </w:p>
+    <w:p>
+      <w:pPr/>
+      <w:r>
+        <w:rPr>
+          <w:lang w:val="en_US" w:bidi="en_US"/>
+        </w:rPr>
+      </w:r>
+      <w:r>
+        <w:rPr>
+          <w:b/>
+          <w:lang w:val="en_US" w:bidi="en_US"/>
+        </w:rPr>
         <w:t>"The elder"</w:t>
       </w:r>
     </w:p>
@@ -952,6 +967,21 @@
           <w:b/>
           <w:lang w:val="en_US" w:bidi="en_US"/>
         </w:rPr>
+        <w:t>Γαΐῳ</w:t>
+      </w:r>
+    </w:p>
+    <w:p>
+      <w:pPr/>
+      <w:r>
+        <w:rPr>
+          <w:lang w:val="en_US" w:bidi="en_US"/>
+        </w:rPr>
+      </w:r>
+      <w:r>
+        <w:rPr>
+          <w:b/>
+          <w:lang w:val="en_US" w:bidi="en_US"/>
+        </w:rPr>
         <w:t>"to"</w:t>
       </w:r>
       <w:r>
@@ -1055,6 +1085,21 @@
           <w:b/>
           <w:lang w:val="en_US" w:bidi="en_US"/>
         </w:rPr>
+        <w:t>ὃν ἐγὼ ἀγαπῶ ἐν ἀληθείᾳ</w:t>
+      </w:r>
+    </w:p>
+    <w:p>
+      <w:pPr/>
+      <w:r>
+        <w:rPr>
+          <w:lang w:val="en_US" w:bidi="en_US"/>
+        </w:rPr>
+      </w:r>
+      <w:r>
+        <w:rPr>
+          <w:b/>
+          <w:lang w:val="en_US" w:bidi="en_US"/>
+        </w:rPr>
         <w:t>"whom I love in truth"</w:t>
       </w:r>
     </w:p>
@@ -1151,6 +1196,21 @@
           <w:b/>
           <w:lang w:val="en_US" w:bidi="en_US"/>
         </w:rPr>
+        <w:t>γὰρ</w:t>
+      </w:r>
+    </w:p>
+    <w:p>
+      <w:pPr/>
+      <w:r>
+        <w:rPr>
+          <w:lang w:val="en_US" w:bidi="en_US"/>
+        </w:rPr>
+      </w:r>
+      <w:r>
+        <w:rPr>
+          <w:b/>
+          <w:lang w:val="en_US" w:bidi="en_US"/>
+        </w:rPr>
         <w:t>"For"</w:t>
       </w:r>
     </w:p>
@@ -1247,6 +1307,21 @@
           <w:b/>
           <w:lang w:val="en_US" w:bidi="en_US"/>
         </w:rPr>
+        <w:t>ἀδελφῶν</w:t>
+      </w:r>
+    </w:p>
+    <w:p>
+      <w:pPr/>
+      <w:r>
+        <w:rPr>
+          <w:lang w:val="en_US" w:bidi="en_US"/>
+        </w:rPr>
+      </w:r>
+      <w:r>
+        <w:rPr>
+          <w:b/>
+          <w:lang w:val="en_US" w:bidi="en_US"/>
+        </w:rPr>
         <w:t>"brothers"</w:t>
       </w:r>
     </w:p>
@@ -1356,6 +1431,21 @@
           <w:b/>
           <w:lang w:val="en_US" w:bidi="en_US"/>
         </w:rPr>
+        <w:t>σὺ ἐν ἀληθείᾳ περιπατεῖς</w:t>
+      </w:r>
+    </w:p>
+    <w:p>
+      <w:pPr/>
+      <w:r>
+        <w:rPr>
+          <w:lang w:val="en_US" w:bidi="en_US"/>
+        </w:rPr>
+      </w:r>
+      <w:r>
+        <w:rPr>
+          <w:b/>
+          <w:lang w:val="en_US" w:bidi="en_US"/>
+        </w:rPr>
         <w:t>"you are walking in truth"</w:t>
       </w:r>
     </w:p>
@@ -1452,6 +1542,21 @@
           <w:b/>
           <w:lang w:val="en_US" w:bidi="en_US"/>
         </w:rPr>
+        <w:t>ἀληθείᾳ &amp; ἀληθείᾳ</w:t>
+      </w:r>
+    </w:p>
+    <w:p>
+      <w:pPr/>
+      <w:r>
+        <w:rPr>
+          <w:lang w:val="en_US" w:bidi="en_US"/>
+        </w:rPr>
+      </w:r>
+      <w:r>
+        <w:rPr>
+          <w:b/>
+          <w:lang w:val="en_US" w:bidi="en_US"/>
+        </w:rPr>
         <w:t>"to"</w:t>
       </w:r>
       <w:r>
@@ -1574,6 +1679,21 @@
           <w:b/>
           <w:lang w:val="en_US" w:bidi="en_US"/>
         </w:rPr>
+        <w:t>μειζοτέραν &amp; οὐκ ἔχω χαράν</w:t>
+      </w:r>
+    </w:p>
+    <w:p>
+      <w:pPr/>
+      <w:r>
+        <w:rPr>
+          <w:lang w:val="en_US" w:bidi="en_US"/>
+        </w:rPr>
+      </w:r>
+      <w:r>
+        <w:rPr>
+          <w:b/>
+          <w:lang w:val="en_US" w:bidi="en_US"/>
+        </w:rPr>
         <w:t>"I have no greater joy"</w:t>
       </w:r>
     </w:p>
@@ -1670,6 +1790,21 @@
           <w:b/>
           <w:lang w:val="en_US" w:bidi="en_US"/>
         </w:rPr>
+        <w:t>τὰ ἐμὰ τέκνα</w:t>
+      </w:r>
+    </w:p>
+    <w:p>
+      <w:pPr/>
+      <w:r>
+        <w:rPr>
+          <w:lang w:val="en_US" w:bidi="en_US"/>
+        </w:rPr>
+      </w:r>
+      <w:r>
+        <w:rPr>
+          <w:b/>
+          <w:lang w:val="en_US" w:bidi="en_US"/>
+        </w:rPr>
         <w:t>"my children"</w:t>
       </w:r>
     </w:p>
@@ -1766,6 +1901,21 @@
           <w:b/>
           <w:lang w:val="en_US" w:bidi="en_US"/>
         </w:rPr>
+        <w:t>ἐν τῇ ἀληθείᾳ περιπατοῦντα</w:t>
+      </w:r>
+    </w:p>
+    <w:p>
+      <w:pPr/>
+      <w:r>
+        <w:rPr>
+          <w:lang w:val="en_US" w:bidi="en_US"/>
+        </w:rPr>
+      </w:r>
+      <w:r>
+        <w:rPr>
+          <w:b/>
+          <w:lang w:val="en_US" w:bidi="en_US"/>
+        </w:rPr>
         <w:t>"are walking in the truth"</w:t>
       </w:r>
     </w:p>
@@ -1862,6 +2012,21 @@
           <w:b/>
           <w:lang w:val="en_US" w:bidi="en_US"/>
         </w:rPr>
+        <w:t>ἐν τῇ ἀληθείᾳ</w:t>
+      </w:r>
+    </w:p>
+    <w:p>
+      <w:pPr/>
+      <w:r>
+        <w:rPr>
+          <w:lang w:val="en_US" w:bidi="en_US"/>
+        </w:rPr>
+      </w:r>
+      <w:r>
+        <w:rPr>
+          <w:b/>
+          <w:lang w:val="en_US" w:bidi="en_US"/>
+        </w:rPr>
         <w:t>"in the truth"</w:t>
       </w:r>
     </w:p>
@@ -1958,6 +2123,21 @@
           <w:b/>
           <w:lang w:val="en_US" w:bidi="en_US"/>
         </w:rPr>
+        <w:t>τοὺς ἀδελφοὺς</w:t>
+      </w:r>
+    </w:p>
+    <w:p>
+      <w:pPr/>
+      <w:r>
+        <w:rPr>
+          <w:lang w:val="en_US" w:bidi="en_US"/>
+        </w:rPr>
+      </w:r>
+      <w:r>
+        <w:rPr>
+          <w:b/>
+          <w:lang w:val="en_US" w:bidi="en_US"/>
+        </w:rPr>
         <w:t>"the brothers"</w:t>
       </w:r>
     </w:p>
@@ -2054,6 +2234,21 @@
           <w:b/>
           <w:lang w:val="en_US" w:bidi="en_US"/>
         </w:rPr>
+        <w:t>σου τῇ ἀγάπῃ</w:t>
+      </w:r>
+    </w:p>
+    <w:p>
+      <w:pPr/>
+      <w:r>
+        <w:rPr>
+          <w:lang w:val="en_US" w:bidi="en_US"/>
+        </w:rPr>
+      </w:r>
+      <w:r>
+        <w:rPr>
+          <w:b/>
+          <w:lang w:val="en_US" w:bidi="en_US"/>
+        </w:rPr>
         <w:t>"your love"</w:t>
       </w:r>
     </w:p>
@@ -2150,6 +2345,21 @@
           <w:b/>
           <w:lang w:val="en_US" w:bidi="en_US"/>
         </w:rPr>
+        <w:t>προπέμψας</w:t>
+      </w:r>
+    </w:p>
+    <w:p>
+      <w:pPr/>
+      <w:r>
+        <w:rPr>
+          <w:lang w:val="en_US" w:bidi="en_US"/>
+        </w:rPr>
+      </w:r>
+      <w:r>
+        <w:rPr>
+          <w:b/>
+          <w:lang w:val="en_US" w:bidi="en_US"/>
+        </w:rPr>
         <w:t>"to send on"</w:t>
       </w:r>
     </w:p>
@@ -2246,6 +2456,21 @@
           <w:b/>
           <w:lang w:val="en_US" w:bidi="en_US"/>
         </w:rPr>
+        <w:t>οὓς καλῶς ποιήσεις, προπέμψας ἀξίως τοῦ Θεοῦ; ὑπὲρ γὰρ τοῦ ὀνόματος ἐξῆλθον, μηδὲν λαμβάνοντες ἀπὸ τῶν ἐθνικῶν</w:t>
+      </w:r>
+    </w:p>
+    <w:p>
+      <w:pPr/>
+      <w:r>
+        <w:rPr>
+          <w:lang w:val="en_US" w:bidi="en_US"/>
+        </w:rPr>
+      </w:r>
+      <w:r>
+        <w:rPr>
+          <w:b/>
+          <w:lang w:val="en_US" w:bidi="en_US"/>
+        </w:rPr>
         <w:t>"whom you will do well to send on worthily of God"</w:t>
       </w:r>
       <w:r>
@@ -2342,6 +2567,21 @@
           <w:b/>
           <w:lang w:val="en_US" w:bidi="en_US"/>
         </w:rPr>
+        <w:t>ὑπὲρ &amp; τοῦ ὀνόματος</w:t>
+      </w:r>
+    </w:p>
+    <w:p>
+      <w:pPr/>
+      <w:r>
+        <w:rPr>
+          <w:lang w:val="en_US" w:bidi="en_US"/>
+        </w:rPr>
+      </w:r>
+      <w:r>
+        <w:rPr>
+          <w:b/>
+          <w:lang w:val="en_US" w:bidi="en_US"/>
+        </w:rPr>
         <w:t>"for the sake of the name"</w:t>
       </w:r>
     </w:p>
@@ -2438,6 +2678,21 @@
           <w:b/>
           <w:lang w:val="en_US" w:bidi="en_US"/>
         </w:rPr>
+        <w:t>μηδὲν λαμβάνοντες ἀπὸ τῶν ἐθνικῶν</w:t>
+      </w:r>
+    </w:p>
+    <w:p>
+      <w:pPr/>
+      <w:r>
+        <w:rPr>
+          <w:lang w:val="en_US" w:bidi="en_US"/>
+        </w:rPr>
+      </w:r>
+      <w:r>
+        <w:rPr>
+          <w:b/>
+          <w:lang w:val="en_US" w:bidi="en_US"/>
+        </w:rPr>
         <w:t>"receiving nothing from the Gentiles"</w:t>
       </w:r>
     </w:p>
@@ -2534,6 +2789,21 @@
           <w:b/>
           <w:lang w:val="en_US" w:bidi="en_US"/>
         </w:rPr>
+        <w:t>τῶν ἐθνικῶν</w:t>
+      </w:r>
+    </w:p>
+    <w:p>
+      <w:pPr/>
+      <w:r>
+        <w:rPr>
+          <w:lang w:val="en_US" w:bidi="en_US"/>
+        </w:rPr>
+      </w:r>
+      <w:r>
+        <w:rPr>
+          <w:b/>
+          <w:lang w:val="en_US" w:bidi="en_US"/>
+        </w:rPr>
         <w:t>"the Gentiles"</w:t>
       </w:r>
     </w:p>
@@ -2630,6 +2900,21 @@
           <w:b/>
           <w:lang w:val="en_US" w:bidi="en_US"/>
         </w:rPr>
+        <w:t>οὖν</w:t>
+      </w:r>
+    </w:p>
+    <w:p>
+      <w:pPr/>
+      <w:r>
+        <w:rPr>
+          <w:lang w:val="en_US" w:bidi="en_US"/>
+        </w:rPr>
+      </w:r>
+      <w:r>
+        <w:rPr>
+          <w:b/>
+          <w:lang w:val="en_US" w:bidi="en_US"/>
+        </w:rPr>
         <w:t>"Therefore"</w:t>
       </w:r>
     </w:p>
@@ -2739,6 +3024,21 @@
           <w:b/>
           <w:lang w:val="en_US" w:bidi="en_US"/>
         </w:rPr>
+        <w:t>ἡμεῖς &amp; ὀφείλομεν ὑπολαμβάνειν</w:t>
+      </w:r>
+    </w:p>
+    <w:p>
+      <w:pPr/>
+      <w:r>
+        <w:rPr>
+          <w:lang w:val="en_US" w:bidi="en_US"/>
+        </w:rPr>
+      </w:r>
+      <w:r>
+        <w:rPr>
+          <w:b/>
+          <w:lang w:val="en_US" w:bidi="en_US"/>
+        </w:rPr>
         <w:t>"we ourselves ought to support"</w:t>
       </w:r>
     </w:p>
@@ -2861,6 +3161,21 @@
           <w:b/>
           <w:lang w:val="en_US" w:bidi="en_US"/>
         </w:rPr>
+        <w:t>ἡμεῖς &amp; ὀφείλομεν</w:t>
+      </w:r>
+    </w:p>
+    <w:p>
+      <w:pPr/>
+      <w:r>
+        <w:rPr>
+          <w:lang w:val="en_US" w:bidi="en_US"/>
+        </w:rPr>
+      </w:r>
+      <w:r>
+        <w:rPr>
+          <w:b/>
+          <w:lang w:val="en_US" w:bidi="en_US"/>
+        </w:rPr>
         <w:t>"we ourselves ought"</w:t>
       </w:r>
     </w:p>
@@ -2970,6 +3285,21 @@
           <w:b/>
           <w:lang w:val="en_US" w:bidi="en_US"/>
         </w:rPr>
+        <w:t>ὑπολαμβάνειν</w:t>
+      </w:r>
+    </w:p>
+    <w:p>
+      <w:pPr/>
+      <w:r>
+        <w:rPr>
+          <w:lang w:val="en_US" w:bidi="en_US"/>
+        </w:rPr>
+      </w:r>
+      <w:r>
+        <w:rPr>
+          <w:b/>
+          <w:lang w:val="en_US" w:bidi="en_US"/>
+        </w:rPr>
         <w:t>"to support"</w:t>
       </w:r>
     </w:p>
@@ -3066,6 +3396,21 @@
           <w:b/>
           <w:lang w:val="en_US" w:bidi="en_US"/>
         </w:rPr>
+        <w:t>ἵνα</w:t>
+      </w:r>
+    </w:p>
+    <w:p>
+      <w:pPr/>
+      <w:r>
+        <w:rPr>
+          <w:lang w:val="en_US" w:bidi="en_US"/>
+        </w:rPr>
+      </w:r>
+      <w:r>
+        <w:rPr>
+          <w:b/>
+          <w:lang w:val="en_US" w:bidi="en_US"/>
+        </w:rPr>
         <w:t>"so that"</w:t>
       </w:r>
     </w:p>
@@ -3188,6 +3533,21 @@
           <w:b/>
           <w:lang w:val="en_US" w:bidi="en_US"/>
         </w:rPr>
+        <w:t>ἵνα συνεργοὶ γινώμεθα τῇ ἀληθείᾳ</w:t>
+      </w:r>
+    </w:p>
+    <w:p>
+      <w:pPr/>
+      <w:r>
+        <w:rPr>
+          <w:lang w:val="en_US" w:bidi="en_US"/>
+        </w:rPr>
+      </w:r>
+      <w:r>
+        <w:rPr>
+          <w:b/>
+          <w:lang w:val="en_US" w:bidi="en_US"/>
+        </w:rPr>
         <w:t>"so that we may become fellow workers with the truth"</w:t>
       </w:r>
     </w:p>
@@ -3297,6 +3657,21 @@
           <w:b/>
           <w:lang w:val="en_US" w:bidi="en_US"/>
         </w:rPr>
+        <w:t>τῇ ἀληθείᾳ</w:t>
+      </w:r>
+    </w:p>
+    <w:p>
+      <w:pPr/>
+      <w:r>
+        <w:rPr>
+          <w:lang w:val="en_US" w:bidi="en_US"/>
+        </w:rPr>
+      </w:r>
+      <w:r>
+        <w:rPr>
+          <w:b/>
+          <w:lang w:val="en_US" w:bidi="en_US"/>
+        </w:rPr>
         <w:t>"with the truth"</w:t>
       </w:r>
     </w:p>
@@ -3393,6 +3768,21 @@
           <w:b/>
           <w:lang w:val="en_US" w:bidi="en_US"/>
         </w:rPr>
+        <w:t>τι</w:t>
+      </w:r>
+    </w:p>
+    <w:p>
+      <w:pPr/>
+      <w:r>
+        <w:rPr>
+          <w:lang w:val="en_US" w:bidi="en_US"/>
+        </w:rPr>
+      </w:r>
+      <w:r>
+        <w:rPr>
+          <w:b/>
+          <w:lang w:val="en_US" w:bidi="en_US"/>
+        </w:rPr>
         <w:t>"something"</w:t>
       </w:r>
     </w:p>
@@ -3476,6 +3866,21 @@
           <w:b/>
           <w:lang w:val="en_US" w:bidi="en_US"/>
         </w:rPr>
+        <w:t>τῇ ἐκκλησίᾳ</w:t>
+      </w:r>
+    </w:p>
+    <w:p>
+      <w:pPr/>
+      <w:r>
+        <w:rPr>
+          <w:lang w:val="en_US" w:bidi="en_US"/>
+        </w:rPr>
+      </w:r>
+      <w:r>
+        <w:rPr>
+          <w:b/>
+          <w:lang w:val="en_US" w:bidi="en_US"/>
+        </w:rPr>
         <w:t>"to the church"</w:t>
       </w:r>
     </w:p>
@@ -3572,6 +3977,21 @@
           <w:b/>
           <w:lang w:val="en_US" w:bidi="en_US"/>
         </w:rPr>
+        <w:t>Διοτρέφης</w:t>
+      </w:r>
+    </w:p>
+    <w:p>
+      <w:pPr/>
+      <w:r>
+        <w:rPr>
+          <w:lang w:val="en_US" w:bidi="en_US"/>
+        </w:rPr>
+      </w:r>
+      <w:r>
+        <w:rPr>
+          <w:b/>
+          <w:lang w:val="en_US" w:bidi="en_US"/>
+        </w:rPr>
         <w:t>"Diotrephes"</w:t>
       </w:r>
     </w:p>
@@ -3662,6 +4082,21 @@
           <w:b/>
           <w:lang w:val="en_US" w:bidi="en_US"/>
         </w:rPr>
+        <w:t>ὁ φιλοπρωτεύων αὐτῶν</w:t>
+      </w:r>
+    </w:p>
+    <w:p>
+      <w:pPr/>
+      <w:r>
+        <w:rPr>
+          <w:lang w:val="en_US" w:bidi="en_US"/>
+        </w:rPr>
+      </w:r>
+      <w:r>
+        <w:rPr>
+          <w:b/>
+          <w:lang w:val="en_US" w:bidi="en_US"/>
+        </w:rPr>
         <w:t>"the one loving to be first among them"</w:t>
       </w:r>
     </w:p>
@@ -3758,6 +4193,21 @@
           <w:b/>
           <w:lang w:val="en_US" w:bidi="en_US"/>
         </w:rPr>
+        <w:t>οὐκ ἐπιδέχεται ἡμᾶς</w:t>
+      </w:r>
+    </w:p>
+    <w:p>
+      <w:pPr/>
+      <w:r>
+        <w:rPr>
+          <w:lang w:val="en_US" w:bidi="en_US"/>
+        </w:rPr>
+      </w:r>
+      <w:r>
+        <w:rPr>
+          <w:b/>
+          <w:lang w:val="en_US" w:bidi="en_US"/>
+        </w:rPr>
         <w:t>"does not receive us"</w:t>
       </w:r>
     </w:p>
@@ -3867,6 +4317,21 @@
           <w:b/>
           <w:lang w:val="en_US" w:bidi="en_US"/>
         </w:rPr>
+        <w:t>ἡμᾶς</w:t>
+      </w:r>
+    </w:p>
+    <w:p>
+      <w:pPr/>
+      <w:r>
+        <w:rPr>
+          <w:lang w:val="en_US" w:bidi="en_US"/>
+        </w:rPr>
+      </w:r>
+      <w:r>
+        <w:rPr>
+          <w:b/>
+          <w:lang w:val="en_US" w:bidi="en_US"/>
+        </w:rPr>
         <w:t>"us"</w:t>
       </w:r>
     </w:p>
@@ -3963,6 +4428,21 @@
           <w:b/>
           <w:lang w:val="en_US" w:bidi="en_US"/>
         </w:rPr>
+        <w:t>διὰ τοῦτο</w:t>
+      </w:r>
+    </w:p>
+    <w:p>
+      <w:pPr/>
+      <w:r>
+        <w:rPr>
+          <w:lang w:val="en_US" w:bidi="en_US"/>
+        </w:rPr>
+      </w:r>
+      <w:r>
+        <w:rPr>
+          <w:b/>
+          <w:lang w:val="en_US" w:bidi="en_US"/>
+        </w:rPr>
         <w:t>"Because of this"</w:t>
       </w:r>
     </w:p>
@@ -4053,6 +4533,21 @@
           <w:b/>
           <w:lang w:val="en_US" w:bidi="en_US"/>
         </w:rPr>
+        <w:t>ἐὰν ἔλθω</w:t>
+      </w:r>
+    </w:p>
+    <w:p>
+      <w:pPr/>
+      <w:r>
+        <w:rPr>
+          <w:lang w:val="en_US" w:bidi="en_US"/>
+        </w:rPr>
+      </w:r>
+      <w:r>
+        <w:rPr>
+          <w:b/>
+          <w:lang w:val="en_US" w:bidi="en_US"/>
+        </w:rPr>
         <w:t>"if I come"</w:t>
       </w:r>
     </w:p>
@@ -4136,6 +4631,21 @@
           <w:b/>
           <w:lang w:val="en_US" w:bidi="en_US"/>
         </w:rPr>
+        <w:t>ἔλθω</w:t>
+      </w:r>
+    </w:p>
+    <w:p>
+      <w:pPr/>
+      <w:r>
+        <w:rPr>
+          <w:lang w:val="en_US" w:bidi="en_US"/>
+        </w:rPr>
+      </w:r>
+      <w:r>
+        <w:rPr>
+          <w:b/>
+          <w:lang w:val="en_US" w:bidi="en_US"/>
+        </w:rPr>
         <w:t>"I come"</w:t>
       </w:r>
     </w:p>
@@ -4232,6 +4742,21 @@
           <w:b/>
           <w:lang w:val="en_US" w:bidi="en_US"/>
         </w:rPr>
+        <w:t>λόγοις πονηροῖς φλυαρῶν ἡμᾶς</w:t>
+      </w:r>
+    </w:p>
+    <w:p>
+      <w:pPr/>
+      <w:r>
+        <w:rPr>
+          <w:lang w:val="en_US" w:bidi="en_US"/>
+        </w:rPr>
+      </w:r>
+      <w:r>
+        <w:rPr>
+          <w:b/>
+          <w:lang w:val="en_US" w:bidi="en_US"/>
+        </w:rPr>
         <w:t>"accusing us with evil words"</w:t>
       </w:r>
     </w:p>
@@ -4354,6 +4879,21 @@
           <w:b/>
           <w:lang w:val="en_US" w:bidi="en_US"/>
         </w:rPr>
+        <w:t>μὴ ἀρκούμενος ἐπὶ τούτοις</w:t>
+      </w:r>
+    </w:p>
+    <w:p>
+      <w:pPr/>
+      <w:r>
+        <w:rPr>
+          <w:lang w:val="en_US" w:bidi="en_US"/>
+        </w:rPr>
+      </w:r>
+      <w:r>
+        <w:rPr>
+          <w:b/>
+          <w:lang w:val="en_US" w:bidi="en_US"/>
+        </w:rPr>
         <w:t>"not being satisfied with these things"</w:t>
       </w:r>
     </w:p>
@@ -4437,6 +4977,21 @@
           <w:b/>
           <w:lang w:val="en_US" w:bidi="en_US"/>
         </w:rPr>
+        <w:t>τοὺς ἀδελφοὺς</w:t>
+      </w:r>
+    </w:p>
+    <w:p>
+      <w:pPr/>
+      <w:r>
+        <w:rPr>
+          <w:lang w:val="en_US" w:bidi="en_US"/>
+        </w:rPr>
+      </w:r>
+      <w:r>
+        <w:rPr>
+          <w:b/>
+          <w:lang w:val="en_US" w:bidi="en_US"/>
+        </w:rPr>
         <w:t>"the brothers"</w:t>
       </w:r>
     </w:p>
@@ -4533,6 +5088,21 @@
           <w:b/>
           <w:lang w:val="en_US" w:bidi="en_US"/>
         </w:rPr>
+        <w:t>καὶ τοὺς βουλομένους κωλύει</w:t>
+      </w:r>
+    </w:p>
+    <w:p>
+      <w:pPr/>
+      <w:r>
+        <w:rPr>
+          <w:lang w:val="en_US" w:bidi="en_US"/>
+        </w:rPr>
+      </w:r>
+      <w:r>
+        <w:rPr>
+          <w:b/>
+          <w:lang w:val="en_US" w:bidi="en_US"/>
+        </w:rPr>
         <w:t>"and he stops the ones willing"</w:t>
       </w:r>
     </w:p>
@@ -4616,6 +5186,21 @@
           <w:b/>
           <w:lang w:val="en_US" w:bidi="en_US"/>
         </w:rPr>
+        <w:t>μὴ μιμοῦ τὸ κακὸν, ἀλλὰ τὸ ἀγαθόν</w:t>
+      </w:r>
+    </w:p>
+    <w:p>
+      <w:pPr/>
+      <w:r>
+        <w:rPr>
+          <w:lang w:val="en_US" w:bidi="en_US"/>
+        </w:rPr>
+      </w:r>
+      <w:r>
+        <w:rPr>
+          <w:b/>
+          <w:lang w:val="en_US" w:bidi="en_US"/>
+        </w:rPr>
         <w:t>"do not imitate the evil, but the good"</w:t>
       </w:r>
     </w:p>
@@ -4725,6 +5310,21 @@
           <w:b/>
           <w:lang w:val="en_US" w:bidi="en_US"/>
         </w:rPr>
+        <w:t>ἀλλὰ τὸ ἀγαθόν</w:t>
+      </w:r>
+    </w:p>
+    <w:p>
+      <w:pPr/>
+      <w:r>
+        <w:rPr>
+          <w:lang w:val="en_US" w:bidi="en_US"/>
+        </w:rPr>
+      </w:r>
+      <w:r>
+        <w:rPr>
+          <w:b/>
+          <w:lang w:val="en_US" w:bidi="en_US"/>
+        </w:rPr>
         <w:t>"but the good"</w:t>
       </w:r>
     </w:p>
@@ -4808,6 +5408,21 @@
           <w:b/>
           <w:lang w:val="en_US" w:bidi="en_US"/>
         </w:rPr>
+        <w:t>οὐχ ἑώρακεν τὸν Θεόν</w:t>
+      </w:r>
+    </w:p>
+    <w:p>
+      <w:pPr/>
+      <w:r>
+        <w:rPr>
+          <w:lang w:val="en_US" w:bidi="en_US"/>
+        </w:rPr>
+      </w:r>
+      <w:r>
+        <w:rPr>
+          <w:b/>
+          <w:lang w:val="en_US" w:bidi="en_US"/>
+        </w:rPr>
         <w:t>"has not seen God"</w:t>
       </w:r>
     </w:p>
@@ -4904,6 +5519,21 @@
           <w:b/>
           <w:lang w:val="en_US" w:bidi="en_US"/>
         </w:rPr>
+        <w:t>Δημητρίῳ μεμαρτύρηται ὑπὸ πάντων</w:t>
+      </w:r>
+    </w:p>
+    <w:p>
+      <w:pPr/>
+      <w:r>
+        <w:rPr>
+          <w:lang w:val="en_US" w:bidi="en_US"/>
+        </w:rPr>
+      </w:r>
+      <w:r>
+        <w:rPr>
+          <w:b/>
+          <w:lang w:val="en_US" w:bidi="en_US"/>
+        </w:rPr>
         <w:t>"Demetrius has been attested to by all"</w:t>
       </w:r>
     </w:p>
@@ -4987,6 +5617,21 @@
           <w:b/>
           <w:lang w:val="en_US" w:bidi="en_US"/>
         </w:rPr>
+        <w:t>Δημητρίῳ</w:t>
+      </w:r>
+    </w:p>
+    <w:p>
+      <w:pPr/>
+      <w:r>
+        <w:rPr>
+          <w:lang w:val="en_US" w:bidi="en_US"/>
+        </w:rPr>
+      </w:r>
+      <w:r>
+        <w:rPr>
+          <w:b/>
+          <w:lang w:val="en_US" w:bidi="en_US"/>
+        </w:rPr>
         <w:t>"Demetrius"</w:t>
       </w:r>
     </w:p>
@@ -5077,6 +5722,21 @@
           <w:b/>
           <w:lang w:val="en_US" w:bidi="en_US"/>
         </w:rPr>
+        <w:t>ὑπὸ πάντων</w:t>
+      </w:r>
+    </w:p>
+    <w:p>
+      <w:pPr/>
+      <w:r>
+        <w:rPr>
+          <w:lang w:val="en_US" w:bidi="en_US"/>
+        </w:rPr>
+      </w:r>
+      <w:r>
+        <w:rPr>
+          <w:b/>
+          <w:lang w:val="en_US" w:bidi="en_US"/>
+        </w:rPr>
         <w:t>"by all"</w:t>
       </w:r>
     </w:p>
@@ -5173,6 +5833,21 @@
           <w:b/>
           <w:lang w:val="en_US" w:bidi="en_US"/>
         </w:rPr>
+        <w:t>καὶ ὑπὸ αὐτῆς τῆς ἀληθείας</w:t>
+      </w:r>
+    </w:p>
+    <w:p>
+      <w:pPr/>
+      <w:r>
+        <w:rPr>
+          <w:lang w:val="en_US" w:bidi="en_US"/>
+        </w:rPr>
+      </w:r>
+      <w:r>
+        <w:rPr>
+          <w:b/>
+          <w:lang w:val="en_US" w:bidi="en_US"/>
+        </w:rPr>
         <w:t>"and by the truth itself"</w:t>
       </w:r>
     </w:p>
@@ -5256,6 +5931,21 @@
           <w:b/>
           <w:lang w:val="en_US" w:bidi="en_US"/>
         </w:rPr>
+        <w:t>ὑπὸ αὐτῆς τῆς ἀληθείας</w:t>
+      </w:r>
+    </w:p>
+    <w:p>
+      <w:pPr/>
+      <w:r>
+        <w:rPr>
+          <w:lang w:val="en_US" w:bidi="en_US"/>
+        </w:rPr>
+      </w:r>
+      <w:r>
+        <w:rPr>
+          <w:b/>
+          <w:lang w:val="en_US" w:bidi="en_US"/>
+        </w:rPr>
         <w:t>"by the truth itself"</w:t>
       </w:r>
     </w:p>
@@ -5352,6 +6042,21 @@
           <w:b/>
           <w:lang w:val="en_US" w:bidi="en_US"/>
         </w:rPr>
+        <w:t>ὑπὸ αὐτῆς τῆς ἀληθείας</w:t>
+      </w:r>
+    </w:p>
+    <w:p>
+      <w:pPr/>
+      <w:r>
+        <w:rPr>
+          <w:lang w:val="en_US" w:bidi="en_US"/>
+        </w:rPr>
+      </w:r>
+      <w:r>
+        <w:rPr>
+          <w:b/>
+          <w:lang w:val="en_US" w:bidi="en_US"/>
+        </w:rPr>
         <w:t>"by the truth itself"</w:t>
       </w:r>
     </w:p>
@@ -5448,6 +6153,21 @@
           <w:b/>
           <w:lang w:val="en_US" w:bidi="en_US"/>
         </w:rPr>
+        <w:t>καὶ ἡμεῖς &amp; μαρτυροῦμεν</w:t>
+      </w:r>
+    </w:p>
+    <w:p>
+      <w:pPr/>
+      <w:r>
+        <w:rPr>
+          <w:lang w:val="en_US" w:bidi="en_US"/>
+        </w:rPr>
+      </w:r>
+      <w:r>
+        <w:rPr>
+          <w:b/>
+          <w:lang w:val="en_US" w:bidi="en_US"/>
+        </w:rPr>
         <w:t>"we ourselves also attest"</w:t>
       </w:r>
     </w:p>
@@ -5570,6 +6290,21 @@
           <w:b/>
           <w:lang w:val="en_US" w:bidi="en_US"/>
         </w:rPr>
+        <w:t>ἡμεῖς &amp; μαρτυροῦμεν &amp; ἡμῶν</w:t>
+      </w:r>
+    </w:p>
+    <w:p>
+      <w:pPr/>
+      <w:r>
+        <w:rPr>
+          <w:lang w:val="en_US" w:bidi="en_US"/>
+        </w:rPr>
+      </w:r>
+      <w:r>
+        <w:rPr>
+          <w:b/>
+          <w:lang w:val="en_US" w:bidi="en_US"/>
+        </w:rPr>
         <w:t>"we ourselves"</w:t>
       </w:r>
       <w:r>
@@ -5705,6 +6440,21 @@
           <w:b/>
           <w:lang w:val="en_US" w:bidi="en_US"/>
         </w:rPr>
+        <w:t>διὰ μέλανος καὶ καλάμου</w:t>
+      </w:r>
+    </w:p>
+    <w:p>
+      <w:pPr/>
+      <w:r>
+        <w:rPr>
+          <w:lang w:val="en_US" w:bidi="en_US"/>
+        </w:rPr>
+      </w:r>
+      <w:r>
+        <w:rPr>
+          <w:b/>
+          <w:lang w:val="en_US" w:bidi="en_US"/>
+        </w:rPr>
         <w:t>"with ink and pen"</w:t>
       </w:r>
     </w:p>
@@ -5801,6 +6551,21 @@
           <w:b/>
           <w:lang w:val="en_US" w:bidi="en_US"/>
         </w:rPr>
+        <w:t>στόμα πρὸς στόμα</w:t>
+      </w:r>
+    </w:p>
+    <w:p>
+      <w:pPr/>
+      <w:r>
+        <w:rPr>
+          <w:lang w:val="en_US" w:bidi="en_US"/>
+        </w:rPr>
+      </w:r>
+      <w:r>
+        <w:rPr>
+          <w:b/>
+          <w:lang w:val="en_US" w:bidi="en_US"/>
+        </w:rPr>
         <w:t>"mouth to mouth"</w:t>
       </w:r>
     </w:p>
@@ -5897,6 +6662,21 @@
           <w:b/>
           <w:lang w:val="en_US" w:bidi="en_US"/>
         </w:rPr>
+        <w:t>εἰρήνη σοι</w:t>
+      </w:r>
+    </w:p>
+    <w:p>
+      <w:pPr/>
+      <w:r>
+        <w:rPr>
+          <w:lang w:val="en_US" w:bidi="en_US"/>
+        </w:rPr>
+      </w:r>
+      <w:r>
+        <w:rPr>
+          <w:b/>
+          <w:lang w:val="en_US" w:bidi="en_US"/>
+        </w:rPr>
         <w:t>"Peace to you"</w:t>
       </w:r>
     </w:p>
@@ -5980,6 +6760,21 @@
           <w:b/>
           <w:lang w:val="en_US" w:bidi="en_US"/>
         </w:rPr>
+        <w:t>εἰρήνη σοι</w:t>
+      </w:r>
+    </w:p>
+    <w:p>
+      <w:pPr/>
+      <w:r>
+        <w:rPr>
+          <w:lang w:val="en_US" w:bidi="en_US"/>
+        </w:rPr>
+      </w:r>
+      <w:r>
+        <w:rPr>
+          <w:b/>
+          <w:lang w:val="en_US" w:bidi="en_US"/>
+        </w:rPr>
         <w:t>"Peace to you"</w:t>
       </w:r>
     </w:p>
@@ -6076,6 +6871,21 @@
           <w:b/>
           <w:lang w:val="en_US" w:bidi="en_US"/>
         </w:rPr>
+        <w:t>ἀσπάζονταί σε οἱ φίλοι</w:t>
+      </w:r>
+    </w:p>
+    <w:p>
+      <w:pPr/>
+      <w:r>
+        <w:rPr>
+          <w:lang w:val="en_US" w:bidi="en_US"/>
+        </w:rPr>
+      </w:r>
+      <w:r>
+        <w:rPr>
+          <w:b/>
+          <w:lang w:val="en_US" w:bidi="en_US"/>
+        </w:rPr>
         <w:t>"The friends greet you"</w:t>
       </w:r>
     </w:p>
@@ -6172,6 +6982,21 @@
           <w:b/>
           <w:lang w:val="en_US" w:bidi="en_US"/>
         </w:rPr>
+        <w:t>ἀσπάζου τοὺς φίλους</w:t>
+      </w:r>
+    </w:p>
+    <w:p>
+      <w:pPr/>
+      <w:r>
+        <w:rPr>
+          <w:lang w:val="en_US" w:bidi="en_US"/>
+        </w:rPr>
+      </w:r>
+      <w:r>
+        <w:rPr>
+          <w:b/>
+          <w:lang w:val="en_US" w:bidi="en_US"/>
+        </w:rPr>
         <w:t>"Greet the friends"</w:t>
       </w:r>
     </w:p>
@@ -6254,6 +7079,21 @@
         <w:rPr>
           <w:lang w:val="en_US" w:bidi="en_US"/>
         </w:rPr>
+      </w:r>
+    </w:p>
+    <w:p>
+      <w:pPr/>
+      <w:r>
+        <w:rPr>
+          <w:lang w:val="en_US" w:bidi="en_US"/>
+        </w:rPr>
+      </w:r>
+      <w:r>
+        <w:rPr>
+          <w:b/>
+          <w:lang w:val="en_US" w:bidi="en_US"/>
+        </w:rPr>
+        <w:t>κατ’ ὄνομα</w:t>
       </w:r>
     </w:p>
     <w:p>

--- a/eng/docx/64.content.docx
+++ b/eng/docx/64.content.docx
@@ -28,49 +28,15 @@
       </w:r>
     </w:p>
     <w:p>
-      <w:pPr>
-        <w:pStyle w:val="Heading2"/>
-      </w:pPr>
-      <w:r>
-        <w:rPr>
-          <w:lang w:val="en_US" w:bidi="en_US"/>
-        </w:rPr>
-        <w:t>License Information</w:t>
-      </w:r>
-      <w:r>
-        <w:rPr>
-          <w:lang w:val="en_US" w:bidi="en_US"/>
-        </w:rPr>
-      </w:r>
-    </w:p>
-    <w:p>
-      <w:pPr/>
-      <w:r>
-        <w:rPr>
-          <w:lang w:val="en_US" w:bidi="en_US"/>
-        </w:rPr>
-      </w:r>
-      <w:r>
-        <w:rPr>
-          <w:b/>
-          <w:lang w:val="en_US" w:bidi="en_US"/>
-        </w:rPr>
-        <w:t>Translation Notes (unfoldingWord)</w:t>
-      </w:r>
-      <w:r>
-        <w:rPr>
-          <w:lang w:val="en_US" w:bidi="en_US"/>
-        </w:rPr>
-        <w:t xml:space="preserve"> is based on</w:t>
-      </w:r>
-      <w:r>
-        <w:rPr>
-          <w:lang w:val="en_US" w:bidi="en_US"/>
-        </w:rPr>
-        <w:t xml:space="preserve">: </w:t>
-      </w:r>
-      <w:r>
-        <w:rPr>
+      <w:pPr/>
+      <w:r>
+        <w:rPr>
+          <w:lang w:val="en_US" w:bidi="en_US"/>
+        </w:rPr>
+      </w:r>
+      <w:r>
+        <w:rPr>
+          <w:b/>
           <w:lang w:val="en_US" w:bidi="en_US"/>
         </w:rPr>
         <w:t>unfoldingWord® Translation Notes</w:t>
@@ -79,62 +45,31 @@
         <w:rPr>
           <w:lang w:val="en_US" w:bidi="en_US"/>
         </w:rPr>
-        <w:t xml:space="preserve">, </w:t>
-      </w:r>
-      <w:hyperlink r:id="rId13">
-        <w:r>
-          <w:rPr>
-            <w:lang w:val="en_US" w:bidi="en_US"/>
-          </w:rPr>
-          <w:rPr>
-            <w:color w:val="0000EE"/>
-            <w:u w:val="single"/>
-          </w:rPr>
-          <w:t>unfoldingWord</w:t>
-        </w:r>
-      </w:hyperlink>
-      <w:r>
-        <w:rPr>
-          <w:lang w:val="en_US" w:bidi="en_US"/>
-        </w:rPr>
-        <w:t xml:space="preserve">, 2022, which is licensed under a </w:t>
-      </w:r>
-      <w:hyperlink r:id="rId14">
-        <w:r>
-          <w:rPr>
-            <w:lang w:val="en_US" w:bidi="en_US"/>
-          </w:rPr>
-          <w:rPr>
-            <w:color w:val="0000EE"/>
-            <w:u w:val="single"/>
-          </w:rPr>
-          <w:t>CC BY-SA 4.0 license</w:t>
-        </w:r>
-      </w:hyperlink>
-      <w:r>
-        <w:rPr>
-          <w:lang w:val="en_US" w:bidi="en_US"/>
-        </w:rPr>
-        <w:t>.</w:t>
-      </w:r>
-      <w:r>
-        <w:rPr>
-          <w:lang w:val="en_US" w:bidi="en_US"/>
-        </w:rPr>
-      </w:r>
-    </w:p>
-    <w:p>
-      <w:pPr/>
-      <w:r>
-        <w:rPr>
-          <w:lang w:val="en_US" w:bidi="en_US"/>
-        </w:rPr>
-      </w:r>
-      <w:r>
-        <w:rPr>
-          <w:lang w:val="en_US" w:bidi="en_US"/>
-        </w:rPr>
-        <w:t>This PDF version is provided under the same license.</w:t>
+        <w:t xml:space="preserve"> © 2022 unfoldingWord. Released under CC BY-SA 4.0 license. </w:t>
+      </w:r>
+      <w:r>
+        <w:rPr>
+          <w:lang w:val="en_US" w:bidi="en_US"/>
+        </w:rPr>
+        <w:t>unfoldingWord® Translation Notes</w:t>
+      </w:r>
+      <w:r>
+        <w:rPr>
+          <w:lang w:val="en_US" w:bidi="en_US"/>
+        </w:rPr>
+        <w:t xml:space="preserve"> has been adapted in the following languages: Tok Pisin, Arabic (عربي), French (Français), Hindi (हिंदी), Indonesian (Bahasa Indonesia), Portuguese (Português), Russian (Русский), Spanish (Español), Swahili (Kiswahili), and Simplified Chinese (简体中文) from </w:t>
+      </w:r>
+      <w:r>
+        <w:rPr>
+          <w:lang w:val="en_US" w:bidi="en_US"/>
+        </w:rPr>
+        <w:t>unfoldingWord® Translation Notes</w:t>
+      </w:r>
+      <w:r>
+        <w:rPr>
+          <w:lang w:val="en_US" w:bidi="en_US"/>
+        </w:rPr>
+        <w:t xml:space="preserve"> © 2022 unfoldingWord. Released under CC BY-SA 4.0 license by Mission Mutual</w:t>
       </w:r>
       <w:r>
         <w:rPr>
@@ -843,21 +778,6 @@
           <w:b/>
           <w:lang w:val="en_US" w:bidi="en_US"/>
         </w:rPr>
-        <w:t>ὁ πρεσβύτερος</w:t>
-      </w:r>
-    </w:p>
-    <w:p>
-      <w:pPr/>
-      <w:r>
-        <w:rPr>
-          <w:lang w:val="en_US" w:bidi="en_US"/>
-        </w:rPr>
-      </w:r>
-      <w:r>
-        <w:rPr>
-          <w:b/>
-          <w:lang w:val="en_US" w:bidi="en_US"/>
-        </w:rPr>
         <w:t>"The elder"</w:t>
       </w:r>
     </w:p>
@@ -967,21 +887,6 @@
           <w:b/>
           <w:lang w:val="en_US" w:bidi="en_US"/>
         </w:rPr>
-        <w:t>Γαΐῳ</w:t>
-      </w:r>
-    </w:p>
-    <w:p>
-      <w:pPr/>
-      <w:r>
-        <w:rPr>
-          <w:lang w:val="en_US" w:bidi="en_US"/>
-        </w:rPr>
-      </w:r>
-      <w:r>
-        <w:rPr>
-          <w:b/>
-          <w:lang w:val="en_US" w:bidi="en_US"/>
-        </w:rPr>
         <w:t>"to"</w:t>
       </w:r>
       <w:r>
@@ -1085,21 +990,6 @@
           <w:b/>
           <w:lang w:val="en_US" w:bidi="en_US"/>
         </w:rPr>
-        <w:t>ὃν ἐγὼ ἀγαπῶ ἐν ἀληθείᾳ</w:t>
-      </w:r>
-    </w:p>
-    <w:p>
-      <w:pPr/>
-      <w:r>
-        <w:rPr>
-          <w:lang w:val="en_US" w:bidi="en_US"/>
-        </w:rPr>
-      </w:r>
-      <w:r>
-        <w:rPr>
-          <w:b/>
-          <w:lang w:val="en_US" w:bidi="en_US"/>
-        </w:rPr>
         <w:t>"whom I love in truth"</w:t>
       </w:r>
     </w:p>
@@ -1196,21 +1086,6 @@
           <w:b/>
           <w:lang w:val="en_US" w:bidi="en_US"/>
         </w:rPr>
-        <w:t>γὰρ</w:t>
-      </w:r>
-    </w:p>
-    <w:p>
-      <w:pPr/>
-      <w:r>
-        <w:rPr>
-          <w:lang w:val="en_US" w:bidi="en_US"/>
-        </w:rPr>
-      </w:r>
-      <w:r>
-        <w:rPr>
-          <w:b/>
-          <w:lang w:val="en_US" w:bidi="en_US"/>
-        </w:rPr>
         <w:t>"For"</w:t>
       </w:r>
     </w:p>
@@ -1307,21 +1182,6 @@
           <w:b/>
           <w:lang w:val="en_US" w:bidi="en_US"/>
         </w:rPr>
-        <w:t>ἀδελφῶν</w:t>
-      </w:r>
-    </w:p>
-    <w:p>
-      <w:pPr/>
-      <w:r>
-        <w:rPr>
-          <w:lang w:val="en_US" w:bidi="en_US"/>
-        </w:rPr>
-      </w:r>
-      <w:r>
-        <w:rPr>
-          <w:b/>
-          <w:lang w:val="en_US" w:bidi="en_US"/>
-        </w:rPr>
         <w:t>"brothers"</w:t>
       </w:r>
     </w:p>
@@ -1431,21 +1291,6 @@
           <w:b/>
           <w:lang w:val="en_US" w:bidi="en_US"/>
         </w:rPr>
-        <w:t>σὺ ἐν ἀληθείᾳ περιπατεῖς</w:t>
-      </w:r>
-    </w:p>
-    <w:p>
-      <w:pPr/>
-      <w:r>
-        <w:rPr>
-          <w:lang w:val="en_US" w:bidi="en_US"/>
-        </w:rPr>
-      </w:r>
-      <w:r>
-        <w:rPr>
-          <w:b/>
-          <w:lang w:val="en_US" w:bidi="en_US"/>
-        </w:rPr>
         <w:t>"you are walking in truth"</w:t>
       </w:r>
     </w:p>
@@ -1542,21 +1387,6 @@
           <w:b/>
           <w:lang w:val="en_US" w:bidi="en_US"/>
         </w:rPr>
-        <w:t>ἀληθείᾳ &amp; ἀληθείᾳ</w:t>
-      </w:r>
-    </w:p>
-    <w:p>
-      <w:pPr/>
-      <w:r>
-        <w:rPr>
-          <w:lang w:val="en_US" w:bidi="en_US"/>
-        </w:rPr>
-      </w:r>
-      <w:r>
-        <w:rPr>
-          <w:b/>
-          <w:lang w:val="en_US" w:bidi="en_US"/>
-        </w:rPr>
         <w:t>"to"</w:t>
       </w:r>
       <w:r>
@@ -1679,21 +1509,6 @@
           <w:b/>
           <w:lang w:val="en_US" w:bidi="en_US"/>
         </w:rPr>
-        <w:t>μειζοτέραν &amp; οὐκ ἔχω χαράν</w:t>
-      </w:r>
-    </w:p>
-    <w:p>
-      <w:pPr/>
-      <w:r>
-        <w:rPr>
-          <w:lang w:val="en_US" w:bidi="en_US"/>
-        </w:rPr>
-      </w:r>
-      <w:r>
-        <w:rPr>
-          <w:b/>
-          <w:lang w:val="en_US" w:bidi="en_US"/>
-        </w:rPr>
         <w:t>"I have no greater joy"</w:t>
       </w:r>
     </w:p>
@@ -1790,21 +1605,6 @@
           <w:b/>
           <w:lang w:val="en_US" w:bidi="en_US"/>
         </w:rPr>
-        <w:t>τὰ ἐμὰ τέκνα</w:t>
-      </w:r>
-    </w:p>
-    <w:p>
-      <w:pPr/>
-      <w:r>
-        <w:rPr>
-          <w:lang w:val="en_US" w:bidi="en_US"/>
-        </w:rPr>
-      </w:r>
-      <w:r>
-        <w:rPr>
-          <w:b/>
-          <w:lang w:val="en_US" w:bidi="en_US"/>
-        </w:rPr>
         <w:t>"my children"</w:t>
       </w:r>
     </w:p>
@@ -1901,21 +1701,6 @@
           <w:b/>
           <w:lang w:val="en_US" w:bidi="en_US"/>
         </w:rPr>
-        <w:t>ἐν τῇ ἀληθείᾳ περιπατοῦντα</w:t>
-      </w:r>
-    </w:p>
-    <w:p>
-      <w:pPr/>
-      <w:r>
-        <w:rPr>
-          <w:lang w:val="en_US" w:bidi="en_US"/>
-        </w:rPr>
-      </w:r>
-      <w:r>
-        <w:rPr>
-          <w:b/>
-          <w:lang w:val="en_US" w:bidi="en_US"/>
-        </w:rPr>
         <w:t>"are walking in the truth"</w:t>
       </w:r>
     </w:p>
@@ -2012,21 +1797,6 @@
           <w:b/>
           <w:lang w:val="en_US" w:bidi="en_US"/>
         </w:rPr>
-        <w:t>ἐν τῇ ἀληθείᾳ</w:t>
-      </w:r>
-    </w:p>
-    <w:p>
-      <w:pPr/>
-      <w:r>
-        <w:rPr>
-          <w:lang w:val="en_US" w:bidi="en_US"/>
-        </w:rPr>
-      </w:r>
-      <w:r>
-        <w:rPr>
-          <w:b/>
-          <w:lang w:val="en_US" w:bidi="en_US"/>
-        </w:rPr>
         <w:t>"in the truth"</w:t>
       </w:r>
     </w:p>
@@ -2123,21 +1893,6 @@
           <w:b/>
           <w:lang w:val="en_US" w:bidi="en_US"/>
         </w:rPr>
-        <w:t>τοὺς ἀδελφοὺς</w:t>
-      </w:r>
-    </w:p>
-    <w:p>
-      <w:pPr/>
-      <w:r>
-        <w:rPr>
-          <w:lang w:val="en_US" w:bidi="en_US"/>
-        </w:rPr>
-      </w:r>
-      <w:r>
-        <w:rPr>
-          <w:b/>
-          <w:lang w:val="en_US" w:bidi="en_US"/>
-        </w:rPr>
         <w:t>"the brothers"</w:t>
       </w:r>
     </w:p>
@@ -2234,21 +1989,6 @@
           <w:b/>
           <w:lang w:val="en_US" w:bidi="en_US"/>
         </w:rPr>
-        <w:t>σου τῇ ἀγάπῃ</w:t>
-      </w:r>
-    </w:p>
-    <w:p>
-      <w:pPr/>
-      <w:r>
-        <w:rPr>
-          <w:lang w:val="en_US" w:bidi="en_US"/>
-        </w:rPr>
-      </w:r>
-      <w:r>
-        <w:rPr>
-          <w:b/>
-          <w:lang w:val="en_US" w:bidi="en_US"/>
-        </w:rPr>
         <w:t>"your love"</w:t>
       </w:r>
     </w:p>
@@ -2345,21 +2085,6 @@
           <w:b/>
           <w:lang w:val="en_US" w:bidi="en_US"/>
         </w:rPr>
-        <w:t>προπέμψας</w:t>
-      </w:r>
-    </w:p>
-    <w:p>
-      <w:pPr/>
-      <w:r>
-        <w:rPr>
-          <w:lang w:val="en_US" w:bidi="en_US"/>
-        </w:rPr>
-      </w:r>
-      <w:r>
-        <w:rPr>
-          <w:b/>
-          <w:lang w:val="en_US" w:bidi="en_US"/>
-        </w:rPr>
         <w:t>"to send on"</w:t>
       </w:r>
     </w:p>
@@ -2456,21 +2181,6 @@
           <w:b/>
           <w:lang w:val="en_US" w:bidi="en_US"/>
         </w:rPr>
-        <w:t>οὓς καλῶς ποιήσεις, προπέμψας ἀξίως τοῦ Θεοῦ; ὑπὲρ γὰρ τοῦ ὀνόματος ἐξῆλθον, μηδὲν λαμβάνοντες ἀπὸ τῶν ἐθνικῶν</w:t>
-      </w:r>
-    </w:p>
-    <w:p>
-      <w:pPr/>
-      <w:r>
-        <w:rPr>
-          <w:lang w:val="en_US" w:bidi="en_US"/>
-        </w:rPr>
-      </w:r>
-      <w:r>
-        <w:rPr>
-          <w:b/>
-          <w:lang w:val="en_US" w:bidi="en_US"/>
-        </w:rPr>
         <w:t>"whom you will do well to send on worthily of God"</w:t>
       </w:r>
       <w:r>
@@ -2567,21 +2277,6 @@
           <w:b/>
           <w:lang w:val="en_US" w:bidi="en_US"/>
         </w:rPr>
-        <w:t>ὑπὲρ &amp; τοῦ ὀνόματος</w:t>
-      </w:r>
-    </w:p>
-    <w:p>
-      <w:pPr/>
-      <w:r>
-        <w:rPr>
-          <w:lang w:val="en_US" w:bidi="en_US"/>
-        </w:rPr>
-      </w:r>
-      <w:r>
-        <w:rPr>
-          <w:b/>
-          <w:lang w:val="en_US" w:bidi="en_US"/>
-        </w:rPr>
         <w:t>"for the sake of the name"</w:t>
       </w:r>
     </w:p>
@@ -2678,21 +2373,6 @@
           <w:b/>
           <w:lang w:val="en_US" w:bidi="en_US"/>
         </w:rPr>
-        <w:t>μηδὲν λαμβάνοντες ἀπὸ τῶν ἐθνικῶν</w:t>
-      </w:r>
-    </w:p>
-    <w:p>
-      <w:pPr/>
-      <w:r>
-        <w:rPr>
-          <w:lang w:val="en_US" w:bidi="en_US"/>
-        </w:rPr>
-      </w:r>
-      <w:r>
-        <w:rPr>
-          <w:b/>
-          <w:lang w:val="en_US" w:bidi="en_US"/>
-        </w:rPr>
         <w:t>"receiving nothing from the Gentiles"</w:t>
       </w:r>
     </w:p>
@@ -2789,21 +2469,6 @@
           <w:b/>
           <w:lang w:val="en_US" w:bidi="en_US"/>
         </w:rPr>
-        <w:t>τῶν ἐθνικῶν</w:t>
-      </w:r>
-    </w:p>
-    <w:p>
-      <w:pPr/>
-      <w:r>
-        <w:rPr>
-          <w:lang w:val="en_US" w:bidi="en_US"/>
-        </w:rPr>
-      </w:r>
-      <w:r>
-        <w:rPr>
-          <w:b/>
-          <w:lang w:val="en_US" w:bidi="en_US"/>
-        </w:rPr>
         <w:t>"the Gentiles"</w:t>
       </w:r>
     </w:p>
@@ -2900,21 +2565,6 @@
           <w:b/>
           <w:lang w:val="en_US" w:bidi="en_US"/>
         </w:rPr>
-        <w:t>οὖν</w:t>
-      </w:r>
-    </w:p>
-    <w:p>
-      <w:pPr/>
-      <w:r>
-        <w:rPr>
-          <w:lang w:val="en_US" w:bidi="en_US"/>
-        </w:rPr>
-      </w:r>
-      <w:r>
-        <w:rPr>
-          <w:b/>
-          <w:lang w:val="en_US" w:bidi="en_US"/>
-        </w:rPr>
         <w:t>"Therefore"</w:t>
       </w:r>
     </w:p>
@@ -3024,21 +2674,6 @@
           <w:b/>
           <w:lang w:val="en_US" w:bidi="en_US"/>
         </w:rPr>
-        <w:t>ἡμεῖς &amp; ὀφείλομεν ὑπολαμβάνειν</w:t>
-      </w:r>
-    </w:p>
-    <w:p>
-      <w:pPr/>
-      <w:r>
-        <w:rPr>
-          <w:lang w:val="en_US" w:bidi="en_US"/>
-        </w:rPr>
-      </w:r>
-      <w:r>
-        <w:rPr>
-          <w:b/>
-          <w:lang w:val="en_US" w:bidi="en_US"/>
-        </w:rPr>
         <w:t>"we ourselves ought to support"</w:t>
       </w:r>
     </w:p>
@@ -3161,21 +2796,6 @@
           <w:b/>
           <w:lang w:val="en_US" w:bidi="en_US"/>
         </w:rPr>
-        <w:t>ἡμεῖς &amp; ὀφείλομεν</w:t>
-      </w:r>
-    </w:p>
-    <w:p>
-      <w:pPr/>
-      <w:r>
-        <w:rPr>
-          <w:lang w:val="en_US" w:bidi="en_US"/>
-        </w:rPr>
-      </w:r>
-      <w:r>
-        <w:rPr>
-          <w:b/>
-          <w:lang w:val="en_US" w:bidi="en_US"/>
-        </w:rPr>
         <w:t>"we ourselves ought"</w:t>
       </w:r>
     </w:p>
@@ -3285,21 +2905,6 @@
           <w:b/>
           <w:lang w:val="en_US" w:bidi="en_US"/>
         </w:rPr>
-        <w:t>ὑπολαμβάνειν</w:t>
-      </w:r>
-    </w:p>
-    <w:p>
-      <w:pPr/>
-      <w:r>
-        <w:rPr>
-          <w:lang w:val="en_US" w:bidi="en_US"/>
-        </w:rPr>
-      </w:r>
-      <w:r>
-        <w:rPr>
-          <w:b/>
-          <w:lang w:val="en_US" w:bidi="en_US"/>
-        </w:rPr>
         <w:t>"to support"</w:t>
       </w:r>
     </w:p>
@@ -3396,21 +3001,6 @@
           <w:b/>
           <w:lang w:val="en_US" w:bidi="en_US"/>
         </w:rPr>
-        <w:t>ἵνα</w:t>
-      </w:r>
-    </w:p>
-    <w:p>
-      <w:pPr/>
-      <w:r>
-        <w:rPr>
-          <w:lang w:val="en_US" w:bidi="en_US"/>
-        </w:rPr>
-      </w:r>
-      <w:r>
-        <w:rPr>
-          <w:b/>
-          <w:lang w:val="en_US" w:bidi="en_US"/>
-        </w:rPr>
         <w:t>"so that"</w:t>
       </w:r>
     </w:p>
@@ -3533,21 +3123,6 @@
           <w:b/>
           <w:lang w:val="en_US" w:bidi="en_US"/>
         </w:rPr>
-        <w:t>ἵνα συνεργοὶ γινώμεθα τῇ ἀληθείᾳ</w:t>
-      </w:r>
-    </w:p>
-    <w:p>
-      <w:pPr/>
-      <w:r>
-        <w:rPr>
-          <w:lang w:val="en_US" w:bidi="en_US"/>
-        </w:rPr>
-      </w:r>
-      <w:r>
-        <w:rPr>
-          <w:b/>
-          <w:lang w:val="en_US" w:bidi="en_US"/>
-        </w:rPr>
         <w:t>"so that we may become fellow workers with the truth"</w:t>
       </w:r>
     </w:p>
@@ -3657,21 +3232,6 @@
           <w:b/>
           <w:lang w:val="en_US" w:bidi="en_US"/>
         </w:rPr>
-        <w:t>τῇ ἀληθείᾳ</w:t>
-      </w:r>
-    </w:p>
-    <w:p>
-      <w:pPr/>
-      <w:r>
-        <w:rPr>
-          <w:lang w:val="en_US" w:bidi="en_US"/>
-        </w:rPr>
-      </w:r>
-      <w:r>
-        <w:rPr>
-          <w:b/>
-          <w:lang w:val="en_US" w:bidi="en_US"/>
-        </w:rPr>
         <w:t>"with the truth"</w:t>
       </w:r>
     </w:p>
@@ -3768,21 +3328,6 @@
           <w:b/>
           <w:lang w:val="en_US" w:bidi="en_US"/>
         </w:rPr>
-        <w:t>τι</w:t>
-      </w:r>
-    </w:p>
-    <w:p>
-      <w:pPr/>
-      <w:r>
-        <w:rPr>
-          <w:lang w:val="en_US" w:bidi="en_US"/>
-        </w:rPr>
-      </w:r>
-      <w:r>
-        <w:rPr>
-          <w:b/>
-          <w:lang w:val="en_US" w:bidi="en_US"/>
-        </w:rPr>
         <w:t>"something"</w:t>
       </w:r>
     </w:p>
@@ -3866,21 +3411,6 @@
           <w:b/>
           <w:lang w:val="en_US" w:bidi="en_US"/>
         </w:rPr>
-        <w:t>τῇ ἐκκλησίᾳ</w:t>
-      </w:r>
-    </w:p>
-    <w:p>
-      <w:pPr/>
-      <w:r>
-        <w:rPr>
-          <w:lang w:val="en_US" w:bidi="en_US"/>
-        </w:rPr>
-      </w:r>
-      <w:r>
-        <w:rPr>
-          <w:b/>
-          <w:lang w:val="en_US" w:bidi="en_US"/>
-        </w:rPr>
         <w:t>"to the church"</w:t>
       </w:r>
     </w:p>
@@ -3977,21 +3507,6 @@
           <w:b/>
           <w:lang w:val="en_US" w:bidi="en_US"/>
         </w:rPr>
-        <w:t>Διοτρέφης</w:t>
-      </w:r>
-    </w:p>
-    <w:p>
-      <w:pPr/>
-      <w:r>
-        <w:rPr>
-          <w:lang w:val="en_US" w:bidi="en_US"/>
-        </w:rPr>
-      </w:r>
-      <w:r>
-        <w:rPr>
-          <w:b/>
-          <w:lang w:val="en_US" w:bidi="en_US"/>
-        </w:rPr>
         <w:t>"Diotrephes"</w:t>
       </w:r>
     </w:p>
@@ -4082,21 +3597,6 @@
           <w:b/>
           <w:lang w:val="en_US" w:bidi="en_US"/>
         </w:rPr>
-        <w:t>ὁ φιλοπρωτεύων αὐτῶν</w:t>
-      </w:r>
-    </w:p>
-    <w:p>
-      <w:pPr/>
-      <w:r>
-        <w:rPr>
-          <w:lang w:val="en_US" w:bidi="en_US"/>
-        </w:rPr>
-      </w:r>
-      <w:r>
-        <w:rPr>
-          <w:b/>
-          <w:lang w:val="en_US" w:bidi="en_US"/>
-        </w:rPr>
         <w:t>"the one loving to be first among them"</w:t>
       </w:r>
     </w:p>
@@ -4193,21 +3693,6 @@
           <w:b/>
           <w:lang w:val="en_US" w:bidi="en_US"/>
         </w:rPr>
-        <w:t>οὐκ ἐπιδέχεται ἡμᾶς</w:t>
-      </w:r>
-    </w:p>
-    <w:p>
-      <w:pPr/>
-      <w:r>
-        <w:rPr>
-          <w:lang w:val="en_US" w:bidi="en_US"/>
-        </w:rPr>
-      </w:r>
-      <w:r>
-        <w:rPr>
-          <w:b/>
-          <w:lang w:val="en_US" w:bidi="en_US"/>
-        </w:rPr>
         <w:t>"does not receive us"</w:t>
       </w:r>
     </w:p>
@@ -4317,21 +3802,6 @@
           <w:b/>
           <w:lang w:val="en_US" w:bidi="en_US"/>
         </w:rPr>
-        <w:t>ἡμᾶς</w:t>
-      </w:r>
-    </w:p>
-    <w:p>
-      <w:pPr/>
-      <w:r>
-        <w:rPr>
-          <w:lang w:val="en_US" w:bidi="en_US"/>
-        </w:rPr>
-      </w:r>
-      <w:r>
-        <w:rPr>
-          <w:b/>
-          <w:lang w:val="en_US" w:bidi="en_US"/>
-        </w:rPr>
         <w:t>"us"</w:t>
       </w:r>
     </w:p>
@@ -4428,21 +3898,6 @@
           <w:b/>
           <w:lang w:val="en_US" w:bidi="en_US"/>
         </w:rPr>
-        <w:t>διὰ τοῦτο</w:t>
-      </w:r>
-    </w:p>
-    <w:p>
-      <w:pPr/>
-      <w:r>
-        <w:rPr>
-          <w:lang w:val="en_US" w:bidi="en_US"/>
-        </w:rPr>
-      </w:r>
-      <w:r>
-        <w:rPr>
-          <w:b/>
-          <w:lang w:val="en_US" w:bidi="en_US"/>
-        </w:rPr>
         <w:t>"Because of this"</w:t>
       </w:r>
     </w:p>
@@ -4533,21 +3988,6 @@
           <w:b/>
           <w:lang w:val="en_US" w:bidi="en_US"/>
         </w:rPr>
-        <w:t>ἐὰν ἔλθω</w:t>
-      </w:r>
-    </w:p>
-    <w:p>
-      <w:pPr/>
-      <w:r>
-        <w:rPr>
-          <w:lang w:val="en_US" w:bidi="en_US"/>
-        </w:rPr>
-      </w:r>
-      <w:r>
-        <w:rPr>
-          <w:b/>
-          <w:lang w:val="en_US" w:bidi="en_US"/>
-        </w:rPr>
         <w:t>"if I come"</w:t>
       </w:r>
     </w:p>
@@ -4631,21 +4071,6 @@
           <w:b/>
           <w:lang w:val="en_US" w:bidi="en_US"/>
         </w:rPr>
-        <w:t>ἔλθω</w:t>
-      </w:r>
-    </w:p>
-    <w:p>
-      <w:pPr/>
-      <w:r>
-        <w:rPr>
-          <w:lang w:val="en_US" w:bidi="en_US"/>
-        </w:rPr>
-      </w:r>
-      <w:r>
-        <w:rPr>
-          <w:b/>
-          <w:lang w:val="en_US" w:bidi="en_US"/>
-        </w:rPr>
         <w:t>"I come"</w:t>
       </w:r>
     </w:p>
@@ -4742,21 +4167,6 @@
           <w:b/>
           <w:lang w:val="en_US" w:bidi="en_US"/>
         </w:rPr>
-        <w:t>λόγοις πονηροῖς φλυαρῶν ἡμᾶς</w:t>
-      </w:r>
-    </w:p>
-    <w:p>
-      <w:pPr/>
-      <w:r>
-        <w:rPr>
-          <w:lang w:val="en_US" w:bidi="en_US"/>
-        </w:rPr>
-      </w:r>
-      <w:r>
-        <w:rPr>
-          <w:b/>
-          <w:lang w:val="en_US" w:bidi="en_US"/>
-        </w:rPr>
         <w:t>"accusing us with evil words"</w:t>
       </w:r>
     </w:p>
@@ -4879,21 +4289,6 @@
           <w:b/>
           <w:lang w:val="en_US" w:bidi="en_US"/>
         </w:rPr>
-        <w:t>μὴ ἀρκούμενος ἐπὶ τούτοις</w:t>
-      </w:r>
-    </w:p>
-    <w:p>
-      <w:pPr/>
-      <w:r>
-        <w:rPr>
-          <w:lang w:val="en_US" w:bidi="en_US"/>
-        </w:rPr>
-      </w:r>
-      <w:r>
-        <w:rPr>
-          <w:b/>
-          <w:lang w:val="en_US" w:bidi="en_US"/>
-        </w:rPr>
         <w:t>"not being satisfied with these things"</w:t>
       </w:r>
     </w:p>
@@ -4977,21 +4372,6 @@
           <w:b/>
           <w:lang w:val="en_US" w:bidi="en_US"/>
         </w:rPr>
-        <w:t>τοὺς ἀδελφοὺς</w:t>
-      </w:r>
-    </w:p>
-    <w:p>
-      <w:pPr/>
-      <w:r>
-        <w:rPr>
-          <w:lang w:val="en_US" w:bidi="en_US"/>
-        </w:rPr>
-      </w:r>
-      <w:r>
-        <w:rPr>
-          <w:b/>
-          <w:lang w:val="en_US" w:bidi="en_US"/>
-        </w:rPr>
         <w:t>"the brothers"</w:t>
       </w:r>
     </w:p>
@@ -5088,21 +4468,6 @@
           <w:b/>
           <w:lang w:val="en_US" w:bidi="en_US"/>
         </w:rPr>
-        <w:t>καὶ τοὺς βουλομένους κωλύει</w:t>
-      </w:r>
-    </w:p>
-    <w:p>
-      <w:pPr/>
-      <w:r>
-        <w:rPr>
-          <w:lang w:val="en_US" w:bidi="en_US"/>
-        </w:rPr>
-      </w:r>
-      <w:r>
-        <w:rPr>
-          <w:b/>
-          <w:lang w:val="en_US" w:bidi="en_US"/>
-        </w:rPr>
         <w:t>"and he stops the ones willing"</w:t>
       </w:r>
     </w:p>
@@ -5186,21 +4551,6 @@
           <w:b/>
           <w:lang w:val="en_US" w:bidi="en_US"/>
         </w:rPr>
-        <w:t>μὴ μιμοῦ τὸ κακὸν, ἀλλὰ τὸ ἀγαθόν</w:t>
-      </w:r>
-    </w:p>
-    <w:p>
-      <w:pPr/>
-      <w:r>
-        <w:rPr>
-          <w:lang w:val="en_US" w:bidi="en_US"/>
-        </w:rPr>
-      </w:r>
-      <w:r>
-        <w:rPr>
-          <w:b/>
-          <w:lang w:val="en_US" w:bidi="en_US"/>
-        </w:rPr>
         <w:t>"do not imitate the evil, but the good"</w:t>
       </w:r>
     </w:p>
@@ -5310,21 +4660,6 @@
           <w:b/>
           <w:lang w:val="en_US" w:bidi="en_US"/>
         </w:rPr>
-        <w:t>ἀλλὰ τὸ ἀγαθόν</w:t>
-      </w:r>
-    </w:p>
-    <w:p>
-      <w:pPr/>
-      <w:r>
-        <w:rPr>
-          <w:lang w:val="en_US" w:bidi="en_US"/>
-        </w:rPr>
-      </w:r>
-      <w:r>
-        <w:rPr>
-          <w:b/>
-          <w:lang w:val="en_US" w:bidi="en_US"/>
-        </w:rPr>
         <w:t>"but the good"</w:t>
       </w:r>
     </w:p>
@@ -5408,21 +4743,6 @@
           <w:b/>
           <w:lang w:val="en_US" w:bidi="en_US"/>
         </w:rPr>
-        <w:t>οὐχ ἑώρακεν τὸν Θεόν</w:t>
-      </w:r>
-    </w:p>
-    <w:p>
-      <w:pPr/>
-      <w:r>
-        <w:rPr>
-          <w:lang w:val="en_US" w:bidi="en_US"/>
-        </w:rPr>
-      </w:r>
-      <w:r>
-        <w:rPr>
-          <w:b/>
-          <w:lang w:val="en_US" w:bidi="en_US"/>
-        </w:rPr>
         <w:t>"has not seen God"</w:t>
       </w:r>
     </w:p>
@@ -5519,21 +4839,6 @@
           <w:b/>
           <w:lang w:val="en_US" w:bidi="en_US"/>
         </w:rPr>
-        <w:t>Δημητρίῳ μεμαρτύρηται ὑπὸ πάντων</w:t>
-      </w:r>
-    </w:p>
-    <w:p>
-      <w:pPr/>
-      <w:r>
-        <w:rPr>
-          <w:lang w:val="en_US" w:bidi="en_US"/>
-        </w:rPr>
-      </w:r>
-      <w:r>
-        <w:rPr>
-          <w:b/>
-          <w:lang w:val="en_US" w:bidi="en_US"/>
-        </w:rPr>
         <w:t>"Demetrius has been attested to by all"</w:t>
       </w:r>
     </w:p>
@@ -5617,21 +4922,6 @@
           <w:b/>
           <w:lang w:val="en_US" w:bidi="en_US"/>
         </w:rPr>
-        <w:t>Δημητρίῳ</w:t>
-      </w:r>
-    </w:p>
-    <w:p>
-      <w:pPr/>
-      <w:r>
-        <w:rPr>
-          <w:lang w:val="en_US" w:bidi="en_US"/>
-        </w:rPr>
-      </w:r>
-      <w:r>
-        <w:rPr>
-          <w:b/>
-          <w:lang w:val="en_US" w:bidi="en_US"/>
-        </w:rPr>
         <w:t>"Demetrius"</w:t>
       </w:r>
     </w:p>
@@ -5722,21 +5012,6 @@
           <w:b/>
           <w:lang w:val="en_US" w:bidi="en_US"/>
         </w:rPr>
-        <w:t>ὑπὸ πάντων</w:t>
-      </w:r>
-    </w:p>
-    <w:p>
-      <w:pPr/>
-      <w:r>
-        <w:rPr>
-          <w:lang w:val="en_US" w:bidi="en_US"/>
-        </w:rPr>
-      </w:r>
-      <w:r>
-        <w:rPr>
-          <w:b/>
-          <w:lang w:val="en_US" w:bidi="en_US"/>
-        </w:rPr>
         <w:t>"by all"</w:t>
       </w:r>
     </w:p>
@@ -5833,21 +5108,6 @@
           <w:b/>
           <w:lang w:val="en_US" w:bidi="en_US"/>
         </w:rPr>
-        <w:t>καὶ ὑπὸ αὐτῆς τῆς ἀληθείας</w:t>
-      </w:r>
-    </w:p>
-    <w:p>
-      <w:pPr/>
-      <w:r>
-        <w:rPr>
-          <w:lang w:val="en_US" w:bidi="en_US"/>
-        </w:rPr>
-      </w:r>
-      <w:r>
-        <w:rPr>
-          <w:b/>
-          <w:lang w:val="en_US" w:bidi="en_US"/>
-        </w:rPr>
         <w:t>"and by the truth itself"</w:t>
       </w:r>
     </w:p>
@@ -5931,21 +5191,6 @@
           <w:b/>
           <w:lang w:val="en_US" w:bidi="en_US"/>
         </w:rPr>
-        <w:t>ὑπὸ αὐτῆς τῆς ἀληθείας</w:t>
-      </w:r>
-    </w:p>
-    <w:p>
-      <w:pPr/>
-      <w:r>
-        <w:rPr>
-          <w:lang w:val="en_US" w:bidi="en_US"/>
-        </w:rPr>
-      </w:r>
-      <w:r>
-        <w:rPr>
-          <w:b/>
-          <w:lang w:val="en_US" w:bidi="en_US"/>
-        </w:rPr>
         <w:t>"by the truth itself"</w:t>
       </w:r>
     </w:p>
@@ -6042,21 +5287,6 @@
           <w:b/>
           <w:lang w:val="en_US" w:bidi="en_US"/>
         </w:rPr>
-        <w:t>ὑπὸ αὐτῆς τῆς ἀληθείας</w:t>
-      </w:r>
-    </w:p>
-    <w:p>
-      <w:pPr/>
-      <w:r>
-        <w:rPr>
-          <w:lang w:val="en_US" w:bidi="en_US"/>
-        </w:rPr>
-      </w:r>
-      <w:r>
-        <w:rPr>
-          <w:b/>
-          <w:lang w:val="en_US" w:bidi="en_US"/>
-        </w:rPr>
         <w:t>"by the truth itself"</w:t>
       </w:r>
     </w:p>
@@ -6153,21 +5383,6 @@
           <w:b/>
           <w:lang w:val="en_US" w:bidi="en_US"/>
         </w:rPr>
-        <w:t>καὶ ἡμεῖς &amp; μαρτυροῦμεν</w:t>
-      </w:r>
-    </w:p>
-    <w:p>
-      <w:pPr/>
-      <w:r>
-        <w:rPr>
-          <w:lang w:val="en_US" w:bidi="en_US"/>
-        </w:rPr>
-      </w:r>
-      <w:r>
-        <w:rPr>
-          <w:b/>
-          <w:lang w:val="en_US" w:bidi="en_US"/>
-        </w:rPr>
         <w:t>"we ourselves also attest"</w:t>
       </w:r>
     </w:p>
@@ -6290,21 +5505,6 @@
           <w:b/>
           <w:lang w:val="en_US" w:bidi="en_US"/>
         </w:rPr>
-        <w:t>ἡμεῖς &amp; μαρτυροῦμεν &amp; ἡμῶν</w:t>
-      </w:r>
-    </w:p>
-    <w:p>
-      <w:pPr/>
-      <w:r>
-        <w:rPr>
-          <w:lang w:val="en_US" w:bidi="en_US"/>
-        </w:rPr>
-      </w:r>
-      <w:r>
-        <w:rPr>
-          <w:b/>
-          <w:lang w:val="en_US" w:bidi="en_US"/>
-        </w:rPr>
         <w:t>"we ourselves"</w:t>
       </w:r>
       <w:r>
@@ -6440,21 +5640,6 @@
           <w:b/>
           <w:lang w:val="en_US" w:bidi="en_US"/>
         </w:rPr>
-        <w:t>διὰ μέλανος καὶ καλάμου</w:t>
-      </w:r>
-    </w:p>
-    <w:p>
-      <w:pPr/>
-      <w:r>
-        <w:rPr>
-          <w:lang w:val="en_US" w:bidi="en_US"/>
-        </w:rPr>
-      </w:r>
-      <w:r>
-        <w:rPr>
-          <w:b/>
-          <w:lang w:val="en_US" w:bidi="en_US"/>
-        </w:rPr>
         <w:t>"with ink and pen"</w:t>
       </w:r>
     </w:p>
@@ -6551,21 +5736,6 @@
           <w:b/>
           <w:lang w:val="en_US" w:bidi="en_US"/>
         </w:rPr>
-        <w:t>στόμα πρὸς στόμα</w:t>
-      </w:r>
-    </w:p>
-    <w:p>
-      <w:pPr/>
-      <w:r>
-        <w:rPr>
-          <w:lang w:val="en_US" w:bidi="en_US"/>
-        </w:rPr>
-      </w:r>
-      <w:r>
-        <w:rPr>
-          <w:b/>
-          <w:lang w:val="en_US" w:bidi="en_US"/>
-        </w:rPr>
         <w:t>"mouth to mouth"</w:t>
       </w:r>
     </w:p>
@@ -6662,21 +5832,6 @@
           <w:b/>
           <w:lang w:val="en_US" w:bidi="en_US"/>
         </w:rPr>
-        <w:t>εἰρήνη σοι</w:t>
-      </w:r>
-    </w:p>
-    <w:p>
-      <w:pPr/>
-      <w:r>
-        <w:rPr>
-          <w:lang w:val="en_US" w:bidi="en_US"/>
-        </w:rPr>
-      </w:r>
-      <w:r>
-        <w:rPr>
-          <w:b/>
-          <w:lang w:val="en_US" w:bidi="en_US"/>
-        </w:rPr>
         <w:t>"Peace to you"</w:t>
       </w:r>
     </w:p>
@@ -6760,21 +5915,6 @@
           <w:b/>
           <w:lang w:val="en_US" w:bidi="en_US"/>
         </w:rPr>
-        <w:t>εἰρήνη σοι</w:t>
-      </w:r>
-    </w:p>
-    <w:p>
-      <w:pPr/>
-      <w:r>
-        <w:rPr>
-          <w:lang w:val="en_US" w:bidi="en_US"/>
-        </w:rPr>
-      </w:r>
-      <w:r>
-        <w:rPr>
-          <w:b/>
-          <w:lang w:val="en_US" w:bidi="en_US"/>
-        </w:rPr>
         <w:t>"Peace to you"</w:t>
       </w:r>
     </w:p>
@@ -6871,21 +6011,6 @@
           <w:b/>
           <w:lang w:val="en_US" w:bidi="en_US"/>
         </w:rPr>
-        <w:t>ἀσπάζονταί σε οἱ φίλοι</w:t>
-      </w:r>
-    </w:p>
-    <w:p>
-      <w:pPr/>
-      <w:r>
-        <w:rPr>
-          <w:lang w:val="en_US" w:bidi="en_US"/>
-        </w:rPr>
-      </w:r>
-      <w:r>
-        <w:rPr>
-          <w:b/>
-          <w:lang w:val="en_US" w:bidi="en_US"/>
-        </w:rPr>
         <w:t>"The friends greet you"</w:t>
       </w:r>
     </w:p>
@@ -6982,21 +6107,6 @@
           <w:b/>
           <w:lang w:val="en_US" w:bidi="en_US"/>
         </w:rPr>
-        <w:t>ἀσπάζου τοὺς φίλους</w:t>
-      </w:r>
-    </w:p>
-    <w:p>
-      <w:pPr/>
-      <w:r>
-        <w:rPr>
-          <w:lang w:val="en_US" w:bidi="en_US"/>
-        </w:rPr>
-      </w:r>
-      <w:r>
-        <w:rPr>
-          <w:b/>
-          <w:lang w:val="en_US" w:bidi="en_US"/>
-        </w:rPr>
         <w:t>"Greet the friends"</w:t>
       </w:r>
     </w:p>
@@ -7079,21 +6189,6 @@
         <w:rPr>
           <w:lang w:val="en_US" w:bidi="en_US"/>
         </w:rPr>
-      </w:r>
-    </w:p>
-    <w:p>
-      <w:pPr/>
-      <w:r>
-        <w:rPr>
-          <w:lang w:val="en_US" w:bidi="en_US"/>
-        </w:rPr>
-      </w:r>
-      <w:r>
-        <w:rPr>
-          <w:b/>
-          <w:lang w:val="en_US" w:bidi="en_US"/>
-        </w:rPr>
-        <w:t>κατ’ ὄνομα</w:t>
       </w:r>
     </w:p>
     <w:p>

--- a/eng/docx/64.content.docx
+++ b/eng/docx/64.content.docx
@@ -28,15 +28,49 @@
       </w:r>
     </w:p>
     <w:p>
-      <w:pPr/>
-      <w:r>
-        <w:rPr>
-          <w:lang w:val="en_US" w:bidi="en_US"/>
-        </w:rPr>
-      </w:r>
-      <w:r>
-        <w:rPr>
-          <w:b/>
+      <w:pPr>
+        <w:pStyle w:val="Heading2"/>
+      </w:pPr>
+      <w:r>
+        <w:rPr>
+          <w:lang w:val="en_US" w:bidi="en_US"/>
+        </w:rPr>
+        <w:t>License Information</w:t>
+      </w:r>
+      <w:r>
+        <w:rPr>
+          <w:lang w:val="en_US" w:bidi="en_US"/>
+        </w:rPr>
+      </w:r>
+    </w:p>
+    <w:p>
+      <w:pPr/>
+      <w:r>
+        <w:rPr>
+          <w:lang w:val="en_US" w:bidi="en_US"/>
+        </w:rPr>
+      </w:r>
+      <w:r>
+        <w:rPr>
+          <w:b/>
+          <w:lang w:val="en_US" w:bidi="en_US"/>
+        </w:rPr>
+        <w:t>Translation Notes (unfoldingWord)</w:t>
+      </w:r>
+      <w:r>
+        <w:rPr>
+          <w:lang w:val="en_US" w:bidi="en_US"/>
+        </w:rPr>
+        <w:t xml:space="preserve"> is based on</w:t>
+      </w:r>
+      <w:r>
+        <w:rPr>
+          <w:lang w:val="en_US" w:bidi="en_US"/>
+        </w:rPr>
+        <w:t xml:space="preserve">: </w:t>
+      </w:r>
+      <w:r>
+        <w:rPr>
           <w:lang w:val="en_US" w:bidi="en_US"/>
         </w:rPr>
         <w:t>unfoldingWord® Translation Notes</w:t>
@@ -45,31 +79,62 @@
         <w:rPr>
           <w:lang w:val="en_US" w:bidi="en_US"/>
         </w:rPr>
-        <w:t xml:space="preserve"> © 2022 unfoldingWord. Released under CC BY-SA 4.0 license. </w:t>
-      </w:r>
-      <w:r>
-        <w:rPr>
-          <w:lang w:val="en_US" w:bidi="en_US"/>
-        </w:rPr>
-        <w:t>unfoldingWord® Translation Notes</w:t>
-      </w:r>
-      <w:r>
-        <w:rPr>
-          <w:lang w:val="en_US" w:bidi="en_US"/>
-        </w:rPr>
-        <w:t xml:space="preserve"> has been adapted in the following languages: Tok Pisin, Arabic (عربي), French (Français), Hindi (हिंदी), Indonesian (Bahasa Indonesia), Portuguese (Português), Russian (Русский), Spanish (Español), Swahili (Kiswahili), and Simplified Chinese (简体中文) from </w:t>
-      </w:r>
-      <w:r>
-        <w:rPr>
-          <w:lang w:val="en_US" w:bidi="en_US"/>
-        </w:rPr>
-        <w:t>unfoldingWord® Translation Notes</w:t>
-      </w:r>
-      <w:r>
-        <w:rPr>
-          <w:lang w:val="en_US" w:bidi="en_US"/>
-        </w:rPr>
-        <w:t xml:space="preserve"> © 2022 unfoldingWord. Released under CC BY-SA 4.0 license by Mission Mutual</w:t>
+        <w:t xml:space="preserve">, </w:t>
+      </w:r>
+      <w:hyperlink r:id="rId13">
+        <w:r>
+          <w:rPr>
+            <w:lang w:val="en_US" w:bidi="en_US"/>
+          </w:rPr>
+          <w:rPr>
+            <w:color w:val="0000EE"/>
+            <w:u w:val="single"/>
+          </w:rPr>
+          <w:t>unfoldingWord</w:t>
+        </w:r>
+      </w:hyperlink>
+      <w:r>
+        <w:rPr>
+          <w:lang w:val="en_US" w:bidi="en_US"/>
+        </w:rPr>
+        <w:t xml:space="preserve">, 2022, which is licensed under a </w:t>
+      </w:r>
+      <w:hyperlink r:id="rId14">
+        <w:r>
+          <w:rPr>
+            <w:lang w:val="en_US" w:bidi="en_US"/>
+          </w:rPr>
+          <w:rPr>
+            <w:color w:val="0000EE"/>
+            <w:u w:val="single"/>
+          </w:rPr>
+          <w:t>CC BY-SA 4.0 license</w:t>
+        </w:r>
+      </w:hyperlink>
+      <w:r>
+        <w:rPr>
+          <w:lang w:val="en_US" w:bidi="en_US"/>
+        </w:rPr>
+        <w:t>.</w:t>
+      </w:r>
+      <w:r>
+        <w:rPr>
+          <w:lang w:val="en_US" w:bidi="en_US"/>
+        </w:rPr>
+      </w:r>
+    </w:p>
+    <w:p>
+      <w:pPr/>
+      <w:r>
+        <w:rPr>
+          <w:lang w:val="en_US" w:bidi="en_US"/>
+        </w:rPr>
+      </w:r>
+      <w:r>
+        <w:rPr>
+          <w:lang w:val="en_US" w:bidi="en_US"/>
+        </w:rPr>
+        <w:t>This PDF version is provided under the same license.</w:t>
       </w:r>
       <w:r>
         <w:rPr>
@@ -778,6 +843,21 @@
           <w:b/>
           <w:lang w:val="en_US" w:bidi="en_US"/>
         </w:rPr>
+        <w:t>ὁ πρεσβύτερος</w:t>
+      </w:r>
+    </w:p>
+    <w:p>
+      <w:pPr/>
+      <w:r>
+        <w:rPr>
+          <w:lang w:val="en_US" w:bidi="en_US"/>
+        </w:rPr>
+      </w:r>
+      <w:r>
+        <w:rPr>
+          <w:b/>
+          <w:lang w:val="en_US" w:bidi="en_US"/>
+        </w:rPr>
         <w:t>"The elder"</w:t>
       </w:r>
     </w:p>
@@ -887,6 +967,21 @@
           <w:b/>
           <w:lang w:val="en_US" w:bidi="en_US"/>
         </w:rPr>
+        <w:t>Γαΐῳ</w:t>
+      </w:r>
+    </w:p>
+    <w:p>
+      <w:pPr/>
+      <w:r>
+        <w:rPr>
+          <w:lang w:val="en_US" w:bidi="en_US"/>
+        </w:rPr>
+      </w:r>
+      <w:r>
+        <w:rPr>
+          <w:b/>
+          <w:lang w:val="en_US" w:bidi="en_US"/>
+        </w:rPr>
         <w:t>"to"</w:t>
       </w:r>
       <w:r>
@@ -990,6 +1085,21 @@
           <w:b/>
           <w:lang w:val="en_US" w:bidi="en_US"/>
         </w:rPr>
+        <w:t>ὃν ἐγὼ ἀγαπῶ ἐν ἀληθείᾳ</w:t>
+      </w:r>
+    </w:p>
+    <w:p>
+      <w:pPr/>
+      <w:r>
+        <w:rPr>
+          <w:lang w:val="en_US" w:bidi="en_US"/>
+        </w:rPr>
+      </w:r>
+      <w:r>
+        <w:rPr>
+          <w:b/>
+          <w:lang w:val="en_US" w:bidi="en_US"/>
+        </w:rPr>
         <w:t>"whom I love in truth"</w:t>
       </w:r>
     </w:p>
@@ -1086,6 +1196,21 @@
           <w:b/>
           <w:lang w:val="en_US" w:bidi="en_US"/>
         </w:rPr>
+        <w:t>γὰρ</w:t>
+      </w:r>
+    </w:p>
+    <w:p>
+      <w:pPr/>
+      <w:r>
+        <w:rPr>
+          <w:lang w:val="en_US" w:bidi="en_US"/>
+        </w:rPr>
+      </w:r>
+      <w:r>
+        <w:rPr>
+          <w:b/>
+          <w:lang w:val="en_US" w:bidi="en_US"/>
+        </w:rPr>
         <w:t>"For"</w:t>
       </w:r>
     </w:p>
@@ -1182,6 +1307,21 @@
           <w:b/>
           <w:lang w:val="en_US" w:bidi="en_US"/>
         </w:rPr>
+        <w:t>ἀδελφῶν</w:t>
+      </w:r>
+    </w:p>
+    <w:p>
+      <w:pPr/>
+      <w:r>
+        <w:rPr>
+          <w:lang w:val="en_US" w:bidi="en_US"/>
+        </w:rPr>
+      </w:r>
+      <w:r>
+        <w:rPr>
+          <w:b/>
+          <w:lang w:val="en_US" w:bidi="en_US"/>
+        </w:rPr>
         <w:t>"brothers"</w:t>
       </w:r>
     </w:p>
@@ -1291,6 +1431,21 @@
           <w:b/>
           <w:lang w:val="en_US" w:bidi="en_US"/>
         </w:rPr>
+        <w:t>σὺ ἐν ἀληθείᾳ περιπατεῖς</w:t>
+      </w:r>
+    </w:p>
+    <w:p>
+      <w:pPr/>
+      <w:r>
+        <w:rPr>
+          <w:lang w:val="en_US" w:bidi="en_US"/>
+        </w:rPr>
+      </w:r>
+      <w:r>
+        <w:rPr>
+          <w:b/>
+          <w:lang w:val="en_US" w:bidi="en_US"/>
+        </w:rPr>
         <w:t>"you are walking in truth"</w:t>
       </w:r>
     </w:p>
@@ -1387,6 +1542,21 @@
           <w:b/>
           <w:lang w:val="en_US" w:bidi="en_US"/>
         </w:rPr>
+        <w:t>ἀληθείᾳ &amp; ἀληθείᾳ</w:t>
+      </w:r>
+    </w:p>
+    <w:p>
+      <w:pPr/>
+      <w:r>
+        <w:rPr>
+          <w:lang w:val="en_US" w:bidi="en_US"/>
+        </w:rPr>
+      </w:r>
+      <w:r>
+        <w:rPr>
+          <w:b/>
+          <w:lang w:val="en_US" w:bidi="en_US"/>
+        </w:rPr>
         <w:t>"to"</w:t>
       </w:r>
       <w:r>
@@ -1509,6 +1679,21 @@
           <w:b/>
           <w:lang w:val="en_US" w:bidi="en_US"/>
         </w:rPr>
+        <w:t>μειζοτέραν &amp; οὐκ ἔχω χαράν</w:t>
+      </w:r>
+    </w:p>
+    <w:p>
+      <w:pPr/>
+      <w:r>
+        <w:rPr>
+          <w:lang w:val="en_US" w:bidi="en_US"/>
+        </w:rPr>
+      </w:r>
+      <w:r>
+        <w:rPr>
+          <w:b/>
+          <w:lang w:val="en_US" w:bidi="en_US"/>
+        </w:rPr>
         <w:t>"I have no greater joy"</w:t>
       </w:r>
     </w:p>
@@ -1605,6 +1790,21 @@
           <w:b/>
           <w:lang w:val="en_US" w:bidi="en_US"/>
         </w:rPr>
+        <w:t>τὰ ἐμὰ τέκνα</w:t>
+      </w:r>
+    </w:p>
+    <w:p>
+      <w:pPr/>
+      <w:r>
+        <w:rPr>
+          <w:lang w:val="en_US" w:bidi="en_US"/>
+        </w:rPr>
+      </w:r>
+      <w:r>
+        <w:rPr>
+          <w:b/>
+          <w:lang w:val="en_US" w:bidi="en_US"/>
+        </w:rPr>
         <w:t>"my children"</w:t>
       </w:r>
     </w:p>
@@ -1701,6 +1901,21 @@
           <w:b/>
           <w:lang w:val="en_US" w:bidi="en_US"/>
         </w:rPr>
+        <w:t>ἐν τῇ ἀληθείᾳ περιπατοῦντα</w:t>
+      </w:r>
+    </w:p>
+    <w:p>
+      <w:pPr/>
+      <w:r>
+        <w:rPr>
+          <w:lang w:val="en_US" w:bidi="en_US"/>
+        </w:rPr>
+      </w:r>
+      <w:r>
+        <w:rPr>
+          <w:b/>
+          <w:lang w:val="en_US" w:bidi="en_US"/>
+        </w:rPr>
         <w:t>"are walking in the truth"</w:t>
       </w:r>
     </w:p>
@@ -1797,6 +2012,21 @@
           <w:b/>
           <w:lang w:val="en_US" w:bidi="en_US"/>
         </w:rPr>
+        <w:t>ἐν τῇ ἀληθείᾳ</w:t>
+      </w:r>
+    </w:p>
+    <w:p>
+      <w:pPr/>
+      <w:r>
+        <w:rPr>
+          <w:lang w:val="en_US" w:bidi="en_US"/>
+        </w:rPr>
+      </w:r>
+      <w:r>
+        <w:rPr>
+          <w:b/>
+          <w:lang w:val="en_US" w:bidi="en_US"/>
+        </w:rPr>
         <w:t>"in the truth"</w:t>
       </w:r>
     </w:p>
@@ -1893,6 +2123,21 @@
           <w:b/>
           <w:lang w:val="en_US" w:bidi="en_US"/>
         </w:rPr>
+        <w:t>τοὺς ἀδελφοὺς</w:t>
+      </w:r>
+    </w:p>
+    <w:p>
+      <w:pPr/>
+      <w:r>
+        <w:rPr>
+          <w:lang w:val="en_US" w:bidi="en_US"/>
+        </w:rPr>
+      </w:r>
+      <w:r>
+        <w:rPr>
+          <w:b/>
+          <w:lang w:val="en_US" w:bidi="en_US"/>
+        </w:rPr>
         <w:t>"the brothers"</w:t>
       </w:r>
     </w:p>
@@ -1989,6 +2234,21 @@
           <w:b/>
           <w:lang w:val="en_US" w:bidi="en_US"/>
         </w:rPr>
+        <w:t>σου τῇ ἀγάπῃ</w:t>
+      </w:r>
+    </w:p>
+    <w:p>
+      <w:pPr/>
+      <w:r>
+        <w:rPr>
+          <w:lang w:val="en_US" w:bidi="en_US"/>
+        </w:rPr>
+      </w:r>
+      <w:r>
+        <w:rPr>
+          <w:b/>
+          <w:lang w:val="en_US" w:bidi="en_US"/>
+        </w:rPr>
         <w:t>"your love"</w:t>
       </w:r>
     </w:p>
@@ -2085,6 +2345,21 @@
           <w:b/>
           <w:lang w:val="en_US" w:bidi="en_US"/>
         </w:rPr>
+        <w:t>προπέμψας</w:t>
+      </w:r>
+    </w:p>
+    <w:p>
+      <w:pPr/>
+      <w:r>
+        <w:rPr>
+          <w:lang w:val="en_US" w:bidi="en_US"/>
+        </w:rPr>
+      </w:r>
+      <w:r>
+        <w:rPr>
+          <w:b/>
+          <w:lang w:val="en_US" w:bidi="en_US"/>
+        </w:rPr>
         <w:t>"to send on"</w:t>
       </w:r>
     </w:p>
@@ -2181,6 +2456,21 @@
           <w:b/>
           <w:lang w:val="en_US" w:bidi="en_US"/>
         </w:rPr>
+        <w:t>οὓς καλῶς ποιήσεις, προπέμψας ἀξίως τοῦ Θεοῦ; ὑπὲρ γὰρ τοῦ ὀνόματος ἐξῆλθον, μηδὲν λαμβάνοντες ἀπὸ τῶν ἐθνικῶν</w:t>
+      </w:r>
+    </w:p>
+    <w:p>
+      <w:pPr/>
+      <w:r>
+        <w:rPr>
+          <w:lang w:val="en_US" w:bidi="en_US"/>
+        </w:rPr>
+      </w:r>
+      <w:r>
+        <w:rPr>
+          <w:b/>
+          <w:lang w:val="en_US" w:bidi="en_US"/>
+        </w:rPr>
         <w:t>"whom you will do well to send on worthily of God"</w:t>
       </w:r>
       <w:r>
@@ -2277,6 +2567,21 @@
           <w:b/>
           <w:lang w:val="en_US" w:bidi="en_US"/>
         </w:rPr>
+        <w:t>ὑπὲρ &amp; τοῦ ὀνόματος</w:t>
+      </w:r>
+    </w:p>
+    <w:p>
+      <w:pPr/>
+      <w:r>
+        <w:rPr>
+          <w:lang w:val="en_US" w:bidi="en_US"/>
+        </w:rPr>
+      </w:r>
+      <w:r>
+        <w:rPr>
+          <w:b/>
+          <w:lang w:val="en_US" w:bidi="en_US"/>
+        </w:rPr>
         <w:t>"for the sake of the name"</w:t>
       </w:r>
     </w:p>
@@ -2373,6 +2678,21 @@
           <w:b/>
           <w:lang w:val="en_US" w:bidi="en_US"/>
         </w:rPr>
+        <w:t>μηδὲν λαμβάνοντες ἀπὸ τῶν ἐθνικῶν</w:t>
+      </w:r>
+    </w:p>
+    <w:p>
+      <w:pPr/>
+      <w:r>
+        <w:rPr>
+          <w:lang w:val="en_US" w:bidi="en_US"/>
+        </w:rPr>
+      </w:r>
+      <w:r>
+        <w:rPr>
+          <w:b/>
+          <w:lang w:val="en_US" w:bidi="en_US"/>
+        </w:rPr>
         <w:t>"receiving nothing from the Gentiles"</w:t>
       </w:r>
     </w:p>
@@ -2469,6 +2789,21 @@
           <w:b/>
           <w:lang w:val="en_US" w:bidi="en_US"/>
         </w:rPr>
+        <w:t>τῶν ἐθνικῶν</w:t>
+      </w:r>
+    </w:p>
+    <w:p>
+      <w:pPr/>
+      <w:r>
+        <w:rPr>
+          <w:lang w:val="en_US" w:bidi="en_US"/>
+        </w:rPr>
+      </w:r>
+      <w:r>
+        <w:rPr>
+          <w:b/>
+          <w:lang w:val="en_US" w:bidi="en_US"/>
+        </w:rPr>
         <w:t>"the Gentiles"</w:t>
       </w:r>
     </w:p>
@@ -2565,6 +2900,21 @@
           <w:b/>
           <w:lang w:val="en_US" w:bidi="en_US"/>
         </w:rPr>
+        <w:t>οὖν</w:t>
+      </w:r>
+    </w:p>
+    <w:p>
+      <w:pPr/>
+      <w:r>
+        <w:rPr>
+          <w:lang w:val="en_US" w:bidi="en_US"/>
+        </w:rPr>
+      </w:r>
+      <w:r>
+        <w:rPr>
+          <w:b/>
+          <w:lang w:val="en_US" w:bidi="en_US"/>
+        </w:rPr>
         <w:t>"Therefore"</w:t>
       </w:r>
     </w:p>
@@ -2674,6 +3024,21 @@
           <w:b/>
           <w:lang w:val="en_US" w:bidi="en_US"/>
         </w:rPr>
+        <w:t>ἡμεῖς &amp; ὀφείλομεν ὑπολαμβάνειν</w:t>
+      </w:r>
+    </w:p>
+    <w:p>
+      <w:pPr/>
+      <w:r>
+        <w:rPr>
+          <w:lang w:val="en_US" w:bidi="en_US"/>
+        </w:rPr>
+      </w:r>
+      <w:r>
+        <w:rPr>
+          <w:b/>
+          <w:lang w:val="en_US" w:bidi="en_US"/>
+        </w:rPr>
         <w:t>"we ourselves ought to support"</w:t>
       </w:r>
     </w:p>
@@ -2796,6 +3161,21 @@
           <w:b/>
           <w:lang w:val="en_US" w:bidi="en_US"/>
         </w:rPr>
+        <w:t>ἡμεῖς &amp; ὀφείλομεν</w:t>
+      </w:r>
+    </w:p>
+    <w:p>
+      <w:pPr/>
+      <w:r>
+        <w:rPr>
+          <w:lang w:val="en_US" w:bidi="en_US"/>
+        </w:rPr>
+      </w:r>
+      <w:r>
+        <w:rPr>
+          <w:b/>
+          <w:lang w:val="en_US" w:bidi="en_US"/>
+        </w:rPr>
         <w:t>"we ourselves ought"</w:t>
       </w:r>
     </w:p>
@@ -2905,6 +3285,21 @@
           <w:b/>
           <w:lang w:val="en_US" w:bidi="en_US"/>
         </w:rPr>
+        <w:t>ὑπολαμβάνειν</w:t>
+      </w:r>
+    </w:p>
+    <w:p>
+      <w:pPr/>
+      <w:r>
+        <w:rPr>
+          <w:lang w:val="en_US" w:bidi="en_US"/>
+        </w:rPr>
+      </w:r>
+      <w:r>
+        <w:rPr>
+          <w:b/>
+          <w:lang w:val="en_US" w:bidi="en_US"/>
+        </w:rPr>
         <w:t>"to support"</w:t>
       </w:r>
     </w:p>
@@ -3001,6 +3396,21 @@
           <w:b/>
           <w:lang w:val="en_US" w:bidi="en_US"/>
         </w:rPr>
+        <w:t>ἵνα</w:t>
+      </w:r>
+    </w:p>
+    <w:p>
+      <w:pPr/>
+      <w:r>
+        <w:rPr>
+          <w:lang w:val="en_US" w:bidi="en_US"/>
+        </w:rPr>
+      </w:r>
+      <w:r>
+        <w:rPr>
+          <w:b/>
+          <w:lang w:val="en_US" w:bidi="en_US"/>
+        </w:rPr>
         <w:t>"so that"</w:t>
       </w:r>
     </w:p>
@@ -3123,6 +3533,21 @@
           <w:b/>
           <w:lang w:val="en_US" w:bidi="en_US"/>
         </w:rPr>
+        <w:t>ἵνα συνεργοὶ γινώμεθα τῇ ἀληθείᾳ</w:t>
+      </w:r>
+    </w:p>
+    <w:p>
+      <w:pPr/>
+      <w:r>
+        <w:rPr>
+          <w:lang w:val="en_US" w:bidi="en_US"/>
+        </w:rPr>
+      </w:r>
+      <w:r>
+        <w:rPr>
+          <w:b/>
+          <w:lang w:val="en_US" w:bidi="en_US"/>
+        </w:rPr>
         <w:t>"so that we may become fellow workers with the truth"</w:t>
       </w:r>
     </w:p>
@@ -3232,6 +3657,21 @@
           <w:b/>
           <w:lang w:val="en_US" w:bidi="en_US"/>
         </w:rPr>
+        <w:t>τῇ ἀληθείᾳ</w:t>
+      </w:r>
+    </w:p>
+    <w:p>
+      <w:pPr/>
+      <w:r>
+        <w:rPr>
+          <w:lang w:val="en_US" w:bidi="en_US"/>
+        </w:rPr>
+      </w:r>
+      <w:r>
+        <w:rPr>
+          <w:b/>
+          <w:lang w:val="en_US" w:bidi="en_US"/>
+        </w:rPr>
         <w:t>"with the truth"</w:t>
       </w:r>
     </w:p>
@@ -3328,6 +3768,21 @@
           <w:b/>
           <w:lang w:val="en_US" w:bidi="en_US"/>
         </w:rPr>
+        <w:t>τι</w:t>
+      </w:r>
+    </w:p>
+    <w:p>
+      <w:pPr/>
+      <w:r>
+        <w:rPr>
+          <w:lang w:val="en_US" w:bidi="en_US"/>
+        </w:rPr>
+      </w:r>
+      <w:r>
+        <w:rPr>
+          <w:b/>
+          <w:lang w:val="en_US" w:bidi="en_US"/>
+        </w:rPr>
         <w:t>"something"</w:t>
       </w:r>
     </w:p>
@@ -3411,6 +3866,21 @@
           <w:b/>
           <w:lang w:val="en_US" w:bidi="en_US"/>
         </w:rPr>
+        <w:t>τῇ ἐκκλησίᾳ</w:t>
+      </w:r>
+    </w:p>
+    <w:p>
+      <w:pPr/>
+      <w:r>
+        <w:rPr>
+          <w:lang w:val="en_US" w:bidi="en_US"/>
+        </w:rPr>
+      </w:r>
+      <w:r>
+        <w:rPr>
+          <w:b/>
+          <w:lang w:val="en_US" w:bidi="en_US"/>
+        </w:rPr>
         <w:t>"to the church"</w:t>
       </w:r>
     </w:p>
@@ -3507,6 +3977,21 @@
           <w:b/>
           <w:lang w:val="en_US" w:bidi="en_US"/>
         </w:rPr>
+        <w:t>Διοτρέφης</w:t>
+      </w:r>
+    </w:p>
+    <w:p>
+      <w:pPr/>
+      <w:r>
+        <w:rPr>
+          <w:lang w:val="en_US" w:bidi="en_US"/>
+        </w:rPr>
+      </w:r>
+      <w:r>
+        <w:rPr>
+          <w:b/>
+          <w:lang w:val="en_US" w:bidi="en_US"/>
+        </w:rPr>
         <w:t>"Diotrephes"</w:t>
       </w:r>
     </w:p>
@@ -3597,6 +4082,21 @@
           <w:b/>
           <w:lang w:val="en_US" w:bidi="en_US"/>
         </w:rPr>
+        <w:t>ὁ φιλοπρωτεύων αὐτῶν</w:t>
+      </w:r>
+    </w:p>
+    <w:p>
+      <w:pPr/>
+      <w:r>
+        <w:rPr>
+          <w:lang w:val="en_US" w:bidi="en_US"/>
+        </w:rPr>
+      </w:r>
+      <w:r>
+        <w:rPr>
+          <w:b/>
+          <w:lang w:val="en_US" w:bidi="en_US"/>
+        </w:rPr>
         <w:t>"the one loving to be first among them"</w:t>
       </w:r>
     </w:p>
@@ -3693,6 +4193,21 @@
           <w:b/>
           <w:lang w:val="en_US" w:bidi="en_US"/>
         </w:rPr>
+        <w:t>οὐκ ἐπιδέχεται ἡμᾶς</w:t>
+      </w:r>
+    </w:p>
+    <w:p>
+      <w:pPr/>
+      <w:r>
+        <w:rPr>
+          <w:lang w:val="en_US" w:bidi="en_US"/>
+        </w:rPr>
+      </w:r>
+      <w:r>
+        <w:rPr>
+          <w:b/>
+          <w:lang w:val="en_US" w:bidi="en_US"/>
+        </w:rPr>
         <w:t>"does not receive us"</w:t>
       </w:r>
     </w:p>
@@ -3802,6 +4317,21 @@
           <w:b/>
           <w:lang w:val="en_US" w:bidi="en_US"/>
         </w:rPr>
+        <w:t>ἡμᾶς</w:t>
+      </w:r>
+    </w:p>
+    <w:p>
+      <w:pPr/>
+      <w:r>
+        <w:rPr>
+          <w:lang w:val="en_US" w:bidi="en_US"/>
+        </w:rPr>
+      </w:r>
+      <w:r>
+        <w:rPr>
+          <w:b/>
+          <w:lang w:val="en_US" w:bidi="en_US"/>
+        </w:rPr>
         <w:t>"us"</w:t>
       </w:r>
     </w:p>
@@ -3898,6 +4428,21 @@
           <w:b/>
           <w:lang w:val="en_US" w:bidi="en_US"/>
         </w:rPr>
+        <w:t>διὰ τοῦτο</w:t>
+      </w:r>
+    </w:p>
+    <w:p>
+      <w:pPr/>
+      <w:r>
+        <w:rPr>
+          <w:lang w:val="en_US" w:bidi="en_US"/>
+        </w:rPr>
+      </w:r>
+      <w:r>
+        <w:rPr>
+          <w:b/>
+          <w:lang w:val="en_US" w:bidi="en_US"/>
+        </w:rPr>
         <w:t>"Because of this"</w:t>
       </w:r>
     </w:p>
@@ -3988,6 +4533,21 @@
           <w:b/>
           <w:lang w:val="en_US" w:bidi="en_US"/>
         </w:rPr>
+        <w:t>ἐὰν ἔλθω</w:t>
+      </w:r>
+    </w:p>
+    <w:p>
+      <w:pPr/>
+      <w:r>
+        <w:rPr>
+          <w:lang w:val="en_US" w:bidi="en_US"/>
+        </w:rPr>
+      </w:r>
+      <w:r>
+        <w:rPr>
+          <w:b/>
+          <w:lang w:val="en_US" w:bidi="en_US"/>
+        </w:rPr>
         <w:t>"if I come"</w:t>
       </w:r>
     </w:p>
@@ -4071,6 +4631,21 @@
           <w:b/>
           <w:lang w:val="en_US" w:bidi="en_US"/>
         </w:rPr>
+        <w:t>ἔλθω</w:t>
+      </w:r>
+    </w:p>
+    <w:p>
+      <w:pPr/>
+      <w:r>
+        <w:rPr>
+          <w:lang w:val="en_US" w:bidi="en_US"/>
+        </w:rPr>
+      </w:r>
+      <w:r>
+        <w:rPr>
+          <w:b/>
+          <w:lang w:val="en_US" w:bidi="en_US"/>
+        </w:rPr>
         <w:t>"I come"</w:t>
       </w:r>
     </w:p>
@@ -4167,6 +4742,21 @@
           <w:b/>
           <w:lang w:val="en_US" w:bidi="en_US"/>
         </w:rPr>
+        <w:t>λόγοις πονηροῖς φλυαρῶν ἡμᾶς</w:t>
+      </w:r>
+    </w:p>
+    <w:p>
+      <w:pPr/>
+      <w:r>
+        <w:rPr>
+          <w:lang w:val="en_US" w:bidi="en_US"/>
+        </w:rPr>
+      </w:r>
+      <w:r>
+        <w:rPr>
+          <w:b/>
+          <w:lang w:val="en_US" w:bidi="en_US"/>
+        </w:rPr>
         <w:t>"accusing us with evil words"</w:t>
       </w:r>
     </w:p>
@@ -4289,6 +4879,21 @@
           <w:b/>
           <w:lang w:val="en_US" w:bidi="en_US"/>
         </w:rPr>
+        <w:t>μὴ ἀρκούμενος ἐπὶ τούτοις</w:t>
+      </w:r>
+    </w:p>
+    <w:p>
+      <w:pPr/>
+      <w:r>
+        <w:rPr>
+          <w:lang w:val="en_US" w:bidi="en_US"/>
+        </w:rPr>
+      </w:r>
+      <w:r>
+        <w:rPr>
+          <w:b/>
+          <w:lang w:val="en_US" w:bidi="en_US"/>
+        </w:rPr>
         <w:t>"not being satisfied with these things"</w:t>
       </w:r>
     </w:p>
@@ -4372,6 +4977,21 @@
           <w:b/>
           <w:lang w:val="en_US" w:bidi="en_US"/>
         </w:rPr>
+        <w:t>τοὺς ἀδελφοὺς</w:t>
+      </w:r>
+    </w:p>
+    <w:p>
+      <w:pPr/>
+      <w:r>
+        <w:rPr>
+          <w:lang w:val="en_US" w:bidi="en_US"/>
+        </w:rPr>
+      </w:r>
+      <w:r>
+        <w:rPr>
+          <w:b/>
+          <w:lang w:val="en_US" w:bidi="en_US"/>
+        </w:rPr>
         <w:t>"the brothers"</w:t>
       </w:r>
     </w:p>
@@ -4468,6 +5088,21 @@
           <w:b/>
           <w:lang w:val="en_US" w:bidi="en_US"/>
         </w:rPr>
+        <w:t>καὶ τοὺς βουλομένους κωλύει</w:t>
+      </w:r>
+    </w:p>
+    <w:p>
+      <w:pPr/>
+      <w:r>
+        <w:rPr>
+          <w:lang w:val="en_US" w:bidi="en_US"/>
+        </w:rPr>
+      </w:r>
+      <w:r>
+        <w:rPr>
+          <w:b/>
+          <w:lang w:val="en_US" w:bidi="en_US"/>
+        </w:rPr>
         <w:t>"and he stops the ones willing"</w:t>
       </w:r>
     </w:p>
@@ -4551,6 +5186,21 @@
           <w:b/>
           <w:lang w:val="en_US" w:bidi="en_US"/>
         </w:rPr>
+        <w:t>μὴ μιμοῦ τὸ κακὸν, ἀλλὰ τὸ ἀγαθόν</w:t>
+      </w:r>
+    </w:p>
+    <w:p>
+      <w:pPr/>
+      <w:r>
+        <w:rPr>
+          <w:lang w:val="en_US" w:bidi="en_US"/>
+        </w:rPr>
+      </w:r>
+      <w:r>
+        <w:rPr>
+          <w:b/>
+          <w:lang w:val="en_US" w:bidi="en_US"/>
+        </w:rPr>
         <w:t>"do not imitate the evil, but the good"</w:t>
       </w:r>
     </w:p>
@@ -4660,6 +5310,21 @@
           <w:b/>
           <w:lang w:val="en_US" w:bidi="en_US"/>
         </w:rPr>
+        <w:t>ἀλλὰ τὸ ἀγαθόν</w:t>
+      </w:r>
+    </w:p>
+    <w:p>
+      <w:pPr/>
+      <w:r>
+        <w:rPr>
+          <w:lang w:val="en_US" w:bidi="en_US"/>
+        </w:rPr>
+      </w:r>
+      <w:r>
+        <w:rPr>
+          <w:b/>
+          <w:lang w:val="en_US" w:bidi="en_US"/>
+        </w:rPr>
         <w:t>"but the good"</w:t>
       </w:r>
     </w:p>
@@ -4743,6 +5408,21 @@
           <w:b/>
           <w:lang w:val="en_US" w:bidi="en_US"/>
         </w:rPr>
+        <w:t>οὐχ ἑώρακεν τὸν Θεόν</w:t>
+      </w:r>
+    </w:p>
+    <w:p>
+      <w:pPr/>
+      <w:r>
+        <w:rPr>
+          <w:lang w:val="en_US" w:bidi="en_US"/>
+        </w:rPr>
+      </w:r>
+      <w:r>
+        <w:rPr>
+          <w:b/>
+          <w:lang w:val="en_US" w:bidi="en_US"/>
+        </w:rPr>
         <w:t>"has not seen God"</w:t>
       </w:r>
     </w:p>
@@ -4839,6 +5519,21 @@
           <w:b/>
           <w:lang w:val="en_US" w:bidi="en_US"/>
         </w:rPr>
+        <w:t>Δημητρίῳ μεμαρτύρηται ὑπὸ πάντων</w:t>
+      </w:r>
+    </w:p>
+    <w:p>
+      <w:pPr/>
+      <w:r>
+        <w:rPr>
+          <w:lang w:val="en_US" w:bidi="en_US"/>
+        </w:rPr>
+      </w:r>
+      <w:r>
+        <w:rPr>
+          <w:b/>
+          <w:lang w:val="en_US" w:bidi="en_US"/>
+        </w:rPr>
         <w:t>"Demetrius has been attested to by all"</w:t>
       </w:r>
     </w:p>
@@ -4922,6 +5617,21 @@
           <w:b/>
           <w:lang w:val="en_US" w:bidi="en_US"/>
         </w:rPr>
+        <w:t>Δημητρίῳ</w:t>
+      </w:r>
+    </w:p>
+    <w:p>
+      <w:pPr/>
+      <w:r>
+        <w:rPr>
+          <w:lang w:val="en_US" w:bidi="en_US"/>
+        </w:rPr>
+      </w:r>
+      <w:r>
+        <w:rPr>
+          <w:b/>
+          <w:lang w:val="en_US" w:bidi="en_US"/>
+        </w:rPr>
         <w:t>"Demetrius"</w:t>
       </w:r>
     </w:p>
@@ -5012,6 +5722,21 @@
           <w:b/>
           <w:lang w:val="en_US" w:bidi="en_US"/>
         </w:rPr>
+        <w:t>ὑπὸ πάντων</w:t>
+      </w:r>
+    </w:p>
+    <w:p>
+      <w:pPr/>
+      <w:r>
+        <w:rPr>
+          <w:lang w:val="en_US" w:bidi="en_US"/>
+        </w:rPr>
+      </w:r>
+      <w:r>
+        <w:rPr>
+          <w:b/>
+          <w:lang w:val="en_US" w:bidi="en_US"/>
+        </w:rPr>
         <w:t>"by all"</w:t>
       </w:r>
     </w:p>
@@ -5108,6 +5833,21 @@
           <w:b/>
           <w:lang w:val="en_US" w:bidi="en_US"/>
         </w:rPr>
+        <w:t>καὶ ὑπὸ αὐτῆς τῆς ἀληθείας</w:t>
+      </w:r>
+    </w:p>
+    <w:p>
+      <w:pPr/>
+      <w:r>
+        <w:rPr>
+          <w:lang w:val="en_US" w:bidi="en_US"/>
+        </w:rPr>
+      </w:r>
+      <w:r>
+        <w:rPr>
+          <w:b/>
+          <w:lang w:val="en_US" w:bidi="en_US"/>
+        </w:rPr>
         <w:t>"and by the truth itself"</w:t>
       </w:r>
     </w:p>
@@ -5191,6 +5931,21 @@
           <w:b/>
           <w:lang w:val="en_US" w:bidi="en_US"/>
         </w:rPr>
+        <w:t>ὑπὸ αὐτῆς τῆς ἀληθείας</w:t>
+      </w:r>
+    </w:p>
+    <w:p>
+      <w:pPr/>
+      <w:r>
+        <w:rPr>
+          <w:lang w:val="en_US" w:bidi="en_US"/>
+        </w:rPr>
+      </w:r>
+      <w:r>
+        <w:rPr>
+          <w:b/>
+          <w:lang w:val="en_US" w:bidi="en_US"/>
+        </w:rPr>
         <w:t>"by the truth itself"</w:t>
       </w:r>
     </w:p>
@@ -5287,6 +6042,21 @@
           <w:b/>
           <w:lang w:val="en_US" w:bidi="en_US"/>
         </w:rPr>
+        <w:t>ὑπὸ αὐτῆς τῆς ἀληθείας</w:t>
+      </w:r>
+    </w:p>
+    <w:p>
+      <w:pPr/>
+      <w:r>
+        <w:rPr>
+          <w:lang w:val="en_US" w:bidi="en_US"/>
+        </w:rPr>
+      </w:r>
+      <w:r>
+        <w:rPr>
+          <w:b/>
+          <w:lang w:val="en_US" w:bidi="en_US"/>
+        </w:rPr>
         <w:t>"by the truth itself"</w:t>
       </w:r>
     </w:p>
@@ -5383,6 +6153,21 @@
           <w:b/>
           <w:lang w:val="en_US" w:bidi="en_US"/>
         </w:rPr>
+        <w:t>καὶ ἡμεῖς &amp; μαρτυροῦμεν</w:t>
+      </w:r>
+    </w:p>
+    <w:p>
+      <w:pPr/>
+      <w:r>
+        <w:rPr>
+          <w:lang w:val="en_US" w:bidi="en_US"/>
+        </w:rPr>
+      </w:r>
+      <w:r>
+        <w:rPr>
+          <w:b/>
+          <w:lang w:val="en_US" w:bidi="en_US"/>
+        </w:rPr>
         <w:t>"we ourselves also attest"</w:t>
       </w:r>
     </w:p>
@@ -5505,6 +6290,21 @@
           <w:b/>
           <w:lang w:val="en_US" w:bidi="en_US"/>
         </w:rPr>
+        <w:t>ἡμεῖς &amp; μαρτυροῦμεν &amp; ἡμῶν</w:t>
+      </w:r>
+    </w:p>
+    <w:p>
+      <w:pPr/>
+      <w:r>
+        <w:rPr>
+          <w:lang w:val="en_US" w:bidi="en_US"/>
+        </w:rPr>
+      </w:r>
+      <w:r>
+        <w:rPr>
+          <w:b/>
+          <w:lang w:val="en_US" w:bidi="en_US"/>
+        </w:rPr>
         <w:t>"we ourselves"</w:t>
       </w:r>
       <w:r>
@@ -5640,6 +6440,21 @@
           <w:b/>
           <w:lang w:val="en_US" w:bidi="en_US"/>
         </w:rPr>
+        <w:t>διὰ μέλανος καὶ καλάμου</w:t>
+      </w:r>
+    </w:p>
+    <w:p>
+      <w:pPr/>
+      <w:r>
+        <w:rPr>
+          <w:lang w:val="en_US" w:bidi="en_US"/>
+        </w:rPr>
+      </w:r>
+      <w:r>
+        <w:rPr>
+          <w:b/>
+          <w:lang w:val="en_US" w:bidi="en_US"/>
+        </w:rPr>
         <w:t>"with ink and pen"</w:t>
       </w:r>
     </w:p>
@@ -5736,6 +6551,21 @@
           <w:b/>
           <w:lang w:val="en_US" w:bidi="en_US"/>
         </w:rPr>
+        <w:t>στόμα πρὸς στόμα</w:t>
+      </w:r>
+    </w:p>
+    <w:p>
+      <w:pPr/>
+      <w:r>
+        <w:rPr>
+          <w:lang w:val="en_US" w:bidi="en_US"/>
+        </w:rPr>
+      </w:r>
+      <w:r>
+        <w:rPr>
+          <w:b/>
+          <w:lang w:val="en_US" w:bidi="en_US"/>
+        </w:rPr>
         <w:t>"mouth to mouth"</w:t>
       </w:r>
     </w:p>
@@ -5832,6 +6662,21 @@
           <w:b/>
           <w:lang w:val="en_US" w:bidi="en_US"/>
         </w:rPr>
+        <w:t>εἰρήνη σοι</w:t>
+      </w:r>
+    </w:p>
+    <w:p>
+      <w:pPr/>
+      <w:r>
+        <w:rPr>
+          <w:lang w:val="en_US" w:bidi="en_US"/>
+        </w:rPr>
+      </w:r>
+      <w:r>
+        <w:rPr>
+          <w:b/>
+          <w:lang w:val="en_US" w:bidi="en_US"/>
+        </w:rPr>
         <w:t>"Peace to you"</w:t>
       </w:r>
     </w:p>
@@ -5915,6 +6760,21 @@
           <w:b/>
           <w:lang w:val="en_US" w:bidi="en_US"/>
         </w:rPr>
+        <w:t>εἰρήνη σοι</w:t>
+      </w:r>
+    </w:p>
+    <w:p>
+      <w:pPr/>
+      <w:r>
+        <w:rPr>
+          <w:lang w:val="en_US" w:bidi="en_US"/>
+        </w:rPr>
+      </w:r>
+      <w:r>
+        <w:rPr>
+          <w:b/>
+          <w:lang w:val="en_US" w:bidi="en_US"/>
+        </w:rPr>
         <w:t>"Peace to you"</w:t>
       </w:r>
     </w:p>
@@ -6011,6 +6871,21 @@
           <w:b/>
           <w:lang w:val="en_US" w:bidi="en_US"/>
         </w:rPr>
+        <w:t>ἀσπάζονταί σε οἱ φίλοι</w:t>
+      </w:r>
+    </w:p>
+    <w:p>
+      <w:pPr/>
+      <w:r>
+        <w:rPr>
+          <w:lang w:val="en_US" w:bidi="en_US"/>
+        </w:rPr>
+      </w:r>
+      <w:r>
+        <w:rPr>
+          <w:b/>
+          <w:lang w:val="en_US" w:bidi="en_US"/>
+        </w:rPr>
         <w:t>"The friends greet you"</w:t>
       </w:r>
     </w:p>
@@ -6107,6 +6982,21 @@
           <w:b/>
           <w:lang w:val="en_US" w:bidi="en_US"/>
         </w:rPr>
+        <w:t>ἀσπάζου τοὺς φίλους</w:t>
+      </w:r>
+    </w:p>
+    <w:p>
+      <w:pPr/>
+      <w:r>
+        <w:rPr>
+          <w:lang w:val="en_US" w:bidi="en_US"/>
+        </w:rPr>
+      </w:r>
+      <w:r>
+        <w:rPr>
+          <w:b/>
+          <w:lang w:val="en_US" w:bidi="en_US"/>
+        </w:rPr>
         <w:t>"Greet the friends"</w:t>
       </w:r>
     </w:p>
@@ -6189,6 +7079,21 @@
         <w:rPr>
           <w:lang w:val="en_US" w:bidi="en_US"/>
         </w:rPr>
+      </w:r>
+    </w:p>
+    <w:p>
+      <w:pPr/>
+      <w:r>
+        <w:rPr>
+          <w:lang w:val="en_US" w:bidi="en_US"/>
+        </w:rPr>
+      </w:r>
+      <w:r>
+        <w:rPr>
+          <w:b/>
+          <w:lang w:val="en_US" w:bidi="en_US"/>
+        </w:rPr>
+        <w:t>κατ’ ὄνομα</w:t>
       </w:r>
     </w:p>
     <w:p>

--- a/eng/docx/64.content.docx
+++ b/eng/docx/64.content.docx
@@ -778,6 +778,21 @@
           <w:b/>
           <w:lang w:val="en_US" w:bidi="en_US"/>
         </w:rPr>
+        <w:t>ὁ πρεσβύτερος</w:t>
+      </w:r>
+    </w:p>
+    <w:p>
+      <w:pPr/>
+      <w:r>
+        <w:rPr>
+          <w:lang w:val="en_US" w:bidi="en_US"/>
+        </w:rPr>
+      </w:r>
+      <w:r>
+        <w:rPr>
+          <w:b/>
+          <w:lang w:val="en_US" w:bidi="en_US"/>
+        </w:rPr>
         <w:t>"The elder"</w:t>
       </w:r>
     </w:p>
@@ -887,6 +902,21 @@
           <w:b/>
           <w:lang w:val="en_US" w:bidi="en_US"/>
         </w:rPr>
+        <w:t>Γαΐῳ</w:t>
+      </w:r>
+    </w:p>
+    <w:p>
+      <w:pPr/>
+      <w:r>
+        <w:rPr>
+          <w:lang w:val="en_US" w:bidi="en_US"/>
+        </w:rPr>
+      </w:r>
+      <w:r>
+        <w:rPr>
+          <w:b/>
+          <w:lang w:val="en_US" w:bidi="en_US"/>
+        </w:rPr>
         <w:t>"to"</w:t>
       </w:r>
       <w:r>
@@ -990,6 +1020,21 @@
           <w:b/>
           <w:lang w:val="en_US" w:bidi="en_US"/>
         </w:rPr>
+        <w:t>ὃν ἐγὼ ἀγαπῶ ἐν ἀληθείᾳ</w:t>
+      </w:r>
+    </w:p>
+    <w:p>
+      <w:pPr/>
+      <w:r>
+        <w:rPr>
+          <w:lang w:val="en_US" w:bidi="en_US"/>
+        </w:rPr>
+      </w:r>
+      <w:r>
+        <w:rPr>
+          <w:b/>
+          <w:lang w:val="en_US" w:bidi="en_US"/>
+        </w:rPr>
         <w:t>"whom I love in truth"</w:t>
       </w:r>
     </w:p>
@@ -1086,6 +1131,21 @@
           <w:b/>
           <w:lang w:val="en_US" w:bidi="en_US"/>
         </w:rPr>
+        <w:t>γὰρ</w:t>
+      </w:r>
+    </w:p>
+    <w:p>
+      <w:pPr/>
+      <w:r>
+        <w:rPr>
+          <w:lang w:val="en_US" w:bidi="en_US"/>
+        </w:rPr>
+      </w:r>
+      <w:r>
+        <w:rPr>
+          <w:b/>
+          <w:lang w:val="en_US" w:bidi="en_US"/>
+        </w:rPr>
         <w:t>"For"</w:t>
       </w:r>
     </w:p>
@@ -1182,6 +1242,21 @@
           <w:b/>
           <w:lang w:val="en_US" w:bidi="en_US"/>
         </w:rPr>
+        <w:t>ἀδελφῶν</w:t>
+      </w:r>
+    </w:p>
+    <w:p>
+      <w:pPr/>
+      <w:r>
+        <w:rPr>
+          <w:lang w:val="en_US" w:bidi="en_US"/>
+        </w:rPr>
+      </w:r>
+      <w:r>
+        <w:rPr>
+          <w:b/>
+          <w:lang w:val="en_US" w:bidi="en_US"/>
+        </w:rPr>
         <w:t>"brothers"</w:t>
       </w:r>
     </w:p>
@@ -1291,6 +1366,21 @@
           <w:b/>
           <w:lang w:val="en_US" w:bidi="en_US"/>
         </w:rPr>
+        <w:t>σὺ ἐν ἀληθείᾳ περιπατεῖς</w:t>
+      </w:r>
+    </w:p>
+    <w:p>
+      <w:pPr/>
+      <w:r>
+        <w:rPr>
+          <w:lang w:val="en_US" w:bidi="en_US"/>
+        </w:rPr>
+      </w:r>
+      <w:r>
+        <w:rPr>
+          <w:b/>
+          <w:lang w:val="en_US" w:bidi="en_US"/>
+        </w:rPr>
         <w:t>"you are walking in truth"</w:t>
       </w:r>
     </w:p>
@@ -1387,6 +1477,21 @@
           <w:b/>
           <w:lang w:val="en_US" w:bidi="en_US"/>
         </w:rPr>
+        <w:t>ἀληθείᾳ &amp; ἀληθείᾳ</w:t>
+      </w:r>
+    </w:p>
+    <w:p>
+      <w:pPr/>
+      <w:r>
+        <w:rPr>
+          <w:lang w:val="en_US" w:bidi="en_US"/>
+        </w:rPr>
+      </w:r>
+      <w:r>
+        <w:rPr>
+          <w:b/>
+          <w:lang w:val="en_US" w:bidi="en_US"/>
+        </w:rPr>
         <w:t>"to"</w:t>
       </w:r>
       <w:r>
@@ -1509,6 +1614,21 @@
           <w:b/>
           <w:lang w:val="en_US" w:bidi="en_US"/>
         </w:rPr>
+        <w:t>μειζοτέραν &amp; οὐκ ἔχω χαράν</w:t>
+      </w:r>
+    </w:p>
+    <w:p>
+      <w:pPr/>
+      <w:r>
+        <w:rPr>
+          <w:lang w:val="en_US" w:bidi="en_US"/>
+        </w:rPr>
+      </w:r>
+      <w:r>
+        <w:rPr>
+          <w:b/>
+          <w:lang w:val="en_US" w:bidi="en_US"/>
+        </w:rPr>
         <w:t>"I have no greater joy"</w:t>
       </w:r>
     </w:p>
@@ -1605,6 +1725,21 @@
           <w:b/>
           <w:lang w:val="en_US" w:bidi="en_US"/>
         </w:rPr>
+        <w:t>τὰ ἐμὰ τέκνα</w:t>
+      </w:r>
+    </w:p>
+    <w:p>
+      <w:pPr/>
+      <w:r>
+        <w:rPr>
+          <w:lang w:val="en_US" w:bidi="en_US"/>
+        </w:rPr>
+      </w:r>
+      <w:r>
+        <w:rPr>
+          <w:b/>
+          <w:lang w:val="en_US" w:bidi="en_US"/>
+        </w:rPr>
         <w:t>"my children"</w:t>
       </w:r>
     </w:p>
@@ -1701,6 +1836,21 @@
           <w:b/>
           <w:lang w:val="en_US" w:bidi="en_US"/>
         </w:rPr>
+        <w:t>ἐν τῇ ἀληθείᾳ περιπατοῦντα</w:t>
+      </w:r>
+    </w:p>
+    <w:p>
+      <w:pPr/>
+      <w:r>
+        <w:rPr>
+          <w:lang w:val="en_US" w:bidi="en_US"/>
+        </w:rPr>
+      </w:r>
+      <w:r>
+        <w:rPr>
+          <w:b/>
+          <w:lang w:val="en_US" w:bidi="en_US"/>
+        </w:rPr>
         <w:t>"are walking in the truth"</w:t>
       </w:r>
     </w:p>
@@ -1797,6 +1947,21 @@
           <w:b/>
           <w:lang w:val="en_US" w:bidi="en_US"/>
         </w:rPr>
+        <w:t>ἐν τῇ ἀληθείᾳ</w:t>
+      </w:r>
+    </w:p>
+    <w:p>
+      <w:pPr/>
+      <w:r>
+        <w:rPr>
+          <w:lang w:val="en_US" w:bidi="en_US"/>
+        </w:rPr>
+      </w:r>
+      <w:r>
+        <w:rPr>
+          <w:b/>
+          <w:lang w:val="en_US" w:bidi="en_US"/>
+        </w:rPr>
         <w:t>"in the truth"</w:t>
       </w:r>
     </w:p>
@@ -1893,6 +2058,21 @@
           <w:b/>
           <w:lang w:val="en_US" w:bidi="en_US"/>
         </w:rPr>
+        <w:t>τοὺς ἀδελφοὺς</w:t>
+      </w:r>
+    </w:p>
+    <w:p>
+      <w:pPr/>
+      <w:r>
+        <w:rPr>
+          <w:lang w:val="en_US" w:bidi="en_US"/>
+        </w:rPr>
+      </w:r>
+      <w:r>
+        <w:rPr>
+          <w:b/>
+          <w:lang w:val="en_US" w:bidi="en_US"/>
+        </w:rPr>
         <w:t>"the brothers"</w:t>
       </w:r>
     </w:p>
@@ -1989,6 +2169,21 @@
           <w:b/>
           <w:lang w:val="en_US" w:bidi="en_US"/>
         </w:rPr>
+        <w:t>σου τῇ ἀγάπῃ</w:t>
+      </w:r>
+    </w:p>
+    <w:p>
+      <w:pPr/>
+      <w:r>
+        <w:rPr>
+          <w:lang w:val="en_US" w:bidi="en_US"/>
+        </w:rPr>
+      </w:r>
+      <w:r>
+        <w:rPr>
+          <w:b/>
+          <w:lang w:val="en_US" w:bidi="en_US"/>
+        </w:rPr>
         <w:t>"your love"</w:t>
       </w:r>
     </w:p>
@@ -2085,6 +2280,21 @@
           <w:b/>
           <w:lang w:val="en_US" w:bidi="en_US"/>
         </w:rPr>
+        <w:t>προπέμψας</w:t>
+      </w:r>
+    </w:p>
+    <w:p>
+      <w:pPr/>
+      <w:r>
+        <w:rPr>
+          <w:lang w:val="en_US" w:bidi="en_US"/>
+        </w:rPr>
+      </w:r>
+      <w:r>
+        <w:rPr>
+          <w:b/>
+          <w:lang w:val="en_US" w:bidi="en_US"/>
+        </w:rPr>
         <w:t>"to send on"</w:t>
       </w:r>
     </w:p>
@@ -2181,6 +2391,21 @@
           <w:b/>
           <w:lang w:val="en_US" w:bidi="en_US"/>
         </w:rPr>
+        <w:t>οὓς καλῶς ποιήσεις, προπέμψας ἀξίως τοῦ Θεοῦ; ὑπὲρ γὰρ τοῦ ὀνόματος ἐξῆλθον, μηδὲν λαμβάνοντες ἀπὸ τῶν ἐθνικῶν</w:t>
+      </w:r>
+    </w:p>
+    <w:p>
+      <w:pPr/>
+      <w:r>
+        <w:rPr>
+          <w:lang w:val="en_US" w:bidi="en_US"/>
+        </w:rPr>
+      </w:r>
+      <w:r>
+        <w:rPr>
+          <w:b/>
+          <w:lang w:val="en_US" w:bidi="en_US"/>
+        </w:rPr>
         <w:t>"whom you will do well to send on worthily of God"</w:t>
       </w:r>
       <w:r>
@@ -2277,6 +2502,21 @@
           <w:b/>
           <w:lang w:val="en_US" w:bidi="en_US"/>
         </w:rPr>
+        <w:t>ὑπὲρ &amp; τοῦ ὀνόματος</w:t>
+      </w:r>
+    </w:p>
+    <w:p>
+      <w:pPr/>
+      <w:r>
+        <w:rPr>
+          <w:lang w:val="en_US" w:bidi="en_US"/>
+        </w:rPr>
+      </w:r>
+      <w:r>
+        <w:rPr>
+          <w:b/>
+          <w:lang w:val="en_US" w:bidi="en_US"/>
+        </w:rPr>
         <w:t>"for the sake of the name"</w:t>
       </w:r>
     </w:p>
@@ -2373,6 +2613,21 @@
           <w:b/>
           <w:lang w:val="en_US" w:bidi="en_US"/>
         </w:rPr>
+        <w:t>μηδὲν λαμβάνοντες ἀπὸ τῶν ἐθνικῶν</w:t>
+      </w:r>
+    </w:p>
+    <w:p>
+      <w:pPr/>
+      <w:r>
+        <w:rPr>
+          <w:lang w:val="en_US" w:bidi="en_US"/>
+        </w:rPr>
+      </w:r>
+      <w:r>
+        <w:rPr>
+          <w:b/>
+          <w:lang w:val="en_US" w:bidi="en_US"/>
+        </w:rPr>
         <w:t>"receiving nothing from the Gentiles"</w:t>
       </w:r>
     </w:p>
@@ -2469,6 +2724,21 @@
           <w:b/>
           <w:lang w:val="en_US" w:bidi="en_US"/>
         </w:rPr>
+        <w:t>τῶν ἐθνικῶν</w:t>
+      </w:r>
+    </w:p>
+    <w:p>
+      <w:pPr/>
+      <w:r>
+        <w:rPr>
+          <w:lang w:val="en_US" w:bidi="en_US"/>
+        </w:rPr>
+      </w:r>
+      <w:r>
+        <w:rPr>
+          <w:b/>
+          <w:lang w:val="en_US" w:bidi="en_US"/>
+        </w:rPr>
         <w:t>"the Gentiles"</w:t>
       </w:r>
     </w:p>
@@ -2565,6 +2835,21 @@
           <w:b/>
           <w:lang w:val="en_US" w:bidi="en_US"/>
         </w:rPr>
+        <w:t>οὖν</w:t>
+      </w:r>
+    </w:p>
+    <w:p>
+      <w:pPr/>
+      <w:r>
+        <w:rPr>
+          <w:lang w:val="en_US" w:bidi="en_US"/>
+        </w:rPr>
+      </w:r>
+      <w:r>
+        <w:rPr>
+          <w:b/>
+          <w:lang w:val="en_US" w:bidi="en_US"/>
+        </w:rPr>
         <w:t>"Therefore"</w:t>
       </w:r>
     </w:p>
@@ -2674,6 +2959,21 @@
           <w:b/>
           <w:lang w:val="en_US" w:bidi="en_US"/>
         </w:rPr>
+        <w:t>ἡμεῖς &amp; ὀφείλομεν ὑπολαμβάνειν</w:t>
+      </w:r>
+    </w:p>
+    <w:p>
+      <w:pPr/>
+      <w:r>
+        <w:rPr>
+          <w:lang w:val="en_US" w:bidi="en_US"/>
+        </w:rPr>
+      </w:r>
+      <w:r>
+        <w:rPr>
+          <w:b/>
+          <w:lang w:val="en_US" w:bidi="en_US"/>
+        </w:rPr>
         <w:t>"we ourselves ought to support"</w:t>
       </w:r>
     </w:p>
@@ -2796,6 +3096,21 @@
           <w:b/>
           <w:lang w:val="en_US" w:bidi="en_US"/>
         </w:rPr>
+        <w:t>ἡμεῖς &amp; ὀφείλομεν</w:t>
+      </w:r>
+    </w:p>
+    <w:p>
+      <w:pPr/>
+      <w:r>
+        <w:rPr>
+          <w:lang w:val="en_US" w:bidi="en_US"/>
+        </w:rPr>
+      </w:r>
+      <w:r>
+        <w:rPr>
+          <w:b/>
+          <w:lang w:val="en_US" w:bidi="en_US"/>
+        </w:rPr>
         <w:t>"we ourselves ought"</w:t>
       </w:r>
     </w:p>
@@ -2905,6 +3220,21 @@
           <w:b/>
           <w:lang w:val="en_US" w:bidi="en_US"/>
         </w:rPr>
+        <w:t>ὑπολαμβάνειν</w:t>
+      </w:r>
+    </w:p>
+    <w:p>
+      <w:pPr/>
+      <w:r>
+        <w:rPr>
+          <w:lang w:val="en_US" w:bidi="en_US"/>
+        </w:rPr>
+      </w:r>
+      <w:r>
+        <w:rPr>
+          <w:b/>
+          <w:lang w:val="en_US" w:bidi="en_US"/>
+        </w:rPr>
         <w:t>"to support"</w:t>
       </w:r>
     </w:p>
@@ -3001,6 +3331,21 @@
           <w:b/>
           <w:lang w:val="en_US" w:bidi="en_US"/>
         </w:rPr>
+        <w:t>ἵνα</w:t>
+      </w:r>
+    </w:p>
+    <w:p>
+      <w:pPr/>
+      <w:r>
+        <w:rPr>
+          <w:lang w:val="en_US" w:bidi="en_US"/>
+        </w:rPr>
+      </w:r>
+      <w:r>
+        <w:rPr>
+          <w:b/>
+          <w:lang w:val="en_US" w:bidi="en_US"/>
+        </w:rPr>
         <w:t>"so that"</w:t>
       </w:r>
     </w:p>
@@ -3123,6 +3468,21 @@
           <w:b/>
           <w:lang w:val="en_US" w:bidi="en_US"/>
         </w:rPr>
+        <w:t>ἵνα συνεργοὶ γινώμεθα τῇ ἀληθείᾳ</w:t>
+      </w:r>
+    </w:p>
+    <w:p>
+      <w:pPr/>
+      <w:r>
+        <w:rPr>
+          <w:lang w:val="en_US" w:bidi="en_US"/>
+        </w:rPr>
+      </w:r>
+      <w:r>
+        <w:rPr>
+          <w:b/>
+          <w:lang w:val="en_US" w:bidi="en_US"/>
+        </w:rPr>
         <w:t>"so that we may become fellow workers with the truth"</w:t>
       </w:r>
     </w:p>
@@ -3232,6 +3592,21 @@
           <w:b/>
           <w:lang w:val="en_US" w:bidi="en_US"/>
         </w:rPr>
+        <w:t>τῇ ἀληθείᾳ</w:t>
+      </w:r>
+    </w:p>
+    <w:p>
+      <w:pPr/>
+      <w:r>
+        <w:rPr>
+          <w:lang w:val="en_US" w:bidi="en_US"/>
+        </w:rPr>
+      </w:r>
+      <w:r>
+        <w:rPr>
+          <w:b/>
+          <w:lang w:val="en_US" w:bidi="en_US"/>
+        </w:rPr>
         <w:t>"with the truth"</w:t>
       </w:r>
     </w:p>
@@ -3328,6 +3703,21 @@
           <w:b/>
           <w:lang w:val="en_US" w:bidi="en_US"/>
         </w:rPr>
+        <w:t>τι</w:t>
+      </w:r>
+    </w:p>
+    <w:p>
+      <w:pPr/>
+      <w:r>
+        <w:rPr>
+          <w:lang w:val="en_US" w:bidi="en_US"/>
+        </w:rPr>
+      </w:r>
+      <w:r>
+        <w:rPr>
+          <w:b/>
+          <w:lang w:val="en_US" w:bidi="en_US"/>
+        </w:rPr>
         <w:t>"something"</w:t>
       </w:r>
     </w:p>
@@ -3411,6 +3801,21 @@
           <w:b/>
           <w:lang w:val="en_US" w:bidi="en_US"/>
         </w:rPr>
+        <w:t>τῇ ἐκκλησίᾳ</w:t>
+      </w:r>
+    </w:p>
+    <w:p>
+      <w:pPr/>
+      <w:r>
+        <w:rPr>
+          <w:lang w:val="en_US" w:bidi="en_US"/>
+        </w:rPr>
+      </w:r>
+      <w:r>
+        <w:rPr>
+          <w:b/>
+          <w:lang w:val="en_US" w:bidi="en_US"/>
+        </w:rPr>
         <w:t>"to the church"</w:t>
       </w:r>
     </w:p>
@@ -3507,6 +3912,21 @@
           <w:b/>
           <w:lang w:val="en_US" w:bidi="en_US"/>
         </w:rPr>
+        <w:t>Διοτρέφης</w:t>
+      </w:r>
+    </w:p>
+    <w:p>
+      <w:pPr/>
+      <w:r>
+        <w:rPr>
+          <w:lang w:val="en_US" w:bidi="en_US"/>
+        </w:rPr>
+      </w:r>
+      <w:r>
+        <w:rPr>
+          <w:b/>
+          <w:lang w:val="en_US" w:bidi="en_US"/>
+        </w:rPr>
         <w:t>"Diotrephes"</w:t>
       </w:r>
     </w:p>
@@ -3597,6 +4017,21 @@
           <w:b/>
           <w:lang w:val="en_US" w:bidi="en_US"/>
         </w:rPr>
+        <w:t>ὁ φιλοπρωτεύων αὐτῶν</w:t>
+      </w:r>
+    </w:p>
+    <w:p>
+      <w:pPr/>
+      <w:r>
+        <w:rPr>
+          <w:lang w:val="en_US" w:bidi="en_US"/>
+        </w:rPr>
+      </w:r>
+      <w:r>
+        <w:rPr>
+          <w:b/>
+          <w:lang w:val="en_US" w:bidi="en_US"/>
+        </w:rPr>
         <w:t>"the one loving to be first among them"</w:t>
       </w:r>
     </w:p>
@@ -3693,6 +4128,21 @@
           <w:b/>
           <w:lang w:val="en_US" w:bidi="en_US"/>
         </w:rPr>
+        <w:t>οὐκ ἐπιδέχεται ἡμᾶς</w:t>
+      </w:r>
+    </w:p>
+    <w:p>
+      <w:pPr/>
+      <w:r>
+        <w:rPr>
+          <w:lang w:val="en_US" w:bidi="en_US"/>
+        </w:rPr>
+      </w:r>
+      <w:r>
+        <w:rPr>
+          <w:b/>
+          <w:lang w:val="en_US" w:bidi="en_US"/>
+        </w:rPr>
         <w:t>"does not receive us"</w:t>
       </w:r>
     </w:p>
@@ -3802,6 +4252,21 @@
           <w:b/>
           <w:lang w:val="en_US" w:bidi="en_US"/>
         </w:rPr>
+        <w:t>ἡμᾶς</w:t>
+      </w:r>
+    </w:p>
+    <w:p>
+      <w:pPr/>
+      <w:r>
+        <w:rPr>
+          <w:lang w:val="en_US" w:bidi="en_US"/>
+        </w:rPr>
+      </w:r>
+      <w:r>
+        <w:rPr>
+          <w:b/>
+          <w:lang w:val="en_US" w:bidi="en_US"/>
+        </w:rPr>
         <w:t>"us"</w:t>
       </w:r>
     </w:p>
@@ -3898,6 +4363,21 @@
           <w:b/>
           <w:lang w:val="en_US" w:bidi="en_US"/>
         </w:rPr>
+        <w:t>διὰ τοῦτο</w:t>
+      </w:r>
+    </w:p>
+    <w:p>
+      <w:pPr/>
+      <w:r>
+        <w:rPr>
+          <w:lang w:val="en_US" w:bidi="en_US"/>
+        </w:rPr>
+      </w:r>
+      <w:r>
+        <w:rPr>
+          <w:b/>
+          <w:lang w:val="en_US" w:bidi="en_US"/>
+        </w:rPr>
         <w:t>"Because of this"</w:t>
       </w:r>
     </w:p>
@@ -3988,6 +4468,21 @@
           <w:b/>
           <w:lang w:val="en_US" w:bidi="en_US"/>
         </w:rPr>
+        <w:t>ἐὰν ἔλθω</w:t>
+      </w:r>
+    </w:p>
+    <w:p>
+      <w:pPr/>
+      <w:r>
+        <w:rPr>
+          <w:lang w:val="en_US" w:bidi="en_US"/>
+        </w:rPr>
+      </w:r>
+      <w:r>
+        <w:rPr>
+          <w:b/>
+          <w:lang w:val="en_US" w:bidi="en_US"/>
+        </w:rPr>
         <w:t>"if I come"</w:t>
       </w:r>
     </w:p>
@@ -4071,6 +4566,21 @@
           <w:b/>
           <w:lang w:val="en_US" w:bidi="en_US"/>
         </w:rPr>
+        <w:t>ἔλθω</w:t>
+      </w:r>
+    </w:p>
+    <w:p>
+      <w:pPr/>
+      <w:r>
+        <w:rPr>
+          <w:lang w:val="en_US" w:bidi="en_US"/>
+        </w:rPr>
+      </w:r>
+      <w:r>
+        <w:rPr>
+          <w:b/>
+          <w:lang w:val="en_US" w:bidi="en_US"/>
+        </w:rPr>
         <w:t>"I come"</w:t>
       </w:r>
     </w:p>
@@ -4167,6 +4677,21 @@
           <w:b/>
           <w:lang w:val="en_US" w:bidi="en_US"/>
         </w:rPr>
+        <w:t>λόγοις πονηροῖς φλυαρῶν ἡμᾶς</w:t>
+      </w:r>
+    </w:p>
+    <w:p>
+      <w:pPr/>
+      <w:r>
+        <w:rPr>
+          <w:lang w:val="en_US" w:bidi="en_US"/>
+        </w:rPr>
+      </w:r>
+      <w:r>
+        <w:rPr>
+          <w:b/>
+          <w:lang w:val="en_US" w:bidi="en_US"/>
+        </w:rPr>
         <w:t>"accusing us with evil words"</w:t>
       </w:r>
     </w:p>
@@ -4289,6 +4814,21 @@
           <w:b/>
           <w:lang w:val="en_US" w:bidi="en_US"/>
         </w:rPr>
+        <w:t>μὴ ἀρκούμενος ἐπὶ τούτοις</w:t>
+      </w:r>
+    </w:p>
+    <w:p>
+      <w:pPr/>
+      <w:r>
+        <w:rPr>
+          <w:lang w:val="en_US" w:bidi="en_US"/>
+        </w:rPr>
+      </w:r>
+      <w:r>
+        <w:rPr>
+          <w:b/>
+          <w:lang w:val="en_US" w:bidi="en_US"/>
+        </w:rPr>
         <w:t>"not being satisfied with these things"</w:t>
       </w:r>
     </w:p>
@@ -4372,6 +4912,21 @@
           <w:b/>
           <w:lang w:val="en_US" w:bidi="en_US"/>
         </w:rPr>
+        <w:t>τοὺς ἀδελφοὺς</w:t>
+      </w:r>
+    </w:p>
+    <w:p>
+      <w:pPr/>
+      <w:r>
+        <w:rPr>
+          <w:lang w:val="en_US" w:bidi="en_US"/>
+        </w:rPr>
+      </w:r>
+      <w:r>
+        <w:rPr>
+          <w:b/>
+          <w:lang w:val="en_US" w:bidi="en_US"/>
+        </w:rPr>
         <w:t>"the brothers"</w:t>
       </w:r>
     </w:p>
@@ -4468,6 +5023,21 @@
           <w:b/>
           <w:lang w:val="en_US" w:bidi="en_US"/>
         </w:rPr>
+        <w:t>καὶ τοὺς βουλομένους κωλύει</w:t>
+      </w:r>
+    </w:p>
+    <w:p>
+      <w:pPr/>
+      <w:r>
+        <w:rPr>
+          <w:lang w:val="en_US" w:bidi="en_US"/>
+        </w:rPr>
+      </w:r>
+      <w:r>
+        <w:rPr>
+          <w:b/>
+          <w:lang w:val="en_US" w:bidi="en_US"/>
+        </w:rPr>
         <w:t>"and he stops the ones willing"</w:t>
       </w:r>
     </w:p>
@@ -4551,6 +5121,21 @@
           <w:b/>
           <w:lang w:val="en_US" w:bidi="en_US"/>
         </w:rPr>
+        <w:t>μὴ μιμοῦ τὸ κακὸν, ἀλλὰ τὸ ἀγαθόν</w:t>
+      </w:r>
+    </w:p>
+    <w:p>
+      <w:pPr/>
+      <w:r>
+        <w:rPr>
+          <w:lang w:val="en_US" w:bidi="en_US"/>
+        </w:rPr>
+      </w:r>
+      <w:r>
+        <w:rPr>
+          <w:b/>
+          <w:lang w:val="en_US" w:bidi="en_US"/>
+        </w:rPr>
         <w:t>"do not imitate the evil, but the good"</w:t>
       </w:r>
     </w:p>
@@ -4660,6 +5245,21 @@
           <w:b/>
           <w:lang w:val="en_US" w:bidi="en_US"/>
         </w:rPr>
+        <w:t>ἀλλὰ τὸ ἀγαθόν</w:t>
+      </w:r>
+    </w:p>
+    <w:p>
+      <w:pPr/>
+      <w:r>
+        <w:rPr>
+          <w:lang w:val="en_US" w:bidi="en_US"/>
+        </w:rPr>
+      </w:r>
+      <w:r>
+        <w:rPr>
+          <w:b/>
+          <w:lang w:val="en_US" w:bidi="en_US"/>
+        </w:rPr>
         <w:t>"but the good"</w:t>
       </w:r>
     </w:p>
@@ -4743,6 +5343,21 @@
           <w:b/>
           <w:lang w:val="en_US" w:bidi="en_US"/>
         </w:rPr>
+        <w:t>οὐχ ἑώρακεν τὸν Θεόν</w:t>
+      </w:r>
+    </w:p>
+    <w:p>
+      <w:pPr/>
+      <w:r>
+        <w:rPr>
+          <w:lang w:val="en_US" w:bidi="en_US"/>
+        </w:rPr>
+      </w:r>
+      <w:r>
+        <w:rPr>
+          <w:b/>
+          <w:lang w:val="en_US" w:bidi="en_US"/>
+        </w:rPr>
         <w:t>"has not seen God"</w:t>
       </w:r>
     </w:p>
@@ -4839,6 +5454,21 @@
           <w:b/>
           <w:lang w:val="en_US" w:bidi="en_US"/>
         </w:rPr>
+        <w:t>Δημητρίῳ μεμαρτύρηται ὑπὸ πάντων</w:t>
+      </w:r>
+    </w:p>
+    <w:p>
+      <w:pPr/>
+      <w:r>
+        <w:rPr>
+          <w:lang w:val="en_US" w:bidi="en_US"/>
+        </w:rPr>
+      </w:r>
+      <w:r>
+        <w:rPr>
+          <w:b/>
+          <w:lang w:val="en_US" w:bidi="en_US"/>
+        </w:rPr>
         <w:t>"Demetrius has been attested to by all"</w:t>
       </w:r>
     </w:p>
@@ -4922,6 +5552,21 @@
           <w:b/>
           <w:lang w:val="en_US" w:bidi="en_US"/>
         </w:rPr>
+        <w:t>Δημητρίῳ</w:t>
+      </w:r>
+    </w:p>
+    <w:p>
+      <w:pPr/>
+      <w:r>
+        <w:rPr>
+          <w:lang w:val="en_US" w:bidi="en_US"/>
+        </w:rPr>
+      </w:r>
+      <w:r>
+        <w:rPr>
+          <w:b/>
+          <w:lang w:val="en_US" w:bidi="en_US"/>
+        </w:rPr>
         <w:t>"Demetrius"</w:t>
       </w:r>
     </w:p>
@@ -5012,6 +5657,21 @@
           <w:b/>
           <w:lang w:val="en_US" w:bidi="en_US"/>
         </w:rPr>
+        <w:t>ὑπὸ πάντων</w:t>
+      </w:r>
+    </w:p>
+    <w:p>
+      <w:pPr/>
+      <w:r>
+        <w:rPr>
+          <w:lang w:val="en_US" w:bidi="en_US"/>
+        </w:rPr>
+      </w:r>
+      <w:r>
+        <w:rPr>
+          <w:b/>
+          <w:lang w:val="en_US" w:bidi="en_US"/>
+        </w:rPr>
         <w:t>"by all"</w:t>
       </w:r>
     </w:p>
@@ -5108,6 +5768,21 @@
           <w:b/>
           <w:lang w:val="en_US" w:bidi="en_US"/>
         </w:rPr>
+        <w:t>καὶ ὑπὸ αὐτῆς τῆς ἀληθείας</w:t>
+      </w:r>
+    </w:p>
+    <w:p>
+      <w:pPr/>
+      <w:r>
+        <w:rPr>
+          <w:lang w:val="en_US" w:bidi="en_US"/>
+        </w:rPr>
+      </w:r>
+      <w:r>
+        <w:rPr>
+          <w:b/>
+          <w:lang w:val="en_US" w:bidi="en_US"/>
+        </w:rPr>
         <w:t>"and by the truth itself"</w:t>
       </w:r>
     </w:p>
@@ -5191,6 +5866,21 @@
           <w:b/>
           <w:lang w:val="en_US" w:bidi="en_US"/>
         </w:rPr>
+        <w:t>ὑπὸ αὐτῆς τῆς ἀληθείας</w:t>
+      </w:r>
+    </w:p>
+    <w:p>
+      <w:pPr/>
+      <w:r>
+        <w:rPr>
+          <w:lang w:val="en_US" w:bidi="en_US"/>
+        </w:rPr>
+      </w:r>
+      <w:r>
+        <w:rPr>
+          <w:b/>
+          <w:lang w:val="en_US" w:bidi="en_US"/>
+        </w:rPr>
         <w:t>"by the truth itself"</w:t>
       </w:r>
     </w:p>
@@ -5287,6 +5977,21 @@
           <w:b/>
           <w:lang w:val="en_US" w:bidi="en_US"/>
         </w:rPr>
+        <w:t>ὑπὸ αὐτῆς τῆς ἀληθείας</w:t>
+      </w:r>
+    </w:p>
+    <w:p>
+      <w:pPr/>
+      <w:r>
+        <w:rPr>
+          <w:lang w:val="en_US" w:bidi="en_US"/>
+        </w:rPr>
+      </w:r>
+      <w:r>
+        <w:rPr>
+          <w:b/>
+          <w:lang w:val="en_US" w:bidi="en_US"/>
+        </w:rPr>
         <w:t>"by the truth itself"</w:t>
       </w:r>
     </w:p>
@@ -5383,6 +6088,21 @@
           <w:b/>
           <w:lang w:val="en_US" w:bidi="en_US"/>
         </w:rPr>
+        <w:t>καὶ ἡμεῖς &amp; μαρτυροῦμεν</w:t>
+      </w:r>
+    </w:p>
+    <w:p>
+      <w:pPr/>
+      <w:r>
+        <w:rPr>
+          <w:lang w:val="en_US" w:bidi="en_US"/>
+        </w:rPr>
+      </w:r>
+      <w:r>
+        <w:rPr>
+          <w:b/>
+          <w:lang w:val="en_US" w:bidi="en_US"/>
+        </w:rPr>
         <w:t>"we ourselves also attest"</w:t>
       </w:r>
     </w:p>
@@ -5505,6 +6225,21 @@
           <w:b/>
           <w:lang w:val="en_US" w:bidi="en_US"/>
         </w:rPr>
+        <w:t>ἡμεῖς &amp; μαρτυροῦμεν &amp; ἡμῶν</w:t>
+      </w:r>
+    </w:p>
+    <w:p>
+      <w:pPr/>
+      <w:r>
+        <w:rPr>
+          <w:lang w:val="en_US" w:bidi="en_US"/>
+        </w:rPr>
+      </w:r>
+      <w:r>
+        <w:rPr>
+          <w:b/>
+          <w:lang w:val="en_US" w:bidi="en_US"/>
+        </w:rPr>
         <w:t>"we ourselves"</w:t>
       </w:r>
       <w:r>
@@ -5640,6 +6375,21 @@
           <w:b/>
           <w:lang w:val="en_US" w:bidi="en_US"/>
         </w:rPr>
+        <w:t>διὰ μέλανος καὶ καλάμου</w:t>
+      </w:r>
+    </w:p>
+    <w:p>
+      <w:pPr/>
+      <w:r>
+        <w:rPr>
+          <w:lang w:val="en_US" w:bidi="en_US"/>
+        </w:rPr>
+      </w:r>
+      <w:r>
+        <w:rPr>
+          <w:b/>
+          <w:lang w:val="en_US" w:bidi="en_US"/>
+        </w:rPr>
         <w:t>"with ink and pen"</w:t>
       </w:r>
     </w:p>
@@ -5736,6 +6486,21 @@
           <w:b/>
           <w:lang w:val="en_US" w:bidi="en_US"/>
         </w:rPr>
+        <w:t>στόμα πρὸς στόμα</w:t>
+      </w:r>
+    </w:p>
+    <w:p>
+      <w:pPr/>
+      <w:r>
+        <w:rPr>
+          <w:lang w:val="en_US" w:bidi="en_US"/>
+        </w:rPr>
+      </w:r>
+      <w:r>
+        <w:rPr>
+          <w:b/>
+          <w:lang w:val="en_US" w:bidi="en_US"/>
+        </w:rPr>
         <w:t>"mouth to mouth"</w:t>
       </w:r>
     </w:p>
@@ -5832,6 +6597,21 @@
           <w:b/>
           <w:lang w:val="en_US" w:bidi="en_US"/>
         </w:rPr>
+        <w:t>εἰρήνη σοι</w:t>
+      </w:r>
+    </w:p>
+    <w:p>
+      <w:pPr/>
+      <w:r>
+        <w:rPr>
+          <w:lang w:val="en_US" w:bidi="en_US"/>
+        </w:rPr>
+      </w:r>
+      <w:r>
+        <w:rPr>
+          <w:b/>
+          <w:lang w:val="en_US" w:bidi="en_US"/>
+        </w:rPr>
         <w:t>"Peace to you"</w:t>
       </w:r>
     </w:p>
@@ -5915,6 +6695,21 @@
           <w:b/>
           <w:lang w:val="en_US" w:bidi="en_US"/>
         </w:rPr>
+        <w:t>εἰρήνη σοι</w:t>
+      </w:r>
+    </w:p>
+    <w:p>
+      <w:pPr/>
+      <w:r>
+        <w:rPr>
+          <w:lang w:val="en_US" w:bidi="en_US"/>
+        </w:rPr>
+      </w:r>
+      <w:r>
+        <w:rPr>
+          <w:b/>
+          <w:lang w:val="en_US" w:bidi="en_US"/>
+        </w:rPr>
         <w:t>"Peace to you"</w:t>
       </w:r>
     </w:p>
@@ -6011,6 +6806,21 @@
           <w:b/>
           <w:lang w:val="en_US" w:bidi="en_US"/>
         </w:rPr>
+        <w:t>ἀσπάζονταί σε οἱ φίλοι</w:t>
+      </w:r>
+    </w:p>
+    <w:p>
+      <w:pPr/>
+      <w:r>
+        <w:rPr>
+          <w:lang w:val="en_US" w:bidi="en_US"/>
+        </w:rPr>
+      </w:r>
+      <w:r>
+        <w:rPr>
+          <w:b/>
+          <w:lang w:val="en_US" w:bidi="en_US"/>
+        </w:rPr>
         <w:t>"The friends greet you"</w:t>
       </w:r>
     </w:p>
@@ -6107,6 +6917,21 @@
           <w:b/>
           <w:lang w:val="en_US" w:bidi="en_US"/>
         </w:rPr>
+        <w:t>ἀσπάζου τοὺς φίλους</w:t>
+      </w:r>
+    </w:p>
+    <w:p>
+      <w:pPr/>
+      <w:r>
+        <w:rPr>
+          <w:lang w:val="en_US" w:bidi="en_US"/>
+        </w:rPr>
+      </w:r>
+      <w:r>
+        <w:rPr>
+          <w:b/>
+          <w:lang w:val="en_US" w:bidi="en_US"/>
+        </w:rPr>
         <w:t>"Greet the friends"</w:t>
       </w:r>
     </w:p>
@@ -6189,6 +7014,21 @@
         <w:rPr>
           <w:lang w:val="en_US" w:bidi="en_US"/>
         </w:rPr>
+      </w:r>
+    </w:p>
+    <w:p>
+      <w:pPr/>
+      <w:r>
+        <w:rPr>
+          <w:lang w:val="en_US" w:bidi="en_US"/>
+        </w:rPr>
+      </w:r>
+      <w:r>
+        <w:rPr>
+          <w:b/>
+          <w:lang w:val="en_US" w:bidi="en_US"/>
+        </w:rPr>
+        <w:t>κατ’ ὄνομα</w:t>
       </w:r>
     </w:p>
     <w:p>

--- a/eng/docx/64.content.docx
+++ b/eng/docx/64.content.docx
@@ -28,49 +28,15 @@
       </w:r>
     </w:p>
     <w:p>
-      <w:pPr>
-        <w:pStyle w:val="Heading2"/>
-      </w:pPr>
-      <w:r>
-        <w:rPr>
-          <w:lang w:val="en_US" w:bidi="en_US"/>
-        </w:rPr>
-        <w:t>License Information</w:t>
-      </w:r>
-      <w:r>
-        <w:rPr>
-          <w:lang w:val="en_US" w:bidi="en_US"/>
-        </w:rPr>
-      </w:r>
-    </w:p>
-    <w:p>
-      <w:pPr/>
-      <w:r>
-        <w:rPr>
-          <w:lang w:val="en_US" w:bidi="en_US"/>
-        </w:rPr>
-      </w:r>
-      <w:r>
-        <w:rPr>
-          <w:b/>
-          <w:lang w:val="en_US" w:bidi="en_US"/>
-        </w:rPr>
-        <w:t>Translation Notes (unfoldingWord)</w:t>
-      </w:r>
-      <w:r>
-        <w:rPr>
-          <w:lang w:val="en_US" w:bidi="en_US"/>
-        </w:rPr>
-        <w:t xml:space="preserve"> is based on</w:t>
-      </w:r>
-      <w:r>
-        <w:rPr>
-          <w:lang w:val="en_US" w:bidi="en_US"/>
-        </w:rPr>
-        <w:t xml:space="preserve">: </w:t>
-      </w:r>
-      <w:r>
-        <w:rPr>
+      <w:pPr/>
+      <w:r>
+        <w:rPr>
+          <w:lang w:val="en_US" w:bidi="en_US"/>
+        </w:rPr>
+      </w:r>
+      <w:r>
+        <w:rPr>
+          <w:b/>
           <w:lang w:val="en_US" w:bidi="en_US"/>
         </w:rPr>
         <w:t>unfoldingWord® Translation Notes</w:t>
@@ -79,62 +45,31 @@
         <w:rPr>
           <w:lang w:val="en_US" w:bidi="en_US"/>
         </w:rPr>
-        <w:t xml:space="preserve">, </w:t>
-      </w:r>
-      <w:hyperlink r:id="rId13">
-        <w:r>
-          <w:rPr>
-            <w:lang w:val="en_US" w:bidi="en_US"/>
-          </w:rPr>
-          <w:rPr>
-            <w:color w:val="0000EE"/>
-            <w:u w:val="single"/>
-          </w:rPr>
-          <w:t>unfoldingWord</w:t>
-        </w:r>
-      </w:hyperlink>
-      <w:r>
-        <w:rPr>
-          <w:lang w:val="en_US" w:bidi="en_US"/>
-        </w:rPr>
-        <w:t xml:space="preserve">, 2022, which is licensed under a </w:t>
-      </w:r>
-      <w:hyperlink r:id="rId14">
-        <w:r>
-          <w:rPr>
-            <w:lang w:val="en_US" w:bidi="en_US"/>
-          </w:rPr>
-          <w:rPr>
-            <w:color w:val="0000EE"/>
-            <w:u w:val="single"/>
-          </w:rPr>
-          <w:t>CC BY-SA 4.0 license</w:t>
-        </w:r>
-      </w:hyperlink>
-      <w:r>
-        <w:rPr>
-          <w:lang w:val="en_US" w:bidi="en_US"/>
-        </w:rPr>
-        <w:t>.</w:t>
-      </w:r>
-      <w:r>
-        <w:rPr>
-          <w:lang w:val="en_US" w:bidi="en_US"/>
-        </w:rPr>
-      </w:r>
-    </w:p>
-    <w:p>
-      <w:pPr/>
-      <w:r>
-        <w:rPr>
-          <w:lang w:val="en_US" w:bidi="en_US"/>
-        </w:rPr>
-      </w:r>
-      <w:r>
-        <w:rPr>
-          <w:lang w:val="en_US" w:bidi="en_US"/>
-        </w:rPr>
-        <w:t>This PDF version is provided under the same license.</w:t>
+        <w:t xml:space="preserve"> © 2022 unfoldingWord. Released under CC BY-SA 4.0 license. </w:t>
+      </w:r>
+      <w:r>
+        <w:rPr>
+          <w:lang w:val="en_US" w:bidi="en_US"/>
+        </w:rPr>
+        <w:t>unfoldingWord® Translation Notes</w:t>
+      </w:r>
+      <w:r>
+        <w:rPr>
+          <w:lang w:val="en_US" w:bidi="en_US"/>
+        </w:rPr>
+        <w:t xml:space="preserve"> has been adapted in the following languages: Tok Pisin, Arabic (عربي), French (Français), Hindi (हिंदी), Indonesian (Bahasa Indonesia), Portuguese (Português), Russian (Русский), Spanish (Español), Swahili (Kiswahili), and Simplified Chinese (简体中文) from </w:t>
+      </w:r>
+      <w:r>
+        <w:rPr>
+          <w:lang w:val="en_US" w:bidi="en_US"/>
+        </w:rPr>
+        <w:t>unfoldingWord® Translation Notes</w:t>
+      </w:r>
+      <w:r>
+        <w:rPr>
+          <w:lang w:val="en_US" w:bidi="en_US"/>
+        </w:rPr>
+        <w:t xml:space="preserve"> © 2022 unfoldingWord. Released under CC BY-SA 4.0 license by Mission Mutual</w:t>
       </w:r>
       <w:r>
         <w:rPr>

--- a/eng/docx/64.content.docx
+++ b/eng/docx/64.content.docx
@@ -141,13 +141,6 @@
         <w:rPr>
           <w:lang w:val="en_US" w:bidi="en_US"/>
         </w:rPr>
-      </w:r>
-      <w:r>
-        <w:rPr>
-          <w:i/>
-          <w:lang w:val="en_US" w:bidi="en_US"/>
-        </w:rPr>
-        <w:t>3 John - Introduction, 3 John 1:1 (#1), 3 John 1:1 (#2), 3 John 1:1 (#3), 3 John 1:3 (#1), 3 John 1:3 (#2), 3 John 1:3 (#3), 3 John 1:3 (#4), 3 John 1:4 (#1), 3 John 1:4 (#2), 3 John 1:4 (#3), 3 John 1:4 (#4), 3 John 1:5 (#1), 3 John 1:6 (#1), 3 John 1:6 (#2), 3 John 1:6–7 (#1), 3 John 1:7 (#1), 3 John 1:7 (#2), 3 John 1:7 (#3), 3 John 1:8 (#1), 3 John 1:8 (#2), 3 John 1:8 (#3), 3 John 1:8 (#4), 3 John 1:8 (#5), 3 John 1:8 (#6), 3 John 1:8 (#7), 3 John 1:9 (#1), 3 John 1:9 (#2), 3 John 1:9 (#3), 3 John 1:9 (#4), 3 John 1:9 (#5), 3 John 1:9 (#6), 3 John 1:10 (#1), 3 John 1:10 (#2), 3 John 1:10 (#3), 3 John 1:10 (#4), 3 John 1:10 (#5), 3 John 1:10 (#6), 3 John 1:10 (#7), 3 John 1:11 (#1), 3 John 1:11 (#2), 3 John 1:11 (#3), 3 John 1:12 (#1), 3 John 1:12 (#2), 3 John 1:12 (#3), 3 John 1:12 (#4), 3 John 1:12 (#5), 3 John 1:12 (#6), 3 John 1:12 (#7), 3 John 1:12 (#8), 3 John 1:13 (#1), 3 John 1:14 (#1), 3 John 1:15 (#1), 3 John 1:15 (#2), 3 John 1:15 (#3), 3 John 1:15 (#4), 3 John 1:15 (#5)</w:t>
       </w:r>
       <w:r>
         <w:rPr>

--- a/eng/docx/64.content.docx
+++ b/eng/docx/64.content.docx
@@ -128,19 +128,6 @@
           <w:lang w:val="en_US" w:bidi="en_US"/>
         </w:rPr>
         <w:t>3JN</w:t>
-      </w:r>
-      <w:r>
-        <w:rPr>
-          <w:lang w:val="en_US" w:bidi="en_US"/>
-        </w:rPr>
-      </w:r>
-    </w:p>
-    <w:p>
-      <w:pPr/>
-      <w:r>
-        <w:rPr>
-          <w:lang w:val="en_US" w:bidi="en_US"/>
-        </w:rPr>
       </w:r>
       <w:r>
         <w:rPr>

--- a/eng/docx/64.content.docx
+++ b/eng/docx/64.content.docx
@@ -19,7 +19,7 @@
         <w:rPr>
           <w:lang w:val="en_US" w:bidi="en_US"/>
         </w:rPr>
-        <w:t>Resource: Translation Notes (unfoldingWord)</w:t>
+        <w:t>Resource: unfoldingWord® Translation Notes</w:t>
       </w:r>
       <w:r>
         <w:rPr>
@@ -90,7 +90,7 @@
         <w:rPr>
           <w:lang w:val="en_US" w:bidi="en_US"/>
         </w:rPr>
-        <w:t>Translation Notes (unfoldingWord)</w:t>
+        <w:t>unfoldingWord® Translation Notes</w:t>
       </w:r>
     </w:p>
     <w:p>

--- a/eng/docx/64.content.docx
+++ b/eng/docx/64.content.docx
@@ -1457,7 +1457,7 @@
           <w:b/>
           <w:lang w:val="en_US" w:bidi="en_US"/>
         </w:rPr>
-        <w:t>ἀληθείᾳ &amp; ἀληθείᾳ</w:t>
+        <w:t>τῇ ἀληθείᾳ &amp; ἀληθείᾳ</w:t>
       </w:r>
     </w:p>
     <w:p>
